--- a/Coding 2 - year/Unit 5 - Sorting Searching & Recursion/Daily Lesson Plans/Word/Day 25.docx
+++ b/Coding 2 - year/Unit 5 - Sorting Searching & Recursion/Daily Lesson Plans/Word/Day 25.docx
@@ -50,12 +50,15 @@
               </w:rPr>
               <w:t xml:space="preserve">Coding II — Full Year</w:t>
             </w:r>
-          </w:p>
-          <w:p>
-            <w:pPr>
-              <w:spacing w:before="40"/>
-              <w:jc w:val="center"/>
-            </w:pPr>
+            <w:r>
+              <w:rPr>
+                <w:rFonts w:ascii="Arial" w:cs="Arial" w:eastAsia="Arial" w:hAnsi="Arial"/>
+                <w:sz w:val="16"/>
+                <w:szCs w:val="16"/>
+              </w:rPr>
+              <w:br/>
+              <w:t xml:space="preserve"/>
+            </w:r>
             <w:r>
               <w:rPr>
                 <w:rFonts w:ascii="Arial" w:cs="Arial" w:eastAsia="Arial" w:hAnsi="Arial"/>
@@ -83,7 +86,7 @@
           <w:rFonts w:ascii="Arial" w:cs="Arial" w:eastAsia="Arial" w:hAnsi="Arial"/>
           <w:b/>
           <w:bCs/>
-          <w:color w:val="0D3B1F"/>
+          <w:color w:val="1B7A4A"/>
           <w:sz w:val="32"/>
           <w:szCs w:val="32"/>
         </w:rPr>
@@ -261,9 +264,9 @@
               <w:right w:val="single" w:color="CCCCCC" w:sz="1"/>
             </w:tcBorders>
             <w:tcMar>
-              <w:top w:type="dxa" w:w="60"/>
+              <w:top w:type="dxa" w:w="80"/>
               <w:left w:type="dxa" w:w="120"/>
-              <w:bottom w:type="dxa" w:w="60"/>
+              <w:bottom w:type="dxa" w:w="80"/>
               <w:right w:type="dxa" w:w="120"/>
             </w:tcMar>
           </w:tcPr>
@@ -290,20 +293,213 @@
               <w:right w:val="single" w:color="CCCCCC" w:sz="1"/>
             </w:tcBorders>
             <w:tcMar>
-              <w:top w:type="dxa" w:w="60"/>
+              <w:top w:type="dxa" w:w="80"/>
               <w:left w:type="dxa" w:w="120"/>
-              <w:bottom w:type="dxa" w:w="60"/>
+              <w:bottom w:type="dxa" w:w="80"/>
               <w:right w:type="dxa" w:w="120"/>
             </w:tcMar>
           </w:tcPr>
           <w:p>
-            <w:r>
-              <w:rPr>
-                <w:rFonts w:ascii="Arial" w:cs="Arial" w:eastAsia="Arial" w:hAnsi="Arial"/>
-                <w:sz w:val="20"/>
-                <w:szCs w:val="20"/>
+            <w:pPr>
+              <w:spacing w:after="80" w:before="80"/>
+            </w:pPr>
+            <w:r>
+              <w:rPr>
+                <w:rFonts w:ascii="Arial" w:cs="Arial" w:eastAsia="Arial" w:hAnsi="Arial"/>
+                <w:b/>
+                <w:bCs/>
+                <w:i w:val="false"/>
+                <w:iCs w:val="false"/>
+                <w:color w:val="000000"/>
+                <w:sz w:val="22"/>
+                <w:szCs w:val="22"/>
               </w:rPr>
               <w:t xml:space="preserve">Bell Ringer / Review</w:t>
+            </w:r>
+            <w:r>
+              <w:rPr>
+                <w:rFonts w:ascii="Arial" w:cs="Arial" w:eastAsia="Arial" w:hAnsi="Arial"/>
+                <w:sz w:val="20"/>
+                <w:szCs w:val="20"/>
+              </w:rPr>
+              <w:br/>
+              <w:t xml:space="preserve"/>
+            </w:r>
+            <w:r>
+              <w:rPr>
+                <w:rFonts w:ascii="Arial" w:cs="Arial" w:eastAsia="Arial" w:hAnsi="Arial"/>
+                <w:sz w:val="20"/>
+                <w:szCs w:val="20"/>
+              </w:rPr>
+              <w:br/>
+              <w:t xml:space="preserve"/>
+            </w:r>
+            <w:r>
+              <w:rPr>
+                <w:rFonts w:ascii="Arial" w:cs="Arial" w:eastAsia="Arial" w:hAnsi="Arial"/>
+                <w:b/>
+                <w:bCs/>
+                <w:i w:val="false"/>
+                <w:iCs w:val="false"/>
+                <w:color w:val="000000"/>
+                <w:sz w:val="20"/>
+                <w:szCs w:val="20"/>
+              </w:rPr>
+              <w:t xml:space="preserve">Quick Write </w:t>
+            </w:r>
+            <w:r>
+              <w:rPr>
+                <w:rFonts w:ascii="Arial" w:cs="Arial" w:eastAsia="Arial" w:hAnsi="Arial"/>
+                <w:b w:val="false"/>
+                <w:bCs w:val="false"/>
+                <w:i w:val="false"/>
+                <w:iCs w:val="false"/>
+                <w:color w:val="000000"/>
+                <w:sz w:val="20"/>
+                <w:szCs w:val="20"/>
+              </w:rPr>
+              <w:t xml:space="preserve">(3 min — written or verbal):</w:t>
+            </w:r>
+            <w:r>
+              <w:rPr>
+                <w:rFonts w:ascii="Arial" w:cs="Arial" w:eastAsia="Arial" w:hAnsi="Arial"/>
+                <w:sz w:val="20"/>
+                <w:szCs w:val="20"/>
+              </w:rPr>
+              <w:br/>
+              <w:t xml:space="preserve"/>
+            </w:r>
+            <w:r>
+              <w:rPr>
+                <w:rFonts w:ascii="Arial" w:cs="Arial" w:eastAsia="Arial" w:hAnsi="Arial"/>
+                <w:b w:val="false"/>
+                <w:bCs w:val="false"/>
+                <w:i w:val="false"/>
+                <w:iCs w:val="false"/>
+                <w:color w:val="000000"/>
+                <w:sz w:val="20"/>
+                <w:szCs w:val="20"/>
+              </w:rPr>
+              <w:t xml:space="preserve">    In your own words: Benchmark sorting algorithms on various data types and analyze performance scaling?</w:t>
+            </w:r>
+            <w:r>
+              <w:rPr>
+                <w:rFonts w:ascii="Arial" w:cs="Arial" w:eastAsia="Arial" w:hAnsi="Arial"/>
+                <w:sz w:val="20"/>
+                <w:szCs w:val="20"/>
+              </w:rPr>
+              <w:br/>
+              <w:t xml:space="preserve"/>
+            </w:r>
+            <w:r>
+              <w:rPr>
+                <w:rFonts w:ascii="Arial" w:cs="Arial" w:eastAsia="Arial" w:hAnsi="Arial"/>
+                <w:sz w:val="20"/>
+                <w:szCs w:val="20"/>
+              </w:rPr>
+              <w:br/>
+              <w:t xml:space="preserve"/>
+            </w:r>
+            <w:r>
+              <w:rPr>
+                <w:rFonts w:ascii="Arial" w:cs="Arial" w:eastAsia="Arial" w:hAnsi="Arial"/>
+                <w:b/>
+                <w:bCs/>
+                <w:i w:val="false"/>
+                <w:iCs w:val="false"/>
+                <w:color w:val="000000"/>
+                <w:sz w:val="20"/>
+                <w:szCs w:val="20"/>
+              </w:rPr>
+              <w:t xml:space="preserve">Vocabulary Preview — </w:t>
+            </w:r>
+            <w:r>
+              <w:rPr>
+                <w:rFonts w:ascii="Arial" w:cs="Arial" w:eastAsia="Arial" w:hAnsi="Arial"/>
+                <w:b w:val="false"/>
+                <w:bCs w:val="false"/>
+                <w:i w:val="false"/>
+                <w:iCs w:val="false"/>
+                <w:color w:val="000000"/>
+                <w:sz w:val="20"/>
+                <w:szCs w:val="20"/>
+              </w:rPr>
+              <w:t xml:space="preserve">terms we'll use today:</w:t>
+            </w:r>
+            <w:r>
+              <w:rPr>
+                <w:rFonts w:ascii="Arial" w:cs="Arial" w:eastAsia="Arial" w:hAnsi="Arial"/>
+                <w:sz w:val="20"/>
+                <w:szCs w:val="20"/>
+              </w:rPr>
+              <w:br/>
+              <w:t xml:space="preserve"/>
+            </w:r>
+            <w:r>
+              <w:rPr>
+                <w:rFonts w:ascii="Arial" w:cs="Arial" w:eastAsia="Arial" w:hAnsi="Arial"/>
+                <w:b w:val="false"/>
+                <w:bCs w:val="false"/>
+                <w:i w:val="false"/>
+                <w:iCs w:val="false"/>
+                <w:color w:val="000000"/>
+                <w:sz w:val="20"/>
+                <w:szCs w:val="20"/>
+              </w:rPr>
+              <w:t xml:space="preserve">    • Benchmarking Strategy   •   Data Types to Test</w:t>
+            </w:r>
+            <w:r>
+              <w:rPr>
+                <w:rFonts w:ascii="Arial" w:cs="Arial" w:eastAsia="Arial" w:hAnsi="Arial"/>
+                <w:sz w:val="20"/>
+                <w:szCs w:val="20"/>
+              </w:rPr>
+              <w:br/>
+              <w:t xml:space="preserve"/>
+            </w:r>
+            <w:r>
+              <w:rPr>
+                <w:rFonts w:ascii="Arial" w:cs="Arial" w:eastAsia="Arial" w:hAnsi="Arial"/>
+                <w:sz w:val="20"/>
+                <w:szCs w:val="20"/>
+              </w:rPr>
+              <w:br/>
+              <w:t xml:space="preserve"/>
+            </w:r>
+            <w:r>
+              <w:rPr>
+                <w:rFonts w:ascii="Arial" w:cs="Arial" w:eastAsia="Arial" w:hAnsi="Arial"/>
+                <w:b w:val="false"/>
+                <w:bCs w:val="false"/>
+                <w:i/>
+                <w:iCs/>
+                <w:color w:val="444444"/>
+                <w:sz w:val="20"/>
+                <w:szCs w:val="20"/>
+              </w:rPr>
+              <w:t xml:space="preserve">Today's Goal: By the end of class you will be able to benchmark sorting algorithms on various data types and analyze performance scaling.</w:t>
+            </w:r>
+            <w:r>
+              <w:rPr>
+                <w:rFonts w:ascii="Arial" w:cs="Arial" w:eastAsia="Arial" w:hAnsi="Arial"/>
+                <w:sz w:val="20"/>
+                <w:szCs w:val="20"/>
+              </w:rPr>
+              <w:br/>
+              <w:t xml:space="preserve"/>
+            </w:r>
+            <w:r>
+              <w:rPr>
+                <w:rFonts w:ascii="Arial" w:cs="Arial" w:eastAsia="Arial" w:hAnsi="Arial"/>
+                <w:b w:val="false"/>
+                <w:bCs w:val="false"/>
+                <w:i/>
+                <w:iCs/>
+                <w:color w:val="555555"/>
+                <w:sz w:val="20"/>
+                <w:szCs w:val="20"/>
+              </w:rPr>
+              <w:t xml:space="preserve">→ Pair-share your response, then 2–3 students share with the class.</w:t>
             </w:r>
           </w:p>
         </w:tc>
@@ -319,9 +515,9 @@
               <w:right w:val="single" w:color="CCCCCC" w:sz="1"/>
             </w:tcBorders>
             <w:tcMar>
-              <w:top w:type="dxa" w:w="60"/>
+              <w:top w:type="dxa" w:w="80"/>
               <w:left w:type="dxa" w:w="120"/>
-              <w:bottom w:type="dxa" w:w="60"/>
+              <w:bottom w:type="dxa" w:w="80"/>
               <w:right w:type="dxa" w:w="120"/>
             </w:tcMar>
           </w:tcPr>
@@ -348,20 +544,402 @@
               <w:right w:val="single" w:color="CCCCCC" w:sz="1"/>
             </w:tcBorders>
             <w:tcMar>
-              <w:top w:type="dxa" w:w="60"/>
+              <w:top w:type="dxa" w:w="80"/>
               <w:left w:type="dxa" w:w="120"/>
-              <w:bottom w:type="dxa" w:w="60"/>
+              <w:bottom w:type="dxa" w:w="80"/>
               <w:right w:type="dxa" w:w="120"/>
             </w:tcMar>
           </w:tcPr>
           <w:p>
-            <w:r>
-              <w:rPr>
-                <w:rFonts w:ascii="Arial" w:cs="Arial" w:eastAsia="Arial" w:hAnsi="Arial"/>
-                <w:sz w:val="20"/>
-                <w:szCs w:val="20"/>
-              </w:rPr>
-              <w:t xml:space="preserve">Mini Lesson: Sorting Project Benchmarking &amp; Data Generation</w:t>
+            <w:pPr>
+              <w:spacing w:after="80" w:before="80"/>
+            </w:pPr>
+            <w:r>
+              <w:rPr>
+                <w:rFonts w:ascii="Arial" w:cs="Arial" w:eastAsia="Arial" w:hAnsi="Arial"/>
+                <w:b/>
+                <w:bCs/>
+                <w:i w:val="false"/>
+                <w:iCs w:val="false"/>
+                <w:color w:val="000000"/>
+                <w:sz w:val="22"/>
+                <w:szCs w:val="22"/>
+              </w:rPr>
+              <w:t xml:space="preserve">Mini Lesson: </w:t>
+            </w:r>
+            <w:r>
+              <w:rPr>
+                <w:rFonts w:ascii="Arial" w:cs="Arial" w:eastAsia="Arial" w:hAnsi="Arial"/>
+                <w:b w:val="false"/>
+                <w:bCs w:val="false"/>
+                <w:i w:val="false"/>
+                <w:iCs w:val="false"/>
+                <w:color w:val="000000"/>
+                <w:sz w:val="22"/>
+                <w:szCs w:val="22"/>
+              </w:rPr>
+              <w:t xml:space="preserve">Sorting Project Benchmarking &amp; Data Generation</w:t>
+            </w:r>
+            <w:r>
+              <w:rPr>
+                <w:rFonts w:ascii="Arial" w:cs="Arial" w:eastAsia="Arial" w:hAnsi="Arial"/>
+                <w:sz w:val="20"/>
+                <w:szCs w:val="20"/>
+              </w:rPr>
+              <w:br/>
+              <w:t xml:space="preserve"/>
+            </w:r>
+            <w:r>
+              <w:rPr>
+                <w:rFonts w:ascii="Arial" w:cs="Arial" w:eastAsia="Arial" w:hAnsi="Arial"/>
+                <w:sz w:val="20"/>
+                <w:szCs w:val="20"/>
+              </w:rPr>
+              <w:br/>
+              <w:t xml:space="preserve"/>
+            </w:r>
+            <w:r>
+              <w:rPr>
+                <w:rFonts w:ascii="Arial" w:cs="Arial" w:eastAsia="Arial" w:hAnsi="Arial"/>
+                <w:b/>
+                <w:bCs/>
+                <w:i/>
+                <w:iCs/>
+                <w:color w:val="000000"/>
+                <w:sz w:val="20"/>
+                <w:szCs w:val="20"/>
+              </w:rPr>
+              <w:t xml:space="preserve">Learning Target: </w:t>
+            </w:r>
+            <w:r>
+              <w:rPr>
+                <w:rFonts w:ascii="Arial" w:cs="Arial" w:eastAsia="Arial" w:hAnsi="Arial"/>
+                <w:b w:val="false"/>
+                <w:bCs w:val="false"/>
+                <w:i/>
+                <w:iCs/>
+                <w:color w:val="333333"/>
+                <w:sz w:val="20"/>
+                <w:szCs w:val="20"/>
+              </w:rPr>
+              <w:t xml:space="preserve">I can benchmark sorting algorithms on various data types and analyze performance scaling.</w:t>
+            </w:r>
+            <w:r>
+              <w:rPr>
+                <w:rFonts w:ascii="Arial" w:cs="Arial" w:eastAsia="Arial" w:hAnsi="Arial"/>
+                <w:sz w:val="20"/>
+                <w:szCs w:val="20"/>
+              </w:rPr>
+              <w:br/>
+              <w:t xml:space="preserve"/>
+            </w:r>
+            <w:r>
+              <w:rPr>
+                <w:rFonts w:ascii="Arial" w:cs="Arial" w:eastAsia="Arial" w:hAnsi="Arial"/>
+                <w:sz w:val="20"/>
+                <w:szCs w:val="20"/>
+              </w:rPr>
+              <w:br/>
+              <w:t xml:space="preserve"/>
+            </w:r>
+            <w:r>
+              <w:rPr>
+                <w:rFonts w:ascii="Arial" w:cs="Arial" w:eastAsia="Arial" w:hAnsi="Arial"/>
+                <w:b w:val="false"/>
+                <w:bCs w:val="false"/>
+                <w:i w:val="false"/>
+                <w:iCs w:val="false"/>
+                <w:color w:val="000000"/>
+                <w:sz w:val="20"/>
+                <w:szCs w:val="20"/>
+              </w:rPr>
+              <w:t xml:space="preserve">1. Generate multiple data types</w:t>
+            </w:r>
+            <w:r>
+              <w:rPr>
+                <w:rFonts w:ascii="Arial" w:cs="Arial" w:eastAsia="Arial" w:hAnsi="Arial"/>
+                <w:sz w:val="20"/>
+                <w:szCs w:val="20"/>
+              </w:rPr>
+              <w:br/>
+              <w:t xml:space="preserve"/>
+            </w:r>
+            <w:r>
+              <w:rPr>
+                <w:rFonts w:ascii="Arial" w:cs="Arial" w:eastAsia="Arial" w:hAnsi="Arial"/>
+                <w:b w:val="false"/>
+                <w:bCs w:val="false"/>
+                <w:i w:val="false"/>
+                <w:iCs w:val="false"/>
+                <w:color w:val="000000"/>
+                <w:sz w:val="20"/>
+                <w:szCs w:val="20"/>
+              </w:rPr>
+              <w:t xml:space="preserve">2. Test on various sizes (100, 1000, 10000+)</w:t>
+            </w:r>
+            <w:r>
+              <w:rPr>
+                <w:rFonts w:ascii="Arial" w:cs="Arial" w:eastAsia="Arial" w:hAnsi="Arial"/>
+                <w:sz w:val="20"/>
+                <w:szCs w:val="20"/>
+              </w:rPr>
+              <w:br/>
+              <w:t xml:space="preserve"/>
+            </w:r>
+            <w:r>
+              <w:rPr>
+                <w:rFonts w:ascii="Arial" w:cs="Arial" w:eastAsia="Arial" w:hAnsi="Arial"/>
+                <w:sz w:val="20"/>
+                <w:szCs w:val="20"/>
+              </w:rPr>
+              <w:br/>
+              <w:t xml:space="preserve"/>
+            </w:r>
+            <w:r>
+              <w:rPr>
+                <w:rFonts w:ascii="Arial" w:cs="Arial" w:eastAsia="Arial" w:hAnsi="Arial"/>
+                <w:b/>
+                <w:bCs/>
+                <w:i w:val="false"/>
+                <w:iCs w:val="false"/>
+                <w:color w:val="000000"/>
+                <w:sz w:val="20"/>
+                <w:szCs w:val="20"/>
+              </w:rPr>
+              <w:t xml:space="preserve">Key Concepts:</w:t>
+            </w:r>
+            <w:r>
+              <w:rPr>
+                <w:rFonts w:ascii="Arial" w:cs="Arial" w:eastAsia="Arial" w:hAnsi="Arial"/>
+                <w:sz w:val="20"/>
+                <w:szCs w:val="20"/>
+              </w:rPr>
+              <w:br/>
+              <w:t xml:space="preserve"/>
+            </w:r>
+            <w:r>
+              <w:rPr>
+                <w:rFonts w:ascii="Arial" w:cs="Arial" w:eastAsia="Arial" w:hAnsi="Arial"/>
+                <w:b w:val="false"/>
+                <w:bCs w:val="false"/>
+                <w:i w:val="false"/>
+                <w:iCs w:val="false"/>
+                <w:color w:val="000000"/>
+                <w:sz w:val="20"/>
+                <w:szCs w:val="20"/>
+              </w:rPr>
+              <w:t xml:space="preserve">    • Random: Completely unsorted</w:t>
+            </w:r>
+            <w:r>
+              <w:rPr>
+                <w:rFonts w:ascii="Arial" w:cs="Arial" w:eastAsia="Arial" w:hAnsi="Arial"/>
+                <w:sz w:val="20"/>
+                <w:szCs w:val="20"/>
+              </w:rPr>
+              <w:br/>
+              <w:t xml:space="preserve"/>
+            </w:r>
+            <w:r>
+              <w:rPr>
+                <w:rFonts w:ascii="Arial" w:cs="Arial" w:eastAsia="Arial" w:hAnsi="Arial"/>
+                <w:b w:val="false"/>
+                <w:bCs w:val="false"/>
+                <w:i w:val="false"/>
+                <w:iCs w:val="false"/>
+                <w:color w:val="000000"/>
+                <w:sz w:val="20"/>
+                <w:szCs w:val="20"/>
+              </w:rPr>
+              <w:t xml:space="preserve">    • Sorted: Already in order (best case for some)</w:t>
+            </w:r>
+            <w:r>
+              <w:rPr>
+                <w:rFonts w:ascii="Arial" w:cs="Arial" w:eastAsia="Arial" w:hAnsi="Arial"/>
+                <w:sz w:val="20"/>
+                <w:szCs w:val="20"/>
+              </w:rPr>
+              <w:br/>
+              <w:t xml:space="preserve"/>
+            </w:r>
+            <w:r>
+              <w:rPr>
+                <w:rFonts w:ascii="Arial" w:cs="Arial" w:eastAsia="Arial" w:hAnsi="Arial"/>
+                <w:b w:val="false"/>
+                <w:bCs w:val="false"/>
+                <w:i w:val="false"/>
+                <w:iCs w:val="false"/>
+                <w:color w:val="000000"/>
+                <w:sz w:val="20"/>
+                <w:szCs w:val="20"/>
+              </w:rPr>
+              <w:t xml:space="preserve">    • Reverse: Backwards order (worst case for some)</w:t>
+            </w:r>
+            <w:r>
+              <w:rPr>
+                <w:rFonts w:ascii="Arial" w:cs="Arial" w:eastAsia="Arial" w:hAnsi="Arial"/>
+                <w:sz w:val="20"/>
+                <w:szCs w:val="20"/>
+              </w:rPr>
+              <w:br/>
+              <w:t xml:space="preserve"/>
+            </w:r>
+            <w:r>
+              <w:rPr>
+                <w:rFonts w:ascii="Arial" w:cs="Arial" w:eastAsia="Arial" w:hAnsi="Arial"/>
+                <w:b w:val="false"/>
+                <w:bCs w:val="false"/>
+                <w:i w:val="false"/>
+                <w:iCs w:val="false"/>
+                <w:color w:val="000000"/>
+                <w:sz w:val="20"/>
+                <w:szCs w:val="20"/>
+              </w:rPr>
+              <w:t xml:space="preserve">    • Nearly Sorted: Mostly sorted with some swaps</w:t>
+            </w:r>
+            <w:r>
+              <w:rPr>
+                <w:rFonts w:ascii="Arial" w:cs="Arial" w:eastAsia="Arial" w:hAnsi="Arial"/>
+                <w:sz w:val="20"/>
+                <w:szCs w:val="20"/>
+              </w:rPr>
+              <w:br/>
+              <w:t xml:space="preserve"/>
+            </w:r>
+            <w:r>
+              <w:rPr>
+                <w:rFonts w:ascii="Arial" w:cs="Arial" w:eastAsia="Arial" w:hAnsi="Arial"/>
+                <w:b w:val="false"/>
+                <w:bCs w:val="false"/>
+                <w:i w:val="false"/>
+                <w:iCs w:val="false"/>
+                <w:color w:val="000000"/>
+                <w:sz w:val="20"/>
+                <w:szCs w:val="20"/>
+              </w:rPr>
+              <w:t xml:space="preserve">    • Few Unique: Many duplicate values</w:t>
+            </w:r>
+            <w:r>
+              <w:rPr>
+                <w:rFonts w:ascii="Arial" w:cs="Arial" w:eastAsia="Arial" w:hAnsi="Arial"/>
+                <w:sz w:val="20"/>
+                <w:szCs w:val="20"/>
+              </w:rPr>
+              <w:br/>
+              <w:t xml:space="preserve"/>
+            </w:r>
+            <w:r>
+              <w:rPr>
+                <w:rFonts w:ascii="Arial" w:cs="Arial" w:eastAsia="Arial" w:hAnsi="Arial"/>
+                <w:sz w:val="20"/>
+                <w:szCs w:val="20"/>
+              </w:rPr>
+              <w:br/>
+              <w:t xml:space="preserve"/>
+            </w:r>
+            <w:r>
+              <w:rPr>
+                <w:rFonts w:ascii="Arial" w:cs="Arial" w:eastAsia="Arial" w:hAnsi="Arial"/>
+                <w:b/>
+                <w:bCs/>
+                <w:i w:val="false"/>
+                <w:iCs w:val="false"/>
+                <w:color w:val="000000"/>
+                <w:sz w:val="20"/>
+                <w:szCs w:val="20"/>
+              </w:rPr>
+              <w:t xml:space="preserve">Vocabulary: </w:t>
+            </w:r>
+            <w:r>
+              <w:rPr>
+                <w:rFonts w:ascii="Arial" w:cs="Arial" w:eastAsia="Arial" w:hAnsi="Arial"/>
+                <w:b w:val="false"/>
+                <w:bCs w:val="false"/>
+                <w:i w:val="false"/>
+                <w:iCs w:val="false"/>
+                <w:color w:val="000000"/>
+                <w:sz w:val="20"/>
+                <w:szCs w:val="20"/>
+              </w:rPr>
+              <w:t xml:space="preserve">Benchmarking Strategy, Data Types to Test</w:t>
+            </w:r>
+            <w:r>
+              <w:rPr>
+                <w:rFonts w:ascii="Arial" w:cs="Arial" w:eastAsia="Arial" w:hAnsi="Arial"/>
+                <w:sz w:val="20"/>
+                <w:szCs w:val="20"/>
+              </w:rPr>
+              <w:br/>
+              <w:t xml:space="preserve"/>
+            </w:r>
+            <w:r>
+              <w:rPr>
+                <w:rFonts w:ascii="Arial" w:cs="Arial" w:eastAsia="Arial" w:hAnsi="Arial"/>
+                <w:sz w:val="20"/>
+                <w:szCs w:val="20"/>
+              </w:rPr>
+              <w:br/>
+              <w:t xml:space="preserve"/>
+            </w:r>
+            <w:r>
+              <w:rPr>
+                <w:rFonts w:ascii="Arial" w:cs="Arial" w:eastAsia="Arial" w:hAnsi="Arial"/>
+                <w:b/>
+                <w:bCs/>
+                <w:i/>
+                <w:iCs/>
+                <w:color w:val="555555"/>
+                <w:sz w:val="20"/>
+                <w:szCs w:val="20"/>
+              </w:rPr>
+              <w:t xml:space="preserve">→ Live Demo — </w:t>
+            </w:r>
+            <w:r>
+              <w:rPr>
+                <w:rFonts w:ascii="Arial" w:cs="Arial" w:eastAsia="Arial" w:hAnsi="Arial"/>
+                <w:b w:val="false"/>
+                <w:bCs w:val="false"/>
+                <w:i/>
+                <w:iCs/>
+                <w:color w:val="555555"/>
+                <w:sz w:val="20"/>
+                <w:szCs w:val="20"/>
+              </w:rPr>
+              <w:t xml:space="preserve">type examples as students follow along in their own editor.</w:t>
+            </w:r>
+            <w:r>
+              <w:rPr>
+                <w:rFonts w:ascii="Arial" w:cs="Arial" w:eastAsia="Arial" w:hAnsi="Arial"/>
+                <w:sz w:val="20"/>
+                <w:szCs w:val="20"/>
+              </w:rPr>
+              <w:br/>
+              <w:t xml:space="preserve"/>
+            </w:r>
+            <w:r>
+              <w:rPr>
+                <w:rFonts w:ascii="Arial" w:cs="Arial" w:eastAsia="Arial" w:hAnsi="Arial"/>
+                <w:b/>
+                <w:bCs/>
+                <w:i/>
+                <w:iCs/>
+                <w:color w:val="555555"/>
+                <w:sz w:val="20"/>
+                <w:szCs w:val="20"/>
+              </w:rPr>
+              <w:t xml:space="preserve">→ Check for Understanding: </w:t>
+            </w:r>
+            <w:r>
+              <w:rPr>
+                <w:rFonts w:ascii="Arial" w:cs="Arial" w:eastAsia="Arial" w:hAnsi="Arial"/>
+                <w:b w:val="false"/>
+                <w:bCs w:val="false"/>
+                <w:i/>
+                <w:iCs/>
+                <w:color w:val="555555"/>
+                <w:sz w:val="20"/>
+                <w:szCs w:val="20"/>
+              </w:rPr>
+              <w:t xml:space="preserve">pause and cold-call: “Can someone explain what we just did in their own words?”</w:t>
             </w:r>
           </w:p>
         </w:tc>
@@ -377,9 +955,9 @@
               <w:right w:val="single" w:color="CCCCCC" w:sz="1"/>
             </w:tcBorders>
             <w:tcMar>
-              <w:top w:type="dxa" w:w="60"/>
+              <w:top w:type="dxa" w:w="80"/>
               <w:left w:type="dxa" w:w="120"/>
-              <w:bottom w:type="dxa" w:w="60"/>
+              <w:bottom w:type="dxa" w:w="80"/>
               <w:right w:type="dxa" w:w="120"/>
             </w:tcMar>
           </w:tcPr>
@@ -406,20 +984,90 @@
               <w:right w:val="single" w:color="CCCCCC" w:sz="1"/>
             </w:tcBorders>
             <w:tcMar>
-              <w:top w:type="dxa" w:w="60"/>
+              <w:top w:type="dxa" w:w="80"/>
               <w:left w:type="dxa" w:w="120"/>
-              <w:bottom w:type="dxa" w:w="60"/>
+              <w:bottom w:type="dxa" w:w="80"/>
               <w:right w:type="dxa" w:w="120"/>
             </w:tcMar>
           </w:tcPr>
           <w:p>
-            <w:r>
-              <w:rPr>
-                <w:rFonts w:ascii="Arial" w:cs="Arial" w:eastAsia="Arial" w:hAnsi="Arial"/>
-                <w:sz w:val="20"/>
-                <w:szCs w:val="20"/>
+            <w:pPr>
+              <w:spacing w:after="80" w:before="80"/>
+            </w:pPr>
+            <w:r>
+              <w:rPr>
+                <w:rFonts w:ascii="Arial" w:cs="Arial" w:eastAsia="Arial" w:hAnsi="Arial"/>
+                <w:b/>
+                <w:bCs/>
+                <w:i w:val="false"/>
+                <w:iCs w:val="false"/>
+                <w:color w:val="000000"/>
+                <w:sz w:val="22"/>
+                <w:szCs w:val="22"/>
               </w:rPr>
               <w:t xml:space="preserve">Guided Practice</w:t>
+            </w:r>
+            <w:r>
+              <w:rPr>
+                <w:rFonts w:ascii="Arial" w:cs="Arial" w:eastAsia="Arial" w:hAnsi="Arial"/>
+                <w:sz w:val="20"/>
+                <w:szCs w:val="20"/>
+              </w:rPr>
+              <w:br/>
+              <w:t xml:space="preserve"/>
+            </w:r>
+            <w:r>
+              <w:rPr>
+                <w:rFonts w:ascii="Arial" w:cs="Arial" w:eastAsia="Arial" w:hAnsi="Arial"/>
+                <w:sz w:val="20"/>
+                <w:szCs w:val="20"/>
+              </w:rPr>
+              <w:br/>
+              <w:t xml:space="preserve"/>
+            </w:r>
+            <w:r>
+              <w:rPr>
+                <w:rFonts w:ascii="Arial" w:cs="Arial" w:eastAsia="Arial" w:hAnsi="Arial"/>
+                <w:b w:val="false"/>
+                <w:bCs w:val="false"/>
+                <w:i w:val="false"/>
+                <w:iCs w:val="false"/>
+                <w:color w:val="000000"/>
+                <w:sz w:val="20"/>
+                <w:szCs w:val="20"/>
+              </w:rPr>
+              <w:t xml:space="preserve">Activity 1: Predict Scaling</w:t>
+            </w:r>
+            <w:r>
+              <w:rPr>
+                <w:rFonts w:ascii="Arial" w:cs="Arial" w:eastAsia="Arial" w:hAnsi="Arial"/>
+                <w:sz w:val="20"/>
+                <w:szCs w:val="20"/>
+              </w:rPr>
+              <w:br/>
+              <w:t xml:space="preserve"/>
+            </w:r>
+            <w:r>
+              <w:rPr>
+                <w:rFonts w:ascii="Arial" w:cs="Arial" w:eastAsia="Arial" w:hAnsi="Arial"/>
+                <w:sz w:val="20"/>
+                <w:szCs w:val="20"/>
+              </w:rPr>
+              <w:br/>
+              <w:t xml:space="preserve"/>
+            </w:r>
+            <w:r>
+              <w:rPr>
+                <w:rFonts w:ascii="Arial" w:cs="Arial" w:eastAsia="Arial" w:hAnsi="Arial"/>
+                <w:b w:val="false"/>
+                <w:bCs w:val="false"/>
+                <w:i/>
+                <w:iCs/>
+                <w:color w:val="555555"/>
+                <w:sz w:val="20"/>
+                <w:szCs w:val="20"/>
+              </w:rPr>
+              <w:t xml:space="preserve">→ Teacher models — students try alongside, then compare results.</w:t>
             </w:r>
           </w:p>
         </w:tc>
@@ -435,9 +1083,9 @@
               <w:right w:val="single" w:color="CCCCCC" w:sz="1"/>
             </w:tcBorders>
             <w:tcMar>
-              <w:top w:type="dxa" w:w="60"/>
+              <w:top w:type="dxa" w:w="80"/>
               <w:left w:type="dxa" w:w="120"/>
-              <w:bottom w:type="dxa" w:w="60"/>
+              <w:bottom w:type="dxa" w:w="80"/>
               <w:right w:type="dxa" w:w="120"/>
             </w:tcMar>
           </w:tcPr>
@@ -450,7 +1098,7 @@
                 <w:sz w:val="20"/>
                 <w:szCs w:val="20"/>
               </w:rPr>
-              <w:t xml:space="preserve">15-20 min</w:t>
+              <w:t xml:space="preserve">15–20 min</w:t>
             </w:r>
           </w:p>
         </w:tc>
@@ -464,20 +1112,81 @@
               <w:right w:val="single" w:color="CCCCCC" w:sz="1"/>
             </w:tcBorders>
             <w:tcMar>
-              <w:top w:type="dxa" w:w="60"/>
+              <w:top w:type="dxa" w:w="80"/>
               <w:left w:type="dxa" w:w="120"/>
-              <w:bottom w:type="dxa" w:w="60"/>
+              <w:bottom w:type="dxa" w:w="80"/>
               <w:right w:type="dxa" w:w="120"/>
             </w:tcMar>
           </w:tcPr>
           <w:p>
-            <w:r>
-              <w:rPr>
-                <w:rFonts w:ascii="Arial" w:cs="Arial" w:eastAsia="Arial" w:hAnsi="Arial"/>
-                <w:sz w:val="20"/>
-                <w:szCs w:val="20"/>
+            <w:pPr>
+              <w:spacing w:after="80" w:before="80"/>
+            </w:pPr>
+            <w:r>
+              <w:rPr>
+                <w:rFonts w:ascii="Arial" w:cs="Arial" w:eastAsia="Arial" w:hAnsi="Arial"/>
+                <w:b/>
+                <w:bCs/>
+                <w:i w:val="false"/>
+                <w:iCs w:val="false"/>
+                <w:color w:val="000000"/>
+                <w:sz w:val="22"/>
+                <w:szCs w:val="22"/>
               </w:rPr>
               <w:t xml:space="preserve">Independent Practice / Code Along</w:t>
+            </w:r>
+            <w:r>
+              <w:rPr>
+                <w:rFonts w:ascii="Arial" w:cs="Arial" w:eastAsia="Arial" w:hAnsi="Arial"/>
+                <w:sz w:val="20"/>
+                <w:szCs w:val="20"/>
+              </w:rPr>
+              <w:br/>
+              <w:t xml:space="preserve"/>
+            </w:r>
+            <w:r>
+              <w:rPr>
+                <w:rFonts w:ascii="Arial" w:cs="Arial" w:eastAsia="Arial" w:hAnsi="Arial"/>
+                <w:b w:val="false"/>
+                <w:bCs w:val="false"/>
+                <w:i w:val="false"/>
+                <w:iCs w:val="false"/>
+                <w:color w:val="000000"/>
+                <w:sz w:val="20"/>
+                <w:szCs w:val="20"/>
+              </w:rPr>
+              <w:t xml:space="preserve">    Work through problems from the day's exercise set.</w:t>
+            </w:r>
+            <w:r>
+              <w:rPr>
+                <w:rFonts w:ascii="Arial" w:cs="Arial" w:eastAsia="Arial" w:hAnsi="Arial"/>
+                <w:sz w:val="20"/>
+                <w:szCs w:val="20"/>
+              </w:rPr>
+              <w:br/>
+              <w:t xml:space="preserve"/>
+            </w:r>
+            <w:r>
+              <w:rPr>
+                <w:rFonts w:ascii="Arial" w:cs="Arial" w:eastAsia="Arial" w:hAnsi="Arial"/>
+                <w:sz w:val="20"/>
+                <w:szCs w:val="20"/>
+              </w:rPr>
+              <w:br/>
+              <w:t xml:space="preserve"/>
+            </w:r>
+            <w:r>
+              <w:rPr>
+                <w:rFonts w:ascii="Arial" w:cs="Arial" w:eastAsia="Arial" w:hAnsi="Arial"/>
+                <w:b w:val="false"/>
+                <w:bCs w:val="false"/>
+                <w:i/>
+                <w:iCs/>
+                <w:color w:val="555555"/>
+                <w:sz w:val="20"/>
+                <w:szCs w:val="20"/>
+              </w:rPr>
+              <w:t xml:space="preserve">→ Teacher circulates — offer hints, check for understanding.</w:t>
             </w:r>
           </w:p>
         </w:tc>
@@ -493,9 +1202,9 @@
               <w:right w:val="single" w:color="CCCCCC" w:sz="1"/>
             </w:tcBorders>
             <w:tcMar>
-              <w:top w:type="dxa" w:w="60"/>
+              <w:top w:type="dxa" w:w="80"/>
               <w:left w:type="dxa" w:w="120"/>
-              <w:bottom w:type="dxa" w:w="60"/>
+              <w:bottom w:type="dxa" w:w="80"/>
               <w:right w:type="dxa" w:w="120"/>
             </w:tcMar>
           </w:tcPr>
@@ -522,20 +1231,90 @@
               <w:right w:val="single" w:color="CCCCCC" w:sz="1"/>
             </w:tcBorders>
             <w:tcMar>
-              <w:top w:type="dxa" w:w="60"/>
+              <w:top w:type="dxa" w:w="80"/>
               <w:left w:type="dxa" w:w="120"/>
-              <w:bottom w:type="dxa" w:w="60"/>
+              <w:bottom w:type="dxa" w:w="80"/>
               <w:right w:type="dxa" w:w="120"/>
             </w:tcMar>
           </w:tcPr>
           <w:p>
-            <w:r>
-              <w:rPr>
-                <w:rFonts w:ascii="Arial" w:cs="Arial" w:eastAsia="Arial" w:hAnsi="Arial"/>
-                <w:sz w:val="20"/>
-                <w:szCs w:val="20"/>
+            <w:pPr>
+              <w:spacing w:after="80" w:before="80"/>
+            </w:pPr>
+            <w:r>
+              <w:rPr>
+                <w:rFonts w:ascii="Arial" w:cs="Arial" w:eastAsia="Arial" w:hAnsi="Arial"/>
+                <w:b/>
+                <w:bCs/>
+                <w:i w:val="false"/>
+                <w:iCs w:val="false"/>
+                <w:color w:val="000000"/>
+                <w:sz w:val="22"/>
+                <w:szCs w:val="22"/>
               </w:rPr>
               <w:t xml:space="preserve">Exit Ticket / Wrap-Up</w:t>
+            </w:r>
+            <w:r>
+              <w:rPr>
+                <w:rFonts w:ascii="Arial" w:cs="Arial" w:eastAsia="Arial" w:hAnsi="Arial"/>
+                <w:sz w:val="20"/>
+                <w:szCs w:val="20"/>
+              </w:rPr>
+              <w:br/>
+              <w:t xml:space="preserve"/>
+            </w:r>
+            <w:r>
+              <w:rPr>
+                <w:rFonts w:ascii="Arial" w:cs="Arial" w:eastAsia="Arial" w:hAnsi="Arial"/>
+                <w:sz w:val="20"/>
+                <w:szCs w:val="20"/>
+              </w:rPr>
+              <w:br/>
+              <w:t xml:space="preserve"/>
+            </w:r>
+            <w:r>
+              <w:rPr>
+                <w:rFonts w:ascii="Arial" w:cs="Arial" w:eastAsia="Arial" w:hAnsi="Arial"/>
+                <w:b w:val="false"/>
+                <w:bCs w:val="false"/>
+                <w:i w:val="false"/>
+                <w:iCs w:val="false"/>
+                <w:color w:val="000000"/>
+                <w:sz w:val="20"/>
+                <w:szCs w:val="20"/>
+              </w:rPr>
+              <w:t xml:space="preserve">Quick Check: Benchmark sorting algorithms on various data types and analyze performance scaling?</w:t>
+            </w:r>
+            <w:r>
+              <w:rPr>
+                <w:rFonts w:ascii="Arial" w:cs="Arial" w:eastAsia="Arial" w:hAnsi="Arial"/>
+                <w:sz w:val="20"/>
+                <w:szCs w:val="20"/>
+              </w:rPr>
+              <w:br/>
+              <w:t xml:space="preserve"/>
+            </w:r>
+            <w:r>
+              <w:rPr>
+                <w:rFonts w:ascii="Arial" w:cs="Arial" w:eastAsia="Arial" w:hAnsi="Arial"/>
+                <w:sz w:val="20"/>
+                <w:szCs w:val="20"/>
+              </w:rPr>
+              <w:br/>
+              <w:t xml:space="preserve"/>
+            </w:r>
+            <w:r>
+              <w:rPr>
+                <w:rFonts w:ascii="Arial" w:cs="Arial" w:eastAsia="Arial" w:hAnsi="Arial"/>
+                <w:b w:val="false"/>
+                <w:bCs w:val="false"/>
+                <w:i/>
+                <w:iCs/>
+                <w:color w:val="555555"/>
+                <w:sz w:val="20"/>
+                <w:szCs w:val="20"/>
+              </w:rPr>
+              <w:t xml:space="preserve">→ 3–2–1: Name 3 things learned, 2 new vocab words, 1 question you still have.</w:t>
             </w:r>
           </w:p>
         </w:tc>
@@ -833,7 +1612,33 @@
                 <w:sz w:val="18"/>
                 <w:szCs w:val="18"/>
               </w:rPr>
-              <w:t xml:space="preserve"># Comprehensive benchmarking framework</w:t>
+              <w:t xml:space="preserve">import time</w:t>
+            </w:r>
+          </w:p>
+          <w:p>
+            <w:pPr>
+              <w:spacing w:after="20"/>
+            </w:pPr>
+            <w:r>
+              <w:rPr>
+                <w:rFonts w:ascii="Courier New" w:cs="Courier New" w:eastAsia="Courier New" w:hAnsi="Courier New"/>
+                <w:sz w:val="18"/>
+                <w:szCs w:val="18"/>
+              </w:rPr>
+              <w:t xml:space="preserve">import random</w:t>
+            </w:r>
+          </w:p>
+          <w:p>
+            <w:pPr>
+              <w:spacing w:after="20"/>
+            </w:pPr>
+            <w:r>
+              <w:rPr>
+                <w:rFonts w:ascii="Courier New" w:cs="Courier New" w:eastAsia="Courier New" w:hAnsi="Courier New"/>
+                <w:sz w:val="18"/>
+                <w:szCs w:val="18"/>
+              </w:rPr>
+              <w:t xml:space="preserve">from statistics import mean, stdev</w:t>
             </w:r>
           </w:p>
           <w:p>
@@ -859,33 +1664,20 @@
                 <w:sz w:val="18"/>
                 <w:szCs w:val="18"/>
               </w:rPr>
-              <w:t xml:space="preserve">import time</w:t>
-            </w:r>
-          </w:p>
-          <w:p>
-            <w:pPr>
-              <w:spacing w:after="20"/>
-            </w:pPr>
-            <w:r>
-              <w:rPr>
-                <w:rFonts w:ascii="Courier New" w:cs="Courier New" w:eastAsia="Courier New" w:hAnsi="Courier New"/>
-                <w:sz w:val="18"/>
-                <w:szCs w:val="18"/>
-              </w:rPr>
-              <w:t xml:space="preserve">import random</w:t>
-            </w:r>
-          </w:p>
-          <w:p>
-            <w:pPr>
-              <w:spacing w:after="20"/>
-            </w:pPr>
-            <w:r>
-              <w:rPr>
-                <w:rFonts w:ascii="Courier New" w:cs="Courier New" w:eastAsia="Courier New" w:hAnsi="Courier New"/>
-                <w:sz w:val="18"/>
-                <w:szCs w:val="18"/>
-              </w:rPr>
-              <w:t xml:space="preserve">from statistics import mean, stdev</w:t>
+              <w:t xml:space="preserve">class DataGenerator:</w:t>
+            </w:r>
+          </w:p>
+          <w:p>
+            <w:pPr>
+              <w:spacing w:after="20"/>
+            </w:pPr>
+            <w:r>
+              <w:rPr>
+                <w:rFonts w:ascii="Courier New" w:cs="Courier New" w:eastAsia="Courier New" w:hAnsi="Courier New"/>
+                <w:sz w:val="18"/>
+                <w:szCs w:val="18"/>
+              </w:rPr>
+              <w:t xml:space="preserve">    """Generate various types of test data."""</w:t>
             </w:r>
           </w:p>
           <w:p>
@@ -911,20 +1703,46 @@
                 <w:sz w:val="18"/>
                 <w:szCs w:val="18"/>
               </w:rPr>
-              <w:t xml:space="preserve">class DataGenerator:</w:t>
-            </w:r>
-          </w:p>
-          <w:p>
-            <w:pPr>
-              <w:spacing w:after="20"/>
-            </w:pPr>
-            <w:r>
-              <w:rPr>
-                <w:rFonts w:ascii="Courier New" w:cs="Courier New" w:eastAsia="Courier New" w:hAnsi="Courier New"/>
-                <w:sz w:val="18"/>
-                <w:szCs w:val="18"/>
-              </w:rPr>
-              <w:t xml:space="preserve">    """Generate various types of test data."""</w:t>
+              <w:t xml:space="preserve">    @staticmethod</w:t>
+            </w:r>
+          </w:p>
+          <w:p>
+            <w:pPr>
+              <w:spacing w:after="20"/>
+            </w:pPr>
+            <w:r>
+              <w:rPr>
+                <w:rFonts w:ascii="Courier New" w:cs="Courier New" w:eastAsia="Courier New" w:hAnsi="Courier New"/>
+                <w:sz w:val="18"/>
+                <w:szCs w:val="18"/>
+              </w:rPr>
+              <w:t xml:space="preserve">    def random_data(size):</w:t>
+            </w:r>
+          </w:p>
+          <w:p>
+            <w:pPr>
+              <w:spacing w:after="20"/>
+            </w:pPr>
+            <w:r>
+              <w:rPr>
+                <w:rFonts w:ascii="Courier New" w:cs="Courier New" w:eastAsia="Courier New" w:hAnsi="Courier New"/>
+                <w:sz w:val="18"/>
+                <w:szCs w:val="18"/>
+              </w:rPr>
+              <w:t xml:space="preserve">        """Completely random data."""</w:t>
+            </w:r>
+          </w:p>
+          <w:p>
+            <w:pPr>
+              <w:spacing w:after="20"/>
+            </w:pPr>
+            <w:r>
+              <w:rPr>
+                <w:rFonts w:ascii="Courier New" w:cs="Courier New" w:eastAsia="Courier New" w:hAnsi="Courier New"/>
+                <w:sz w:val="18"/>
+                <w:szCs w:val="18"/>
+              </w:rPr>
+              <w:t xml:space="preserve">        return [random.randint(1, 10000) for _ in range(size)]</w:t>
             </w:r>
           </w:p>
           <w:p>
@@ -963,33 +1781,33 @@
                 <w:sz w:val="18"/>
                 <w:szCs w:val="18"/>
               </w:rPr>
-              <w:t xml:space="preserve">    def random_data(size):</w:t>
-            </w:r>
-          </w:p>
-          <w:p>
-            <w:pPr>
-              <w:spacing w:after="20"/>
-            </w:pPr>
-            <w:r>
-              <w:rPr>
-                <w:rFonts w:ascii="Courier New" w:cs="Courier New" w:eastAsia="Courier New" w:hAnsi="Courier New"/>
-                <w:sz w:val="18"/>
-                <w:szCs w:val="18"/>
-              </w:rPr>
-              <w:t xml:space="preserve">        """Completely random data."""</w:t>
-            </w:r>
-          </w:p>
-          <w:p>
-            <w:pPr>
-              <w:spacing w:after="20"/>
-            </w:pPr>
-            <w:r>
-              <w:rPr>
-                <w:rFonts w:ascii="Courier New" w:cs="Courier New" w:eastAsia="Courier New" w:hAnsi="Courier New"/>
-                <w:sz w:val="18"/>
-                <w:szCs w:val="18"/>
-              </w:rPr>
-              <w:t xml:space="preserve">        return [random.randint(1, 10000) for _ in range(size)]</w:t>
+              <w:t xml:space="preserve">    def sorted_data(size):</w:t>
+            </w:r>
+          </w:p>
+          <w:p>
+            <w:pPr>
+              <w:spacing w:after="20"/>
+            </w:pPr>
+            <w:r>
+              <w:rPr>
+                <w:rFonts w:ascii="Courier New" w:cs="Courier New" w:eastAsia="Courier New" w:hAnsi="Courier New"/>
+                <w:sz w:val="18"/>
+                <w:szCs w:val="18"/>
+              </w:rPr>
+              <w:t xml:space="preserve">        """Already sorted."""</w:t>
+            </w:r>
+          </w:p>
+          <w:p>
+            <w:pPr>
+              <w:spacing w:after="20"/>
+            </w:pPr>
+            <w:r>
+              <w:rPr>
+                <w:rFonts w:ascii="Courier New" w:cs="Courier New" w:eastAsia="Courier New" w:hAnsi="Courier New"/>
+                <w:sz w:val="18"/>
+                <w:szCs w:val="18"/>
+              </w:rPr>
+              <w:t xml:space="preserve">        return list(range(size))</w:t>
             </w:r>
           </w:p>
           <w:p>
@@ -1028,33 +1846,33 @@
                 <w:sz w:val="18"/>
                 <w:szCs w:val="18"/>
               </w:rPr>
-              <w:t xml:space="preserve">    def sorted_data(size):</w:t>
-            </w:r>
-          </w:p>
-          <w:p>
-            <w:pPr>
-              <w:spacing w:after="20"/>
-            </w:pPr>
-            <w:r>
-              <w:rPr>
-                <w:rFonts w:ascii="Courier New" w:cs="Courier New" w:eastAsia="Courier New" w:hAnsi="Courier New"/>
-                <w:sz w:val="18"/>
-                <w:szCs w:val="18"/>
-              </w:rPr>
-              <w:t xml:space="preserve">        """Already sorted."""</w:t>
-            </w:r>
-          </w:p>
-          <w:p>
-            <w:pPr>
-              <w:spacing w:after="20"/>
-            </w:pPr>
-            <w:r>
-              <w:rPr>
-                <w:rFonts w:ascii="Courier New" w:cs="Courier New" w:eastAsia="Courier New" w:hAnsi="Courier New"/>
-                <w:sz w:val="18"/>
-                <w:szCs w:val="18"/>
-              </w:rPr>
-              <w:t xml:space="preserve">        return list(range(size))</w:t>
+              <w:t xml:space="preserve">    def reverse_sorted_data(size):</w:t>
+            </w:r>
+          </w:p>
+          <w:p>
+            <w:pPr>
+              <w:spacing w:after="20"/>
+            </w:pPr>
+            <w:r>
+              <w:rPr>
+                <w:rFonts w:ascii="Courier New" w:cs="Courier New" w:eastAsia="Courier New" w:hAnsi="Courier New"/>
+                <w:sz w:val="18"/>
+                <w:szCs w:val="18"/>
+              </w:rPr>
+              <w:t xml:space="preserve">        """Reverse sorted."""</w:t>
+            </w:r>
+          </w:p>
+          <w:p>
+            <w:pPr>
+              <w:spacing w:after="20"/>
+            </w:pPr>
+            <w:r>
+              <w:rPr>
+                <w:rFonts w:ascii="Courier New" w:cs="Courier New" w:eastAsia="Courier New" w:hAnsi="Courier New"/>
+                <w:sz w:val="18"/>
+                <w:szCs w:val="18"/>
+              </w:rPr>
+              <w:t xml:space="preserve">        return list(range(size, 0, -1))</w:t>
             </w:r>
           </w:p>
           <w:p>
@@ -1093,33 +1911,124 @@
                 <w:sz w:val="18"/>
                 <w:szCs w:val="18"/>
               </w:rPr>
-              <w:t xml:space="preserve">    def reverse_sorted_data(size):</w:t>
-            </w:r>
-          </w:p>
-          <w:p>
-            <w:pPr>
-              <w:spacing w:after="20"/>
-            </w:pPr>
-            <w:r>
-              <w:rPr>
-                <w:rFonts w:ascii="Courier New" w:cs="Courier New" w:eastAsia="Courier New" w:hAnsi="Courier New"/>
-                <w:sz w:val="18"/>
-                <w:szCs w:val="18"/>
-              </w:rPr>
-              <w:t xml:space="preserve">        """Reverse sorted."""</w:t>
-            </w:r>
-          </w:p>
-          <w:p>
-            <w:pPr>
-              <w:spacing w:after="20"/>
-            </w:pPr>
-            <w:r>
-              <w:rPr>
-                <w:rFonts w:ascii="Courier New" w:cs="Courier New" w:eastAsia="Courier New" w:hAnsi="Courier New"/>
-                <w:sz w:val="18"/>
-                <w:szCs w:val="18"/>
-              </w:rPr>
-              <w:t xml:space="preserve">        return list(range(size, 0, -1))</w:t>
+              <w:t xml:space="preserve">    def nearly_sorted_data(size, swap_percent=0.1):</w:t>
+            </w:r>
+          </w:p>
+          <w:p>
+            <w:pPr>
+              <w:spacing w:after="20"/>
+            </w:pPr>
+            <w:r>
+              <w:rPr>
+                <w:rFonts w:ascii="Courier New" w:cs="Courier New" w:eastAsia="Courier New" w:hAnsi="Courier New"/>
+                <w:sz w:val="18"/>
+                <w:szCs w:val="18"/>
+              </w:rPr>
+              <w:t xml:space="preserve">        """Mostly sorted with some elements out of place."""</w:t>
+            </w:r>
+          </w:p>
+          <w:p>
+            <w:pPr>
+              <w:spacing w:after="20"/>
+            </w:pPr>
+            <w:r>
+              <w:rPr>
+                <w:rFonts w:ascii="Courier New" w:cs="Courier New" w:eastAsia="Courier New" w:hAnsi="Courier New"/>
+                <w:sz w:val="18"/>
+                <w:szCs w:val="18"/>
+              </w:rPr>
+              <w:t xml:space="preserve">        arr = list(range(size))</w:t>
+            </w:r>
+          </w:p>
+          <w:p>
+            <w:pPr>
+              <w:spacing w:after="20"/>
+            </w:pPr>
+            <w:r>
+              <w:rPr>
+                <w:rFonts w:ascii="Courier New" w:cs="Courier New" w:eastAsia="Courier New" w:hAnsi="Courier New"/>
+                <w:sz w:val="18"/>
+                <w:szCs w:val="18"/>
+              </w:rPr>
+              <w:t xml:space="preserve">        # Swap approximately swap_percent% of elements</w:t>
+            </w:r>
+          </w:p>
+          <w:p>
+            <w:pPr>
+              <w:spacing w:after="20"/>
+            </w:pPr>
+            <w:r>
+              <w:rPr>
+                <w:rFonts w:ascii="Courier New" w:cs="Courier New" w:eastAsia="Courier New" w:hAnsi="Courier New"/>
+                <w:sz w:val="18"/>
+                <w:szCs w:val="18"/>
+              </w:rPr>
+              <w:t xml:space="preserve">        num_swaps = int(size * swap_percent)</w:t>
+            </w:r>
+          </w:p>
+          <w:p>
+            <w:pPr>
+              <w:spacing w:after="20"/>
+            </w:pPr>
+            <w:r>
+              <w:rPr>
+                <w:rFonts w:ascii="Courier New" w:cs="Courier New" w:eastAsia="Courier New" w:hAnsi="Courier New"/>
+                <w:sz w:val="18"/>
+                <w:szCs w:val="18"/>
+              </w:rPr>
+              <w:t xml:space="preserve">        for _ in range(num_swaps):</w:t>
+            </w:r>
+          </w:p>
+          <w:p>
+            <w:pPr>
+              <w:spacing w:after="20"/>
+            </w:pPr>
+            <w:r>
+              <w:rPr>
+                <w:rFonts w:ascii="Courier New" w:cs="Courier New" w:eastAsia="Courier New" w:hAnsi="Courier New"/>
+                <w:sz w:val="18"/>
+                <w:szCs w:val="18"/>
+              </w:rPr>
+              <w:t xml:space="preserve">            i = random.randint(0, size - 1)</w:t>
+            </w:r>
+          </w:p>
+          <w:p>
+            <w:pPr>
+              <w:spacing w:after="20"/>
+            </w:pPr>
+            <w:r>
+              <w:rPr>
+                <w:rFonts w:ascii="Courier New" w:cs="Courier New" w:eastAsia="Courier New" w:hAnsi="Courier New"/>
+                <w:sz w:val="18"/>
+                <w:szCs w:val="18"/>
+              </w:rPr>
+              <w:t xml:space="preserve">            j = random.randint(0, size - 1)</w:t>
+            </w:r>
+          </w:p>
+          <w:p>
+            <w:pPr>
+              <w:spacing w:after="20"/>
+            </w:pPr>
+            <w:r>
+              <w:rPr>
+                <w:rFonts w:ascii="Courier New" w:cs="Courier New" w:eastAsia="Courier New" w:hAnsi="Courier New"/>
+                <w:sz w:val="18"/>
+                <w:szCs w:val="18"/>
+              </w:rPr>
+              <w:t xml:space="preserve">            arr[i], arr[j] = arr[j], arr[i]</w:t>
+            </w:r>
+          </w:p>
+          <w:p>
+            <w:pPr>
+              <w:spacing w:after="20"/>
+            </w:pPr>
+            <w:r>
+              <w:rPr>
+                <w:rFonts w:ascii="Courier New" w:cs="Courier New" w:eastAsia="Courier New" w:hAnsi="Courier New"/>
+                <w:sz w:val="18"/>
+                <w:szCs w:val="18"/>
+              </w:rPr>
+              <w:t xml:space="preserve">        return arr</w:t>
             </w:r>
           </w:p>
           <w:p>
@@ -1158,124 +2067,33 @@
                 <w:sz w:val="18"/>
                 <w:szCs w:val="18"/>
               </w:rPr>
-              <w:t xml:space="preserve">    def nearly_sorted_data(size, swap_percent=0.1):</w:t>
-            </w:r>
-          </w:p>
-          <w:p>
-            <w:pPr>
-              <w:spacing w:after="20"/>
-            </w:pPr>
-            <w:r>
-              <w:rPr>
-                <w:rFonts w:ascii="Courier New" w:cs="Courier New" w:eastAsia="Courier New" w:hAnsi="Courier New"/>
-                <w:sz w:val="18"/>
-                <w:szCs w:val="18"/>
-              </w:rPr>
-              <w:t xml:space="preserve">        """Mostly sorted with some elements out of place."""</w:t>
-            </w:r>
-          </w:p>
-          <w:p>
-            <w:pPr>
-              <w:spacing w:after="20"/>
-            </w:pPr>
-            <w:r>
-              <w:rPr>
-                <w:rFonts w:ascii="Courier New" w:cs="Courier New" w:eastAsia="Courier New" w:hAnsi="Courier New"/>
-                <w:sz w:val="18"/>
-                <w:szCs w:val="18"/>
-              </w:rPr>
-              <w:t xml:space="preserve">        arr = list(range(size))</w:t>
-            </w:r>
-          </w:p>
-          <w:p>
-            <w:pPr>
-              <w:spacing w:after="20"/>
-            </w:pPr>
-            <w:r>
-              <w:rPr>
-                <w:rFonts w:ascii="Courier New" w:cs="Courier New" w:eastAsia="Courier New" w:hAnsi="Courier New"/>
-                <w:sz w:val="18"/>
-                <w:szCs w:val="18"/>
-              </w:rPr>
-              <w:t xml:space="preserve">        # Swap approximately swap_percent% of elements</w:t>
-            </w:r>
-          </w:p>
-          <w:p>
-            <w:pPr>
-              <w:spacing w:after="20"/>
-            </w:pPr>
-            <w:r>
-              <w:rPr>
-                <w:rFonts w:ascii="Courier New" w:cs="Courier New" w:eastAsia="Courier New" w:hAnsi="Courier New"/>
-                <w:sz w:val="18"/>
-                <w:szCs w:val="18"/>
-              </w:rPr>
-              <w:t xml:space="preserve">        num_swaps = int(size * swap_percent)</w:t>
-            </w:r>
-          </w:p>
-          <w:p>
-            <w:pPr>
-              <w:spacing w:after="20"/>
-            </w:pPr>
-            <w:r>
-              <w:rPr>
-                <w:rFonts w:ascii="Courier New" w:cs="Courier New" w:eastAsia="Courier New" w:hAnsi="Courier New"/>
-                <w:sz w:val="18"/>
-                <w:szCs w:val="18"/>
-              </w:rPr>
-              <w:t xml:space="preserve">        for _ in range(num_swaps):</w:t>
-            </w:r>
-          </w:p>
-          <w:p>
-            <w:pPr>
-              <w:spacing w:after="20"/>
-            </w:pPr>
-            <w:r>
-              <w:rPr>
-                <w:rFonts w:ascii="Courier New" w:cs="Courier New" w:eastAsia="Courier New" w:hAnsi="Courier New"/>
-                <w:sz w:val="18"/>
-                <w:szCs w:val="18"/>
-              </w:rPr>
-              <w:t xml:space="preserve">            i = random.randint(0, size - 1)</w:t>
-            </w:r>
-          </w:p>
-          <w:p>
-            <w:pPr>
-              <w:spacing w:after="20"/>
-            </w:pPr>
-            <w:r>
-              <w:rPr>
-                <w:rFonts w:ascii="Courier New" w:cs="Courier New" w:eastAsia="Courier New" w:hAnsi="Courier New"/>
-                <w:sz w:val="18"/>
-                <w:szCs w:val="18"/>
-              </w:rPr>
-              <w:t xml:space="preserve">            j = random.randint(0, size - 1)</w:t>
-            </w:r>
-          </w:p>
-          <w:p>
-            <w:pPr>
-              <w:spacing w:after="20"/>
-            </w:pPr>
-            <w:r>
-              <w:rPr>
-                <w:rFonts w:ascii="Courier New" w:cs="Courier New" w:eastAsia="Courier New" w:hAnsi="Courier New"/>
-                <w:sz w:val="18"/>
-                <w:szCs w:val="18"/>
-              </w:rPr>
-              <w:t xml:space="preserve">            arr[i], arr[j] = arr[j], arr[i]</w:t>
-            </w:r>
-          </w:p>
-          <w:p>
-            <w:pPr>
-              <w:spacing w:after="20"/>
-            </w:pPr>
-            <w:r>
-              <w:rPr>
-                <w:rFonts w:ascii="Courier New" w:cs="Courier New" w:eastAsia="Courier New" w:hAnsi="Courier New"/>
-                <w:sz w:val="18"/>
-                <w:szCs w:val="18"/>
-              </w:rPr>
-              <w:t xml:space="preserve">        return arr</w:t>
+              <w:t xml:space="preserve">    def few_unique_data(size, unique_count=10):</w:t>
+            </w:r>
+          </w:p>
+          <w:p>
+            <w:pPr>
+              <w:spacing w:after="20"/>
+            </w:pPr>
+            <w:r>
+              <w:rPr>
+                <w:rFonts w:ascii="Courier New" w:cs="Courier New" w:eastAsia="Courier New" w:hAnsi="Courier New"/>
+                <w:sz w:val="18"/>
+                <w:szCs w:val="18"/>
+              </w:rPr>
+              <w:t xml:space="preserve">        """Many duplicates (few unique values)."""</w:t>
+            </w:r>
+          </w:p>
+          <w:p>
+            <w:pPr>
+              <w:spacing w:after="20"/>
+            </w:pPr>
+            <w:r>
+              <w:rPr>
+                <w:rFonts w:ascii="Courier New" w:cs="Courier New" w:eastAsia="Courier New" w:hAnsi="Courier New"/>
+                <w:sz w:val="18"/>
+                <w:szCs w:val="18"/>
+              </w:rPr>
+              <w:t xml:space="preserve">        return [random.randint(1, unique_count) for _ in range(size)]</w:t>
             </w:r>
           </w:p>
           <w:p>
@@ -1314,33 +2132,59 @@
                 <w:sz w:val="18"/>
                 <w:szCs w:val="18"/>
               </w:rPr>
-              <w:t xml:space="preserve">    def few_unique_data(size, unique_count=10):</w:t>
-            </w:r>
-          </w:p>
-          <w:p>
-            <w:pPr>
-              <w:spacing w:after="20"/>
-            </w:pPr>
-            <w:r>
-              <w:rPr>
-                <w:rFonts w:ascii="Courier New" w:cs="Courier New" w:eastAsia="Courier New" w:hAnsi="Courier New"/>
-                <w:sz w:val="18"/>
-                <w:szCs w:val="18"/>
-              </w:rPr>
-              <w:t xml:space="preserve">        """Many duplicates (few unique values)."""</w:t>
-            </w:r>
-          </w:p>
-          <w:p>
-            <w:pPr>
-              <w:spacing w:after="20"/>
-            </w:pPr>
-            <w:r>
-              <w:rPr>
-                <w:rFonts w:ascii="Courier New" w:cs="Courier New" w:eastAsia="Courier New" w:hAnsi="Courier New"/>
-                <w:sz w:val="18"/>
-                <w:szCs w:val="18"/>
-              </w:rPr>
-              <w:t xml:space="preserve">        return [random.randint(1, unique_count) for _ in range(size)]</w:t>
+              <w:t xml:space="preserve">    def sawtooth_data(size):</w:t>
+            </w:r>
+          </w:p>
+          <w:p>
+            <w:pPr>
+              <w:spacing w:after="20"/>
+            </w:pPr>
+            <w:r>
+              <w:rPr>
+                <w:rFonts w:ascii="Courier New" w:cs="Courier New" w:eastAsia="Courier New" w:hAnsi="Courier New"/>
+                <w:sz w:val="18"/>
+                <w:szCs w:val="18"/>
+              </w:rPr>
+              <w:t xml:space="preserve">        """Repeating pattern: [1,2,...,100,1,2,...,100,...]"""</w:t>
+            </w:r>
+          </w:p>
+          <w:p>
+            <w:pPr>
+              <w:spacing w:after="20"/>
+            </w:pPr>
+            <w:r>
+              <w:rPr>
+                <w:rFonts w:ascii="Courier New" w:cs="Courier New" w:eastAsia="Courier New" w:hAnsi="Courier New"/>
+                <w:sz w:val="18"/>
+                <w:szCs w:val="18"/>
+              </w:rPr>
+              <w:t xml:space="preserve">        pattern_size = int(size ** 0.5)</w:t>
+            </w:r>
+          </w:p>
+          <w:p>
+            <w:pPr>
+              <w:spacing w:after="20"/>
+            </w:pPr>
+            <w:r>
+              <w:rPr>
+                <w:rFonts w:ascii="Courier New" w:cs="Courier New" w:eastAsia="Courier New" w:hAnsi="Courier New"/>
+                <w:sz w:val="18"/>
+                <w:szCs w:val="18"/>
+              </w:rPr>
+              <w:t xml:space="preserve">        pattern = list(range(pattern_size))</w:t>
+            </w:r>
+          </w:p>
+          <w:p>
+            <w:pPr>
+              <w:spacing w:after="20"/>
+            </w:pPr>
+            <w:r>
+              <w:rPr>
+                <w:rFonts w:ascii="Courier New" w:cs="Courier New" w:eastAsia="Courier New" w:hAnsi="Courier New"/>
+                <w:sz w:val="18"/>
+                <w:szCs w:val="18"/>
+              </w:rPr>
+              <w:t xml:space="preserve">        return (pattern * (size // pattern_size + 1))[:size]</w:t>
             </w:r>
           </w:p>
           <w:p>
@@ -1366,72 +2210,20 @@
                 <w:sz w:val="18"/>
                 <w:szCs w:val="18"/>
               </w:rPr>
-              <w:t xml:space="preserve">    @staticmethod</w:t>
-            </w:r>
-          </w:p>
-          <w:p>
-            <w:pPr>
-              <w:spacing w:after="20"/>
-            </w:pPr>
-            <w:r>
-              <w:rPr>
-                <w:rFonts w:ascii="Courier New" w:cs="Courier New" w:eastAsia="Courier New" w:hAnsi="Courier New"/>
-                <w:sz w:val="18"/>
-                <w:szCs w:val="18"/>
-              </w:rPr>
-              <w:t xml:space="preserve">    def sawtooth_data(size):</w:t>
-            </w:r>
-          </w:p>
-          <w:p>
-            <w:pPr>
-              <w:spacing w:after="20"/>
-            </w:pPr>
-            <w:r>
-              <w:rPr>
-                <w:rFonts w:ascii="Courier New" w:cs="Courier New" w:eastAsia="Courier New" w:hAnsi="Courier New"/>
-                <w:sz w:val="18"/>
-                <w:szCs w:val="18"/>
-              </w:rPr>
-              <w:t xml:space="preserve">        """Repeating pattern: [1,2,...,100,1,2,...,100,...]"""</w:t>
-            </w:r>
-          </w:p>
-          <w:p>
-            <w:pPr>
-              <w:spacing w:after="20"/>
-            </w:pPr>
-            <w:r>
-              <w:rPr>
-                <w:rFonts w:ascii="Courier New" w:cs="Courier New" w:eastAsia="Courier New" w:hAnsi="Courier New"/>
-                <w:sz w:val="18"/>
-                <w:szCs w:val="18"/>
-              </w:rPr>
-              <w:t xml:space="preserve">        pattern_size = int(size ** 0.5)</w:t>
-            </w:r>
-          </w:p>
-          <w:p>
-            <w:pPr>
-              <w:spacing w:after="20"/>
-            </w:pPr>
-            <w:r>
-              <w:rPr>
-                <w:rFonts w:ascii="Courier New" w:cs="Courier New" w:eastAsia="Courier New" w:hAnsi="Courier New"/>
-                <w:sz w:val="18"/>
-                <w:szCs w:val="18"/>
-              </w:rPr>
-              <w:t xml:space="preserve">        pattern = list(range(pattern_size))</w:t>
-            </w:r>
-          </w:p>
-          <w:p>
-            <w:pPr>
-              <w:spacing w:after="20"/>
-            </w:pPr>
-            <w:r>
-              <w:rPr>
-                <w:rFonts w:ascii="Courier New" w:cs="Courier New" w:eastAsia="Courier New" w:hAnsi="Courier New"/>
-                <w:sz w:val="18"/>
-                <w:szCs w:val="18"/>
-              </w:rPr>
-              <w:t xml:space="preserve">        return (pattern * (size // pattern_size + 1))[:size]</w:t>
+              <w:t xml:space="preserve">class BenchmarkRunner:</w:t>
+            </w:r>
+          </w:p>
+          <w:p>
+            <w:pPr>
+              <w:spacing w:after="20"/>
+            </w:pPr>
+            <w:r>
+              <w:rPr>
+                <w:rFonts w:ascii="Courier New" w:cs="Courier New" w:eastAsia="Courier New" w:hAnsi="Courier New"/>
+                <w:sz w:val="18"/>
+                <w:szCs w:val="18"/>
+              </w:rPr>
+              <w:t xml:space="preserve">    """Run and collect performance data."""</w:t>
             </w:r>
           </w:p>
           <w:p>
@@ -1457,20 +2249,33 @@
                 <w:sz w:val="18"/>
                 <w:szCs w:val="18"/>
               </w:rPr>
-              <w:t xml:space="preserve">class BenchmarkRunner:</w:t>
-            </w:r>
-          </w:p>
-          <w:p>
-            <w:pPr>
-              <w:spacing w:after="20"/>
-            </w:pPr>
-            <w:r>
-              <w:rPr>
-                <w:rFonts w:ascii="Courier New" w:cs="Courier New" w:eastAsia="Courier New" w:hAnsi="Courier New"/>
-                <w:sz w:val="18"/>
-                <w:szCs w:val="18"/>
-              </w:rPr>
-              <w:t xml:space="preserve">    """Run and collect performance data."""</w:t>
+              <w:t xml:space="preserve">    def __init__(self):</w:t>
+            </w:r>
+          </w:p>
+          <w:p>
+            <w:pPr>
+              <w:spacing w:after="20"/>
+            </w:pPr>
+            <w:r>
+              <w:rPr>
+                <w:rFonts w:ascii="Courier New" w:cs="Courier New" w:eastAsia="Courier New" w:hAnsi="Courier New"/>
+                <w:sz w:val="18"/>
+                <w:szCs w:val="18"/>
+              </w:rPr>
+              <w:t xml:space="preserve">        self.results = {}</w:t>
+            </w:r>
+          </w:p>
+          <w:p>
+            <w:pPr>
+              <w:spacing w:after="20"/>
+            </w:pPr>
+            <w:r>
+              <w:rPr>
+                <w:rFonts w:ascii="Courier New" w:cs="Courier New" w:eastAsia="Courier New" w:hAnsi="Courier New"/>
+                <w:sz w:val="18"/>
+                <w:szCs w:val="18"/>
+              </w:rPr>
+              <w:t xml:space="preserve">        self.data_gen = DataGenerator()</w:t>
             </w:r>
           </w:p>
           <w:p>
@@ -1496,33 +2301,33 @@
                 <w:sz w:val="18"/>
                 <w:szCs w:val="18"/>
               </w:rPr>
-              <w:t xml:space="preserve">    def __init__(self):</w:t>
-            </w:r>
-          </w:p>
-          <w:p>
-            <w:pPr>
-              <w:spacing w:after="20"/>
-            </w:pPr>
-            <w:r>
-              <w:rPr>
-                <w:rFonts w:ascii="Courier New" w:cs="Courier New" w:eastAsia="Courier New" w:hAnsi="Courier New"/>
-                <w:sz w:val="18"/>
-                <w:szCs w:val="18"/>
-              </w:rPr>
-              <w:t xml:space="preserve">        self.results = {}</w:t>
-            </w:r>
-          </w:p>
-          <w:p>
-            <w:pPr>
-              <w:spacing w:after="20"/>
-            </w:pPr>
-            <w:r>
-              <w:rPr>
-                <w:rFonts w:ascii="Courier New" w:cs="Courier New" w:eastAsia="Courier New" w:hAnsi="Courier New"/>
-                <w:sz w:val="18"/>
-                <w:szCs w:val="18"/>
-              </w:rPr>
-              <w:t xml:space="preserve">        self.data_gen = DataGenerator()</w:t>
+              <w:t xml:space="preserve">    def benchmark_algorithm(self, algo_name, algo_func, arr, runs=3):</w:t>
+            </w:r>
+          </w:p>
+          <w:p>
+            <w:pPr>
+              <w:spacing w:after="20"/>
+            </w:pPr>
+            <w:r>
+              <w:rPr>
+                <w:rFonts w:ascii="Courier New" w:cs="Courier New" w:eastAsia="Courier New" w:hAnsi="Courier New"/>
+                <w:sz w:val="18"/>
+                <w:szCs w:val="18"/>
+              </w:rPr>
+              <w:t xml:space="preserve">        """Time an algorithm on an array, run multiple times."""</w:t>
+            </w:r>
+          </w:p>
+          <w:p>
+            <w:pPr>
+              <w:spacing w:after="20"/>
+            </w:pPr>
+            <w:r>
+              <w:rPr>
+                <w:rFonts w:ascii="Courier New" w:cs="Courier New" w:eastAsia="Courier New" w:hAnsi="Courier New"/>
+                <w:sz w:val="18"/>
+                <w:szCs w:val="18"/>
+              </w:rPr>
+              <w:t xml:space="preserve">        times = []</w:t>
             </w:r>
           </w:p>
           <w:p>
@@ -1548,33 +2353,20 @@
                 <w:sz w:val="18"/>
                 <w:szCs w:val="18"/>
               </w:rPr>
-              <w:t xml:space="preserve">    def benchmark_algorithm(self, algo_name, algo_func, arr, runs=3):</w:t>
-            </w:r>
-          </w:p>
-          <w:p>
-            <w:pPr>
-              <w:spacing w:after="20"/>
-            </w:pPr>
-            <w:r>
-              <w:rPr>
-                <w:rFonts w:ascii="Courier New" w:cs="Courier New" w:eastAsia="Courier New" w:hAnsi="Courier New"/>
-                <w:sz w:val="18"/>
-                <w:szCs w:val="18"/>
-              </w:rPr>
-              <w:t xml:space="preserve">        """Time an algorithm on an array, run multiple times."""</w:t>
-            </w:r>
-          </w:p>
-          <w:p>
-            <w:pPr>
-              <w:spacing w:after="20"/>
-            </w:pPr>
-            <w:r>
-              <w:rPr>
-                <w:rFonts w:ascii="Courier New" w:cs="Courier New" w:eastAsia="Courier New" w:hAnsi="Courier New"/>
-                <w:sz w:val="18"/>
-                <w:szCs w:val="18"/>
-              </w:rPr>
-              <w:t xml:space="preserve">        times = []</w:t>
+              <w:t xml:space="preserve">        for _ in range(runs):</w:t>
+            </w:r>
+          </w:p>
+          <w:p>
+            <w:pPr>
+              <w:spacing w:after="20"/>
+            </w:pPr>
+            <w:r>
+              <w:rPr>
+                <w:rFonts w:ascii="Courier New" w:cs="Courier New" w:eastAsia="Courier New" w:hAnsi="Courier New"/>
+                <w:sz w:val="18"/>
+                <w:szCs w:val="18"/>
+              </w:rPr>
+              <w:t xml:space="preserve">            test_arr = arr.copy()</w:t>
             </w:r>
           </w:p>
           <w:p>
@@ -1600,20 +2392,98 @@
                 <w:sz w:val="18"/>
                 <w:szCs w:val="18"/>
               </w:rPr>
-              <w:t xml:space="preserve">        for _ in range(runs):</w:t>
-            </w:r>
-          </w:p>
-          <w:p>
-            <w:pPr>
-              <w:spacing w:after="20"/>
-            </w:pPr>
-            <w:r>
-              <w:rPr>
-                <w:rFonts w:ascii="Courier New" w:cs="Courier New" w:eastAsia="Courier New" w:hAnsi="Courier New"/>
-                <w:sz w:val="18"/>
-                <w:szCs w:val="18"/>
-              </w:rPr>
-              <w:t xml:space="preserve">            test_arr = arr.copy()</w:t>
+              <w:t xml:space="preserve">            try:</w:t>
+            </w:r>
+          </w:p>
+          <w:p>
+            <w:pPr>
+              <w:spacing w:after="20"/>
+            </w:pPr>
+            <w:r>
+              <w:rPr>
+                <w:rFonts w:ascii="Courier New" w:cs="Courier New" w:eastAsia="Courier New" w:hAnsi="Courier New"/>
+                <w:sz w:val="18"/>
+                <w:szCs w:val="18"/>
+              </w:rPr>
+              <w:t xml:space="preserve">                start = time.perf_counter()</w:t>
+            </w:r>
+          </w:p>
+          <w:p>
+            <w:pPr>
+              <w:spacing w:after="20"/>
+            </w:pPr>
+            <w:r>
+              <w:rPr>
+                <w:rFonts w:ascii="Courier New" w:cs="Courier New" w:eastAsia="Courier New" w:hAnsi="Courier New"/>
+                <w:sz w:val="18"/>
+                <w:szCs w:val="18"/>
+              </w:rPr>
+              <w:t xml:space="preserve">                algo_func(test_arr)</w:t>
+            </w:r>
+          </w:p>
+          <w:p>
+            <w:pPr>
+              <w:spacing w:after="20"/>
+            </w:pPr>
+            <w:r>
+              <w:rPr>
+                <w:rFonts w:ascii="Courier New" w:cs="Courier New" w:eastAsia="Courier New" w:hAnsi="Courier New"/>
+                <w:sz w:val="18"/>
+                <w:szCs w:val="18"/>
+              </w:rPr>
+              <w:t xml:space="preserve">                elapsed = time.perf_counter() - start</w:t>
+            </w:r>
+          </w:p>
+          <w:p>
+            <w:pPr>
+              <w:spacing w:after="20"/>
+            </w:pPr>
+            <w:r>
+              <w:rPr>
+                <w:rFonts w:ascii="Courier New" w:cs="Courier New" w:eastAsia="Courier New" w:hAnsi="Courier New"/>
+                <w:sz w:val="18"/>
+                <w:szCs w:val="18"/>
+              </w:rPr>
+              <w:t xml:space="preserve">                times.append(elapsed)</w:t>
+            </w:r>
+          </w:p>
+          <w:p>
+            <w:pPr>
+              <w:spacing w:after="20"/>
+            </w:pPr>
+            <w:r>
+              <w:rPr>
+                <w:rFonts w:ascii="Courier New" w:cs="Courier New" w:eastAsia="Courier New" w:hAnsi="Courier New"/>
+                <w:sz w:val="18"/>
+                <w:szCs w:val="18"/>
+              </w:rPr>
+              <w:t xml:space="preserve">            except RecursionError:</w:t>
+            </w:r>
+          </w:p>
+          <w:p>
+            <w:pPr>
+              <w:spacing w:after="20"/>
+            </w:pPr>
+            <w:r>
+              <w:rPr>
+                <w:rFonts w:ascii="Courier New" w:cs="Courier New" w:eastAsia="Courier New" w:hAnsi="Courier New"/>
+                <w:sz w:val="18"/>
+                <w:szCs w:val="18"/>
+              </w:rPr>
+              <w:t xml:space="preserve">                # Handle stack overflow for very deep recursion</w:t>
+            </w:r>
+          </w:p>
+          <w:p>
+            <w:pPr>
+              <w:spacing w:after="20"/>
+            </w:pPr>
+            <w:r>
+              <w:rPr>
+                <w:rFonts w:ascii="Courier New" w:cs="Courier New" w:eastAsia="Courier New" w:hAnsi="Courier New"/>
+                <w:sz w:val="18"/>
+                <w:szCs w:val="18"/>
+              </w:rPr>
+              <w:t xml:space="preserve">                return None</w:t>
             </w:r>
           </w:p>
           <w:p>
@@ -1639,98 +2509,20 @@
                 <w:sz w:val="18"/>
                 <w:szCs w:val="18"/>
               </w:rPr>
-              <w:t xml:space="preserve">            try:</w:t>
-            </w:r>
-          </w:p>
-          <w:p>
-            <w:pPr>
-              <w:spacing w:after="20"/>
-            </w:pPr>
-            <w:r>
-              <w:rPr>
-                <w:rFonts w:ascii="Courier New" w:cs="Courier New" w:eastAsia="Courier New" w:hAnsi="Courier New"/>
-                <w:sz w:val="18"/>
-                <w:szCs w:val="18"/>
-              </w:rPr>
-              <w:t xml:space="preserve">                start = time.perf_counter()</w:t>
-            </w:r>
-          </w:p>
-          <w:p>
-            <w:pPr>
-              <w:spacing w:after="20"/>
-            </w:pPr>
-            <w:r>
-              <w:rPr>
-                <w:rFonts w:ascii="Courier New" w:cs="Courier New" w:eastAsia="Courier New" w:hAnsi="Courier New"/>
-                <w:sz w:val="18"/>
-                <w:szCs w:val="18"/>
-              </w:rPr>
-              <w:t xml:space="preserve">                algo_func(test_arr)</w:t>
-            </w:r>
-          </w:p>
-          <w:p>
-            <w:pPr>
-              <w:spacing w:after="20"/>
-            </w:pPr>
-            <w:r>
-              <w:rPr>
-                <w:rFonts w:ascii="Courier New" w:cs="Courier New" w:eastAsia="Courier New" w:hAnsi="Courier New"/>
-                <w:sz w:val="18"/>
-                <w:szCs w:val="18"/>
-              </w:rPr>
-              <w:t xml:space="preserve">                elapsed = time.perf_counter() - start</w:t>
-            </w:r>
-          </w:p>
-          <w:p>
-            <w:pPr>
-              <w:spacing w:after="20"/>
-            </w:pPr>
-            <w:r>
-              <w:rPr>
-                <w:rFonts w:ascii="Courier New" w:cs="Courier New" w:eastAsia="Courier New" w:hAnsi="Courier New"/>
-                <w:sz w:val="18"/>
-                <w:szCs w:val="18"/>
-              </w:rPr>
-              <w:t xml:space="preserve">                times.append(elapsed)</w:t>
-            </w:r>
-          </w:p>
-          <w:p>
-            <w:pPr>
-              <w:spacing w:after="20"/>
-            </w:pPr>
-            <w:r>
-              <w:rPr>
-                <w:rFonts w:ascii="Courier New" w:cs="Courier New" w:eastAsia="Courier New" w:hAnsi="Courier New"/>
-                <w:sz w:val="18"/>
-                <w:szCs w:val="18"/>
-              </w:rPr>
-              <w:t xml:space="preserve">            except RecursionError:</w:t>
-            </w:r>
-          </w:p>
-          <w:p>
-            <w:pPr>
-              <w:spacing w:after="20"/>
-            </w:pPr>
-            <w:r>
-              <w:rPr>
-                <w:rFonts w:ascii="Courier New" w:cs="Courier New" w:eastAsia="Courier New" w:hAnsi="Courier New"/>
-                <w:sz w:val="18"/>
-                <w:szCs w:val="18"/>
-              </w:rPr>
-              <w:t xml:space="preserve">                # Handle stack overflow for very deep recursion</w:t>
-            </w:r>
-          </w:p>
-          <w:p>
-            <w:pPr>
-              <w:spacing w:after="20"/>
-            </w:pPr>
-            <w:r>
-              <w:rPr>
-                <w:rFonts w:ascii="Courier New" w:cs="Courier New" w:eastAsia="Courier New" w:hAnsi="Courier New"/>
-                <w:sz w:val="18"/>
-                <w:szCs w:val="18"/>
-              </w:rPr>
-              <w:t xml:space="preserve">                return None</w:t>
+              <w:t xml:space="preserve">        if not times:</w:t>
+            </w:r>
+          </w:p>
+          <w:p>
+            <w:pPr>
+              <w:spacing w:after="20"/>
+            </w:pPr>
+            <w:r>
+              <w:rPr>
+                <w:rFonts w:ascii="Courier New" w:cs="Courier New" w:eastAsia="Courier New" w:hAnsi="Courier New"/>
+                <w:sz w:val="18"/>
+                <w:szCs w:val="18"/>
+              </w:rPr>
+              <w:t xml:space="preserve">            return None</w:t>
             </w:r>
           </w:p>
           <w:p>
@@ -1756,20 +2548,72 @@
                 <w:sz w:val="18"/>
                 <w:szCs w:val="18"/>
               </w:rPr>
-              <w:t xml:space="preserve">        if not times:</w:t>
-            </w:r>
-          </w:p>
-          <w:p>
-            <w:pPr>
-              <w:spacing w:after="20"/>
-            </w:pPr>
-            <w:r>
-              <w:rPr>
-                <w:rFonts w:ascii="Courier New" w:cs="Courier New" w:eastAsia="Courier New" w:hAnsi="Courier New"/>
-                <w:sz w:val="18"/>
-                <w:szCs w:val="18"/>
-              </w:rPr>
-              <w:t xml:space="preserve">            return None</w:t>
+              <w:t xml:space="preserve">        return {</w:t>
+            </w:r>
+          </w:p>
+          <w:p>
+            <w:pPr>
+              <w:spacing w:after="20"/>
+            </w:pPr>
+            <w:r>
+              <w:rPr>
+                <w:rFonts w:ascii="Courier New" w:cs="Courier New" w:eastAsia="Courier New" w:hAnsi="Courier New"/>
+                <w:sz w:val="18"/>
+                <w:szCs w:val="18"/>
+              </w:rPr>
+              <w:t xml:space="preserve">            'min': min(times),</w:t>
+            </w:r>
+          </w:p>
+          <w:p>
+            <w:pPr>
+              <w:spacing w:after="20"/>
+            </w:pPr>
+            <w:r>
+              <w:rPr>
+                <w:rFonts w:ascii="Courier New" w:cs="Courier New" w:eastAsia="Courier New" w:hAnsi="Courier New"/>
+                <w:sz w:val="18"/>
+                <w:szCs w:val="18"/>
+              </w:rPr>
+              <w:t xml:space="preserve">            'max': max(times),</w:t>
+            </w:r>
+          </w:p>
+          <w:p>
+            <w:pPr>
+              <w:spacing w:after="20"/>
+            </w:pPr>
+            <w:r>
+              <w:rPr>
+                <w:rFonts w:ascii="Courier New" w:cs="Courier New" w:eastAsia="Courier New" w:hAnsi="Courier New"/>
+                <w:sz w:val="18"/>
+                <w:szCs w:val="18"/>
+              </w:rPr>
+              <w:t xml:space="preserve">            'mean': mean(times),</w:t>
+            </w:r>
+          </w:p>
+          <w:p>
+            <w:pPr>
+              <w:spacing w:after="20"/>
+            </w:pPr>
+            <w:r>
+              <w:rPr>
+                <w:rFonts w:ascii="Courier New" w:cs="Courier New" w:eastAsia="Courier New" w:hAnsi="Courier New"/>
+                <w:sz w:val="18"/>
+                <w:szCs w:val="18"/>
+              </w:rPr>
+              <w:t xml:space="preserve">            'stdev': stdev(times) if len(times) &gt; 1 else 0</w:t>
+            </w:r>
+          </w:p>
+          <w:p>
+            <w:pPr>
+              <w:spacing w:after="20"/>
+            </w:pPr>
+            <w:r>
+              <w:rPr>
+                <w:rFonts w:ascii="Courier New" w:cs="Courier New" w:eastAsia="Courier New" w:hAnsi="Courier New"/>
+                <w:sz w:val="18"/>
+                <w:szCs w:val="18"/>
+              </w:rPr>
+              <w:t xml:space="preserve">        }</w:t>
             </w:r>
           </w:p>
           <w:p>
@@ -1795,72 +2639,33 @@
                 <w:sz w:val="18"/>
                 <w:szCs w:val="18"/>
               </w:rPr>
-              <w:t xml:space="preserve">        return {</w:t>
-            </w:r>
-          </w:p>
-          <w:p>
-            <w:pPr>
-              <w:spacing w:after="20"/>
-            </w:pPr>
-            <w:r>
-              <w:rPr>
-                <w:rFonts w:ascii="Courier New" w:cs="Courier New" w:eastAsia="Courier New" w:hAnsi="Courier New"/>
-                <w:sz w:val="18"/>
-                <w:szCs w:val="18"/>
-              </w:rPr>
-              <w:t xml:space="preserve">            'min': min(times),</w:t>
-            </w:r>
-          </w:p>
-          <w:p>
-            <w:pPr>
-              <w:spacing w:after="20"/>
-            </w:pPr>
-            <w:r>
-              <w:rPr>
-                <w:rFonts w:ascii="Courier New" w:cs="Courier New" w:eastAsia="Courier New" w:hAnsi="Courier New"/>
-                <w:sz w:val="18"/>
-                <w:szCs w:val="18"/>
-              </w:rPr>
-              <w:t xml:space="preserve">            'max': max(times),</w:t>
-            </w:r>
-          </w:p>
-          <w:p>
-            <w:pPr>
-              <w:spacing w:after="20"/>
-            </w:pPr>
-            <w:r>
-              <w:rPr>
-                <w:rFonts w:ascii="Courier New" w:cs="Courier New" w:eastAsia="Courier New" w:hAnsi="Courier New"/>
-                <w:sz w:val="18"/>
-                <w:szCs w:val="18"/>
-              </w:rPr>
-              <w:t xml:space="preserve">            'mean': mean(times),</w:t>
-            </w:r>
-          </w:p>
-          <w:p>
-            <w:pPr>
-              <w:spacing w:after="20"/>
-            </w:pPr>
-            <w:r>
-              <w:rPr>
-                <w:rFonts w:ascii="Courier New" w:cs="Courier New" w:eastAsia="Courier New" w:hAnsi="Courier New"/>
-                <w:sz w:val="18"/>
-                <w:szCs w:val="18"/>
-              </w:rPr>
-              <w:t xml:space="preserve">            'stdev': stdev(times) if len(times) &gt; 1 else 0</w:t>
-            </w:r>
-          </w:p>
-          <w:p>
-            <w:pPr>
-              <w:spacing w:after="20"/>
-            </w:pPr>
-            <w:r>
-              <w:rPr>
-                <w:rFonts w:ascii="Courier New" w:cs="Courier New" w:eastAsia="Courier New" w:hAnsi="Courier New"/>
-                <w:sz w:val="18"/>
-                <w:szCs w:val="18"/>
-              </w:rPr>
-              <w:t xml:space="preserve">        }</w:t>
+              <w:t xml:space="preserve">    def run_full_benchmark(self, algorithms, sizes, data_types):</w:t>
+            </w:r>
+          </w:p>
+          <w:p>
+            <w:pPr>
+              <w:spacing w:after="20"/>
+            </w:pPr>
+            <w:r>
+              <w:rPr>
+                <w:rFonts w:ascii="Courier New" w:cs="Courier New" w:eastAsia="Courier New" w:hAnsi="Courier New"/>
+                <w:sz w:val="18"/>
+                <w:szCs w:val="18"/>
+              </w:rPr>
+              <w:t xml:space="preserve">        """</w:t>
+            </w:r>
+          </w:p>
+          <w:p>
+            <w:pPr>
+              <w:spacing w:after="20"/>
+            </w:pPr>
+            <w:r>
+              <w:rPr>
+                <w:rFonts w:ascii="Courier New" w:cs="Courier New" w:eastAsia="Courier New" w:hAnsi="Courier New"/>
+                <w:sz w:val="18"/>
+                <w:szCs w:val="18"/>
+              </w:rPr>
+              <w:t xml:space="preserve">        Benchmark all algorithm/size/data_type combinations.</w:t>
             </w:r>
           </w:p>
           <w:p>
@@ -1886,7 +2691,46 @@
                 <w:sz w:val="18"/>
                 <w:szCs w:val="18"/>
               </w:rPr>
-              <w:t xml:space="preserve">    def run_full_benchmark(self, algorithms, sizes, data_types):</w:t>
+              <w:t xml:space="preserve">        Parameters:</w:t>
+            </w:r>
+          </w:p>
+          <w:p>
+            <w:pPr>
+              <w:spacing w:after="20"/>
+            </w:pPr>
+            <w:r>
+              <w:rPr>
+                <w:rFonts w:ascii="Courier New" w:cs="Courier New" w:eastAsia="Courier New" w:hAnsi="Courier New"/>
+                <w:sz w:val="18"/>
+                <w:szCs w:val="18"/>
+              </w:rPr>
+              <w:t xml:space="preserve">            algorithms: list of (name, function) tuples</w:t>
+            </w:r>
+          </w:p>
+          <w:p>
+            <w:pPr>
+              <w:spacing w:after="20"/>
+            </w:pPr>
+            <w:r>
+              <w:rPr>
+                <w:rFonts w:ascii="Courier New" w:cs="Courier New" w:eastAsia="Courier New" w:hAnsi="Courier New"/>
+                <w:sz w:val="18"/>
+                <w:szCs w:val="18"/>
+              </w:rPr>
+              <w:t xml:space="preserve">            sizes: list of array sizes to test</w:t>
+            </w:r>
+          </w:p>
+          <w:p>
+            <w:pPr>
+              <w:spacing w:after="20"/>
+            </w:pPr>
+            <w:r>
+              <w:rPr>
+                <w:rFonts w:ascii="Courier New" w:cs="Courier New" w:eastAsia="Courier New" w:hAnsi="Courier New"/>
+                <w:sz w:val="18"/>
+                <w:szCs w:val="18"/>
+              </w:rPr>
+              <w:t xml:space="preserve">            data_types: list of ('name', generator_function) tuples</w:t>
             </w:r>
           </w:p>
           <w:p>
@@ -1912,7 +2756,20 @@
                 <w:sz w:val="18"/>
                 <w:szCs w:val="18"/>
               </w:rPr>
-              <w:t xml:space="preserve">        Benchmark all algorithm/size/data_type combinations.</w:t>
+              <w:t xml:space="preserve">        total_tests = len(algorithms) * len(sizes) * len(data_types)</w:t>
+            </w:r>
+          </w:p>
+          <w:p>
+            <w:pPr>
+              <w:spacing w:after="20"/>
+            </w:pPr>
+            <w:r>
+              <w:rPr>
+                <w:rFonts w:ascii="Courier New" w:cs="Courier New" w:eastAsia="Courier New" w:hAnsi="Courier New"/>
+                <w:sz w:val="18"/>
+                <w:szCs w:val="18"/>
+              </w:rPr>
+              <w:t xml:space="preserve">        current = 0</w:t>
             </w:r>
           </w:p>
           <w:p>
@@ -1938,85 +2795,59 @@
                 <w:sz w:val="18"/>
                 <w:szCs w:val="18"/>
               </w:rPr>
-              <w:t xml:space="preserve">        Parameters:</w:t>
-            </w:r>
-          </w:p>
-          <w:p>
-            <w:pPr>
-              <w:spacing w:after="20"/>
-            </w:pPr>
-            <w:r>
-              <w:rPr>
-                <w:rFonts w:ascii="Courier New" w:cs="Courier New" w:eastAsia="Courier New" w:hAnsi="Courier New"/>
-                <w:sz w:val="18"/>
-                <w:szCs w:val="18"/>
-              </w:rPr>
-              <w:t xml:space="preserve">            algorithms: list of (name, function) tuples</w:t>
-            </w:r>
-          </w:p>
-          <w:p>
-            <w:pPr>
-              <w:spacing w:after="20"/>
-            </w:pPr>
-            <w:r>
-              <w:rPr>
-                <w:rFonts w:ascii="Courier New" w:cs="Courier New" w:eastAsia="Courier New" w:hAnsi="Courier New"/>
-                <w:sz w:val="18"/>
-                <w:szCs w:val="18"/>
-              </w:rPr>
-              <w:t xml:space="preserve">            sizes: list of array sizes to test</w:t>
-            </w:r>
-          </w:p>
-          <w:p>
-            <w:pPr>
-              <w:spacing w:after="20"/>
-            </w:pPr>
-            <w:r>
-              <w:rPr>
-                <w:rFonts w:ascii="Courier New" w:cs="Courier New" w:eastAsia="Courier New" w:hAnsi="Courier New"/>
-                <w:sz w:val="18"/>
-                <w:szCs w:val="18"/>
-              </w:rPr>
-              <w:t xml:space="preserve">            data_types: list of ('name', generator_function) tuples</w:t>
-            </w:r>
-          </w:p>
-          <w:p>
-            <w:pPr>
-              <w:spacing w:after="20"/>
-            </w:pPr>
-            <w:r>
-              <w:rPr>
-                <w:rFonts w:ascii="Courier New" w:cs="Courier New" w:eastAsia="Courier New" w:hAnsi="Courier New"/>
-                <w:sz w:val="18"/>
-                <w:szCs w:val="18"/>
-              </w:rPr>
-              <w:t xml:space="preserve">        """</w:t>
-            </w:r>
-          </w:p>
-          <w:p>
-            <w:pPr>
-              <w:spacing w:after="20"/>
-            </w:pPr>
-            <w:r>
-              <w:rPr>
-                <w:rFonts w:ascii="Courier New" w:cs="Courier New" w:eastAsia="Courier New" w:hAnsi="Courier New"/>
-                <w:sz w:val="18"/>
-                <w:szCs w:val="18"/>
-              </w:rPr>
-              <w:t xml:space="preserve">        total_tests = len(algorithms) * len(sizes) * len(data_types)</w:t>
-            </w:r>
-          </w:p>
-          <w:p>
-            <w:pPr>
-              <w:spacing w:after="20"/>
-            </w:pPr>
-            <w:r>
-              <w:rPr>
-                <w:rFonts w:ascii="Courier New" w:cs="Courier New" w:eastAsia="Courier New" w:hAnsi="Courier New"/>
-                <w:sz w:val="18"/>
-                <w:szCs w:val="18"/>
-              </w:rPr>
-              <w:t xml:space="preserve">        current = 0</w:t>
+              <w:t xml:space="preserve">        for size in sizes:</w:t>
+            </w:r>
+          </w:p>
+          <w:p>
+            <w:pPr>
+              <w:spacing w:after="20"/>
+            </w:pPr>
+            <w:r>
+              <w:rPr>
+                <w:rFonts w:ascii="Courier New" w:cs="Courier New" w:eastAsia="Courier New" w:hAnsi="Courier New"/>
+                <w:sz w:val="18"/>
+                <w:szCs w:val="18"/>
+              </w:rPr>
+              <w:t xml:space="preserve">            for data_type_name, data_gen_func in data_types:</w:t>
+            </w:r>
+          </w:p>
+          <w:p>
+            <w:pPr>
+              <w:spacing w:after="20"/>
+            </w:pPr>
+            <w:r>
+              <w:rPr>
+                <w:rFonts w:ascii="Courier New" w:cs="Courier New" w:eastAsia="Courier New" w:hAnsi="Courier New"/>
+                <w:sz w:val="18"/>
+                <w:szCs w:val="18"/>
+              </w:rPr>
+              <w:t xml:space="preserve">                print(f"\nGenerating {data_type_name} data ({size} elements)...", end="")</w:t>
+            </w:r>
+          </w:p>
+          <w:p>
+            <w:pPr>
+              <w:spacing w:after="20"/>
+            </w:pPr>
+            <w:r>
+              <w:rPr>
+                <w:rFonts w:ascii="Courier New" w:cs="Courier New" w:eastAsia="Courier New" w:hAnsi="Courier New"/>
+                <w:sz w:val="18"/>
+                <w:szCs w:val="18"/>
+              </w:rPr>
+              <w:t xml:space="preserve">                arr = data_gen_func(size)</w:t>
+            </w:r>
+          </w:p>
+          <w:p>
+            <w:pPr>
+              <w:spacing w:after="20"/>
+            </w:pPr>
+            <w:r>
+              <w:rPr>
+                <w:rFonts w:ascii="Courier New" w:cs="Courier New" w:eastAsia="Courier New" w:hAnsi="Courier New"/>
+                <w:sz w:val="18"/>
+                <w:szCs w:val="18"/>
+              </w:rPr>
+              <w:t xml:space="preserve">                print(" Done")</w:t>
             </w:r>
           </w:p>
           <w:p>
@@ -2042,59 +2873,33 @@
                 <w:sz w:val="18"/>
                 <w:szCs w:val="18"/>
               </w:rPr>
-              <w:t xml:space="preserve">        for size in sizes:</w:t>
-            </w:r>
-          </w:p>
-          <w:p>
-            <w:pPr>
-              <w:spacing w:after="20"/>
-            </w:pPr>
-            <w:r>
-              <w:rPr>
-                <w:rFonts w:ascii="Courier New" w:cs="Courier New" w:eastAsia="Courier New" w:hAnsi="Courier New"/>
-                <w:sz w:val="18"/>
-                <w:szCs w:val="18"/>
-              </w:rPr>
-              <w:t xml:space="preserve">            for data_type_name, data_gen_func in data_types:</w:t>
-            </w:r>
-          </w:p>
-          <w:p>
-            <w:pPr>
-              <w:spacing w:after="20"/>
-            </w:pPr>
-            <w:r>
-              <w:rPr>
-                <w:rFonts w:ascii="Courier New" w:cs="Courier New" w:eastAsia="Courier New" w:hAnsi="Courier New"/>
-                <w:sz w:val="18"/>
-                <w:szCs w:val="18"/>
-              </w:rPr>
-              <w:t xml:space="preserve">                print(f"\nGenerating {data_type_name} data ({size} elements)...", end="")</w:t>
-            </w:r>
-          </w:p>
-          <w:p>
-            <w:pPr>
-              <w:spacing w:after="20"/>
-            </w:pPr>
-            <w:r>
-              <w:rPr>
-                <w:rFonts w:ascii="Courier New" w:cs="Courier New" w:eastAsia="Courier New" w:hAnsi="Courier New"/>
-                <w:sz w:val="18"/>
-                <w:szCs w:val="18"/>
-              </w:rPr>
-              <w:t xml:space="preserve">                arr = data_gen_func(size)</w:t>
-            </w:r>
-          </w:p>
-          <w:p>
-            <w:pPr>
-              <w:spacing w:after="20"/>
-            </w:pPr>
-            <w:r>
-              <w:rPr>
-                <w:rFonts w:ascii="Courier New" w:cs="Courier New" w:eastAsia="Courier New" w:hAnsi="Courier New"/>
-                <w:sz w:val="18"/>
-                <w:szCs w:val="18"/>
-              </w:rPr>
-              <w:t xml:space="preserve">                print(" Done")</w:t>
+              <w:t xml:space="preserve">                for algo_name, algo_func in algorithms:</w:t>
+            </w:r>
+          </w:p>
+          <w:p>
+            <w:pPr>
+              <w:spacing w:after="20"/>
+            </w:pPr>
+            <w:r>
+              <w:rPr>
+                <w:rFonts w:ascii="Courier New" w:cs="Courier New" w:eastAsia="Courier New" w:hAnsi="Courier New"/>
+                <w:sz w:val="18"/>
+                <w:szCs w:val="18"/>
+              </w:rPr>
+              <w:t xml:space="preserve">                    current += 1</w:t>
+            </w:r>
+          </w:p>
+          <w:p>
+            <w:pPr>
+              <w:spacing w:after="20"/>
+            </w:pPr>
+            <w:r>
+              <w:rPr>
+                <w:rFonts w:ascii="Courier New" w:cs="Courier New" w:eastAsia="Courier New" w:hAnsi="Courier New"/>
+                <w:sz w:val="18"/>
+                <w:szCs w:val="18"/>
+              </w:rPr>
+              <w:t xml:space="preserve">                    progress = f"[{current}/{total_tests}]"</w:t>
             </w:r>
           </w:p>
           <w:p>
@@ -2120,33 +2925,46 @@
                 <w:sz w:val="18"/>
                 <w:szCs w:val="18"/>
               </w:rPr>
-              <w:t xml:space="preserve">                for algo_name, algo_func in algorithms:</w:t>
-            </w:r>
-          </w:p>
-          <w:p>
-            <w:pPr>
-              <w:spacing w:after="20"/>
-            </w:pPr>
-            <w:r>
-              <w:rPr>
-                <w:rFonts w:ascii="Courier New" w:cs="Courier New" w:eastAsia="Courier New" w:hAnsi="Courier New"/>
-                <w:sz w:val="18"/>
-                <w:szCs w:val="18"/>
-              </w:rPr>
-              <w:t xml:space="preserve">                    current += 1</w:t>
-            </w:r>
-          </w:p>
-          <w:p>
-            <w:pPr>
-              <w:spacing w:after="20"/>
-            </w:pPr>
-            <w:r>
-              <w:rPr>
-                <w:rFonts w:ascii="Courier New" w:cs="Courier New" w:eastAsia="Courier New" w:hAnsi="Courier New"/>
-                <w:sz w:val="18"/>
-                <w:szCs w:val="18"/>
-              </w:rPr>
-              <w:t xml:space="preserve">                    progress = f"[{current}/{total_tests}]"</w:t>
+              <w:t xml:space="preserve">                    # Skip slow algorithms on large arrays</w:t>
+            </w:r>
+          </w:p>
+          <w:p>
+            <w:pPr>
+              <w:spacing w:after="20"/>
+            </w:pPr>
+            <w:r>
+              <w:rPr>
+                <w:rFonts w:ascii="Courier New" w:cs="Courier New" w:eastAsia="Courier New" w:hAnsi="Courier New"/>
+                <w:sz w:val="18"/>
+                <w:szCs w:val="18"/>
+              </w:rPr>
+              <w:t xml:space="preserve">                    if size &gt; 1000 and algo_name in ['Bubble Sort', 'Selection Sort']:</w:t>
+            </w:r>
+          </w:p>
+          <w:p>
+            <w:pPr>
+              <w:spacing w:after="20"/>
+            </w:pPr>
+            <w:r>
+              <w:rPr>
+                <w:rFonts w:ascii="Courier New" w:cs="Courier New" w:eastAsia="Courier New" w:hAnsi="Courier New"/>
+                <w:sz w:val="18"/>
+                <w:szCs w:val="18"/>
+              </w:rPr>
+              <w:t xml:space="preserve">                        print(f"  {progress} {algo_name:20} on {data_type_name:15} (SKIPPED - too slow)")</w:t>
+            </w:r>
+          </w:p>
+          <w:p>
+            <w:pPr>
+              <w:spacing w:after="20"/>
+            </w:pPr>
+            <w:r>
+              <w:rPr>
+                <w:rFonts w:ascii="Courier New" w:cs="Courier New" w:eastAsia="Courier New" w:hAnsi="Courier New"/>
+                <w:sz w:val="18"/>
+                <w:szCs w:val="18"/>
+              </w:rPr>
+              <w:t xml:space="preserve">                        continue</w:t>
             </w:r>
           </w:p>
           <w:p>
@@ -2172,33 +2990,72 @@
                 <w:sz w:val="18"/>
                 <w:szCs w:val="18"/>
               </w:rPr>
-              <w:t xml:space="preserve">                    # Skip slow algorithms on large arrays</w:t>
-            </w:r>
-          </w:p>
-          <w:p>
-            <w:pPr>
-              <w:spacing w:after="20"/>
-            </w:pPr>
-            <w:r>
-              <w:rPr>
-                <w:rFonts w:ascii="Courier New" w:cs="Courier New" w:eastAsia="Courier New" w:hAnsi="Courier New"/>
-                <w:sz w:val="18"/>
-                <w:szCs w:val="18"/>
-              </w:rPr>
-              <w:t xml:space="preserve">                    if size &gt; 1000 and algo_name in ['Bubble Sort', 'Selection Sort']:</w:t>
-            </w:r>
-          </w:p>
-          <w:p>
-            <w:pPr>
-              <w:spacing w:after="20"/>
-            </w:pPr>
-            <w:r>
-              <w:rPr>
-                <w:rFonts w:ascii="Courier New" w:cs="Courier New" w:eastAsia="Courier New" w:hAnsi="Courier New"/>
-                <w:sz w:val="18"/>
-                <w:szCs w:val="18"/>
-              </w:rPr>
-              <w:t xml:space="preserve">                        print(f"  {progress} {algo_name:20} on {data_type_name:15} (SKIPPED - too slow)")</w:t>
+              <w:t xml:space="preserve">                    print(f"  {progress} {algo_name:20} on {data_type_name:15}...", end="", flush=True)</w:t>
+            </w:r>
+          </w:p>
+          <w:p>
+            <w:pPr>
+              <w:spacing w:after="20"/>
+            </w:pPr>
+            <w:r>
+              <w:rPr>
+                <w:rFonts w:ascii="Courier New" w:cs="Courier New" w:eastAsia="Courier New" w:hAnsi="Courier New"/>
+                <w:sz w:val="18"/>
+                <w:szCs w:val="18"/>
+              </w:rPr>
+              <w:t xml:space="preserve"> </w:t>
+            </w:r>
+          </w:p>
+          <w:p>
+            <w:pPr>
+              <w:spacing w:after="20"/>
+            </w:pPr>
+            <w:r>
+              <w:rPr>
+                <w:rFonts w:ascii="Courier New" w:cs="Courier New" w:eastAsia="Courier New" w:hAnsi="Courier New"/>
+                <w:sz w:val="18"/>
+                <w:szCs w:val="18"/>
+              </w:rPr>
+              <w:t xml:space="preserve">                    result = self.benchmark_algorithm(algo_name, algo_func, arr, runs=3)</w:t>
+            </w:r>
+          </w:p>
+          <w:p>
+            <w:pPr>
+              <w:spacing w:after="20"/>
+            </w:pPr>
+            <w:r>
+              <w:rPr>
+                <w:rFonts w:ascii="Courier New" w:cs="Courier New" w:eastAsia="Courier New" w:hAnsi="Courier New"/>
+                <w:sz w:val="18"/>
+                <w:szCs w:val="18"/>
+              </w:rPr>
+              <w:t xml:space="preserve"> </w:t>
+            </w:r>
+          </w:p>
+          <w:p>
+            <w:pPr>
+              <w:spacing w:after="20"/>
+            </w:pPr>
+            <w:r>
+              <w:rPr>
+                <w:rFonts w:ascii="Courier New" w:cs="Courier New" w:eastAsia="Courier New" w:hAnsi="Courier New"/>
+                <w:sz w:val="18"/>
+                <w:szCs w:val="18"/>
+              </w:rPr>
+              <w:t xml:space="preserve">                    if result is None:</w:t>
+            </w:r>
+          </w:p>
+          <w:p>
+            <w:pPr>
+              <w:spacing w:after="20"/>
+            </w:pPr>
+            <w:r>
+              <w:rPr>
+                <w:rFonts w:ascii="Courier New" w:cs="Courier New" w:eastAsia="Courier New" w:hAnsi="Courier New"/>
+                <w:sz w:val="18"/>
+                <w:szCs w:val="18"/>
+              </w:rPr>
+              <w:t xml:space="preserve">                        print(" FAILED (error)")</w:t>
             </w:r>
           </w:p>
           <w:p>
@@ -2237,7 +3094,111 @@
                 <w:sz w:val="18"/>
                 <w:szCs w:val="18"/>
               </w:rPr>
-              <w:t xml:space="preserve">                    print(f"  {progress} {algo_name:20} on {data_type_name:15}...", end="", flush=True)</w:t>
+              <w:t xml:space="preserve">                    # Store result</w:t>
+            </w:r>
+          </w:p>
+          <w:p>
+            <w:pPr>
+              <w:spacing w:after="20"/>
+            </w:pPr>
+            <w:r>
+              <w:rPr>
+                <w:rFonts w:ascii="Courier New" w:cs="Courier New" w:eastAsia="Courier New" w:hAnsi="Courier New"/>
+                <w:sz w:val="18"/>
+                <w:szCs w:val="18"/>
+              </w:rPr>
+              <w:t xml:space="preserve">                    key = f"{algo_name}_{size}_{data_type_name}"</w:t>
+            </w:r>
+          </w:p>
+          <w:p>
+            <w:pPr>
+              <w:spacing w:after="20"/>
+            </w:pPr>
+            <w:r>
+              <w:rPr>
+                <w:rFonts w:ascii="Courier New" w:cs="Courier New" w:eastAsia="Courier New" w:hAnsi="Courier New"/>
+                <w:sz w:val="18"/>
+                <w:szCs w:val="18"/>
+              </w:rPr>
+              <w:t xml:space="preserve">                    self.results[key] = {</w:t>
+            </w:r>
+          </w:p>
+          <w:p>
+            <w:pPr>
+              <w:spacing w:after="20"/>
+            </w:pPr>
+            <w:r>
+              <w:rPr>
+                <w:rFonts w:ascii="Courier New" w:cs="Courier New" w:eastAsia="Courier New" w:hAnsi="Courier New"/>
+                <w:sz w:val="18"/>
+                <w:szCs w:val="18"/>
+              </w:rPr>
+              <w:t xml:space="preserve">                        'algorithm': algo_name,</w:t>
+            </w:r>
+          </w:p>
+          <w:p>
+            <w:pPr>
+              <w:spacing w:after="20"/>
+            </w:pPr>
+            <w:r>
+              <w:rPr>
+                <w:rFonts w:ascii="Courier New" w:cs="Courier New" w:eastAsia="Courier New" w:hAnsi="Courier New"/>
+                <w:sz w:val="18"/>
+                <w:szCs w:val="18"/>
+              </w:rPr>
+              <w:t xml:space="preserve">                        'size': size,</w:t>
+            </w:r>
+          </w:p>
+          <w:p>
+            <w:pPr>
+              <w:spacing w:after="20"/>
+            </w:pPr>
+            <w:r>
+              <w:rPr>
+                <w:rFonts w:ascii="Courier New" w:cs="Courier New" w:eastAsia="Courier New" w:hAnsi="Courier New"/>
+                <w:sz w:val="18"/>
+                <w:szCs w:val="18"/>
+              </w:rPr>
+              <w:t xml:space="preserve">                        'data_type': data_type_name,</w:t>
+            </w:r>
+          </w:p>
+          <w:p>
+            <w:pPr>
+              <w:spacing w:after="20"/>
+            </w:pPr>
+            <w:r>
+              <w:rPr>
+                <w:rFonts w:ascii="Courier New" w:cs="Courier New" w:eastAsia="Courier New" w:hAnsi="Courier New"/>
+                <w:sz w:val="18"/>
+                <w:szCs w:val="18"/>
+              </w:rPr>
+              <w:t xml:space="preserve">                        'time': result['mean'],</w:t>
+            </w:r>
+          </w:p>
+          <w:p>
+            <w:pPr>
+              <w:spacing w:after="20"/>
+            </w:pPr>
+            <w:r>
+              <w:rPr>
+                <w:rFonts w:ascii="Courier New" w:cs="Courier New" w:eastAsia="Courier New" w:hAnsi="Courier New"/>
+                <w:sz w:val="18"/>
+                <w:szCs w:val="18"/>
+              </w:rPr>
+              <w:t xml:space="preserve">                        'stdev': result['stdev']</w:t>
+            </w:r>
+          </w:p>
+          <w:p>
+            <w:pPr>
+              <w:spacing w:after="20"/>
+            </w:pPr>
+            <w:r>
+              <w:rPr>
+                <w:rFonts w:ascii="Courier New" w:cs="Courier New" w:eastAsia="Courier New" w:hAnsi="Courier New"/>
+                <w:sz w:val="18"/>
+                <w:szCs w:val="18"/>
+              </w:rPr>
+              <w:t xml:space="preserve">                    }</w:t>
             </w:r>
           </w:p>
           <w:p>
@@ -2263,7 +3224,7 @@
                 <w:sz w:val="18"/>
                 <w:szCs w:val="18"/>
               </w:rPr>
-              <w:t xml:space="preserve">                    result = self.benchmark_algorithm(algo_name, algo_func, arr, runs=3)</w:t>
+              <w:t xml:space="preserve">                    print(f" {result['mean']:.6f}s")</w:t>
             </w:r>
           </w:p>
           <w:p>
@@ -2289,33 +3250,59 @@
                 <w:sz w:val="18"/>
                 <w:szCs w:val="18"/>
               </w:rPr>
-              <w:t xml:space="preserve">                    if result is None:</w:t>
-            </w:r>
-          </w:p>
-          <w:p>
-            <w:pPr>
-              <w:spacing w:after="20"/>
-            </w:pPr>
-            <w:r>
-              <w:rPr>
-                <w:rFonts w:ascii="Courier New" w:cs="Courier New" w:eastAsia="Courier New" w:hAnsi="Courier New"/>
-                <w:sz w:val="18"/>
-                <w:szCs w:val="18"/>
-              </w:rPr>
-              <w:t xml:space="preserve">                        print(" FAILED (error)")</w:t>
-            </w:r>
-          </w:p>
-          <w:p>
-            <w:pPr>
-              <w:spacing w:after="20"/>
-            </w:pPr>
-            <w:r>
-              <w:rPr>
-                <w:rFonts w:ascii="Courier New" w:cs="Courier New" w:eastAsia="Courier New" w:hAnsi="Courier New"/>
-                <w:sz w:val="18"/>
-                <w:szCs w:val="18"/>
-              </w:rPr>
-              <w:t xml:space="preserve">                        continue</w:t>
+              <w:t xml:space="preserve">    def print_summary_table(self):</w:t>
+            </w:r>
+          </w:p>
+          <w:p>
+            <w:pPr>
+              <w:spacing w:after="20"/>
+            </w:pPr>
+            <w:r>
+              <w:rPr>
+                <w:rFonts w:ascii="Courier New" w:cs="Courier New" w:eastAsia="Courier New" w:hAnsi="Courier New"/>
+                <w:sz w:val="18"/>
+                <w:szCs w:val="18"/>
+              </w:rPr>
+              <w:t xml:space="preserve">        """Print summary table of results."""</w:t>
+            </w:r>
+          </w:p>
+          <w:p>
+            <w:pPr>
+              <w:spacing w:after="20"/>
+            </w:pPr>
+            <w:r>
+              <w:rPr>
+                <w:rFonts w:ascii="Courier New" w:cs="Courier New" w:eastAsia="Courier New" w:hAnsi="Courier New"/>
+                <w:sz w:val="18"/>
+                <w:szCs w:val="18"/>
+              </w:rPr>
+              <w:t xml:space="preserve">        if not self.results:</w:t>
+            </w:r>
+          </w:p>
+          <w:p>
+            <w:pPr>
+              <w:spacing w:after="20"/>
+            </w:pPr>
+            <w:r>
+              <w:rPr>
+                <w:rFonts w:ascii="Courier New" w:cs="Courier New" w:eastAsia="Courier New" w:hAnsi="Courier New"/>
+                <w:sz w:val="18"/>
+                <w:szCs w:val="18"/>
+              </w:rPr>
+              <w:t xml:space="preserve">            print("No results to display")</w:t>
+            </w:r>
+          </w:p>
+          <w:p>
+            <w:pPr>
+              <w:spacing w:after="20"/>
+            </w:pPr>
+            <w:r>
+              <w:rPr>
+                <w:rFonts w:ascii="Courier New" w:cs="Courier New" w:eastAsia="Courier New" w:hAnsi="Courier New"/>
+                <w:sz w:val="18"/>
+                <w:szCs w:val="18"/>
+              </w:rPr>
+              <w:t xml:space="preserve">            return</w:t>
             </w:r>
           </w:p>
           <w:p>
@@ -2341,111 +3328,33 @@
                 <w:sz w:val="18"/>
                 <w:szCs w:val="18"/>
               </w:rPr>
-              <w:t xml:space="preserve">                    # Store result</w:t>
-            </w:r>
-          </w:p>
-          <w:p>
-            <w:pPr>
-              <w:spacing w:after="20"/>
-            </w:pPr>
-            <w:r>
-              <w:rPr>
-                <w:rFonts w:ascii="Courier New" w:cs="Courier New" w:eastAsia="Courier New" w:hAnsi="Courier New"/>
-                <w:sz w:val="18"/>
-                <w:szCs w:val="18"/>
-              </w:rPr>
-              <w:t xml:space="preserve">                    key = f"{algo_name}_{size}_{data_type_name}"</w:t>
-            </w:r>
-          </w:p>
-          <w:p>
-            <w:pPr>
-              <w:spacing w:after="20"/>
-            </w:pPr>
-            <w:r>
-              <w:rPr>
-                <w:rFonts w:ascii="Courier New" w:cs="Courier New" w:eastAsia="Courier New" w:hAnsi="Courier New"/>
-                <w:sz w:val="18"/>
-                <w:szCs w:val="18"/>
-              </w:rPr>
-              <w:t xml:space="preserve">                    self.results[key] = {</w:t>
-            </w:r>
-          </w:p>
-          <w:p>
-            <w:pPr>
-              <w:spacing w:after="20"/>
-            </w:pPr>
-            <w:r>
-              <w:rPr>
-                <w:rFonts w:ascii="Courier New" w:cs="Courier New" w:eastAsia="Courier New" w:hAnsi="Courier New"/>
-                <w:sz w:val="18"/>
-                <w:szCs w:val="18"/>
-              </w:rPr>
-              <w:t xml:space="preserve">                        'algorithm': algo_name,</w:t>
-            </w:r>
-          </w:p>
-          <w:p>
-            <w:pPr>
-              <w:spacing w:after="20"/>
-            </w:pPr>
-            <w:r>
-              <w:rPr>
-                <w:rFonts w:ascii="Courier New" w:cs="Courier New" w:eastAsia="Courier New" w:hAnsi="Courier New"/>
-                <w:sz w:val="18"/>
-                <w:szCs w:val="18"/>
-              </w:rPr>
-              <w:t xml:space="preserve">                        'size': size,</w:t>
-            </w:r>
-          </w:p>
-          <w:p>
-            <w:pPr>
-              <w:spacing w:after="20"/>
-            </w:pPr>
-            <w:r>
-              <w:rPr>
-                <w:rFonts w:ascii="Courier New" w:cs="Courier New" w:eastAsia="Courier New" w:hAnsi="Courier New"/>
-                <w:sz w:val="18"/>
-                <w:szCs w:val="18"/>
-              </w:rPr>
-              <w:t xml:space="preserve">                        'data_type': data_type_name,</w:t>
-            </w:r>
-          </w:p>
-          <w:p>
-            <w:pPr>
-              <w:spacing w:after="20"/>
-            </w:pPr>
-            <w:r>
-              <w:rPr>
-                <w:rFonts w:ascii="Courier New" w:cs="Courier New" w:eastAsia="Courier New" w:hAnsi="Courier New"/>
-                <w:sz w:val="18"/>
-                <w:szCs w:val="18"/>
-              </w:rPr>
-              <w:t xml:space="preserve">                        'time': result['mean'],</w:t>
-            </w:r>
-          </w:p>
-          <w:p>
-            <w:pPr>
-              <w:spacing w:after="20"/>
-            </w:pPr>
-            <w:r>
-              <w:rPr>
-                <w:rFonts w:ascii="Courier New" w:cs="Courier New" w:eastAsia="Courier New" w:hAnsi="Courier New"/>
-                <w:sz w:val="18"/>
-                <w:szCs w:val="18"/>
-              </w:rPr>
-              <w:t xml:space="preserve">                        'stdev': result['stdev']</w:t>
-            </w:r>
-          </w:p>
-          <w:p>
-            <w:pPr>
-              <w:spacing w:after="20"/>
-            </w:pPr>
-            <w:r>
-              <w:rPr>
-                <w:rFonts w:ascii="Courier New" w:cs="Courier New" w:eastAsia="Courier New" w:hAnsi="Courier New"/>
-                <w:sz w:val="18"/>
-                <w:szCs w:val="18"/>
-              </w:rPr>
-              <w:t xml:space="preserve">                    }</w:t>
+              <w:t xml:space="preserve">        print("\n" + "=" * 120)</w:t>
+            </w:r>
+          </w:p>
+          <w:p>
+            <w:pPr>
+              <w:spacing w:after="20"/>
+            </w:pPr>
+            <w:r>
+              <w:rPr>
+                <w:rFonts w:ascii="Courier New" w:cs="Courier New" w:eastAsia="Courier New" w:hAnsi="Courier New"/>
+                <w:sz w:val="18"/>
+                <w:szCs w:val="18"/>
+              </w:rPr>
+              <w:t xml:space="preserve">        print("BENCHMARK RESULTS SUMMARY")</w:t>
+            </w:r>
+          </w:p>
+          <w:p>
+            <w:pPr>
+              <w:spacing w:after="20"/>
+            </w:pPr>
+            <w:r>
+              <w:rPr>
+                <w:rFonts w:ascii="Courier New" w:cs="Courier New" w:eastAsia="Courier New" w:hAnsi="Courier New"/>
+                <w:sz w:val="18"/>
+                <w:szCs w:val="18"/>
+              </w:rPr>
+              <w:t xml:space="preserve">        print("=" * 120)</w:t>
             </w:r>
           </w:p>
           <w:p>
@@ -2471,7 +3380,85 @@
                 <w:sz w:val="18"/>
                 <w:szCs w:val="18"/>
               </w:rPr>
-              <w:t xml:space="preserve">                    print(f" {result['mean']:.6f}s")</w:t>
+              <w:t xml:space="preserve">        # Group by size</w:t>
+            </w:r>
+          </w:p>
+          <w:p>
+            <w:pPr>
+              <w:spacing w:after="20"/>
+            </w:pPr>
+            <w:r>
+              <w:rPr>
+                <w:rFonts w:ascii="Courier New" w:cs="Courier New" w:eastAsia="Courier New" w:hAnsi="Courier New"/>
+                <w:sz w:val="18"/>
+                <w:szCs w:val="18"/>
+              </w:rPr>
+              <w:t xml:space="preserve">        by_size = {}</w:t>
+            </w:r>
+          </w:p>
+          <w:p>
+            <w:pPr>
+              <w:spacing w:after="20"/>
+            </w:pPr>
+            <w:r>
+              <w:rPr>
+                <w:rFonts w:ascii="Courier New" w:cs="Courier New" w:eastAsia="Courier New" w:hAnsi="Courier New"/>
+                <w:sz w:val="18"/>
+                <w:szCs w:val="18"/>
+              </w:rPr>
+              <w:t xml:space="preserve">        for result in self.results.values():</w:t>
+            </w:r>
+          </w:p>
+          <w:p>
+            <w:pPr>
+              <w:spacing w:after="20"/>
+            </w:pPr>
+            <w:r>
+              <w:rPr>
+                <w:rFonts w:ascii="Courier New" w:cs="Courier New" w:eastAsia="Courier New" w:hAnsi="Courier New"/>
+                <w:sz w:val="18"/>
+                <w:szCs w:val="18"/>
+              </w:rPr>
+              <w:t xml:space="preserve">            size = result['size']</w:t>
+            </w:r>
+          </w:p>
+          <w:p>
+            <w:pPr>
+              <w:spacing w:after="20"/>
+            </w:pPr>
+            <w:r>
+              <w:rPr>
+                <w:rFonts w:ascii="Courier New" w:cs="Courier New" w:eastAsia="Courier New" w:hAnsi="Courier New"/>
+                <w:sz w:val="18"/>
+                <w:szCs w:val="18"/>
+              </w:rPr>
+              <w:t xml:space="preserve">            if size not in by_size:</w:t>
+            </w:r>
+          </w:p>
+          <w:p>
+            <w:pPr>
+              <w:spacing w:after="20"/>
+            </w:pPr>
+            <w:r>
+              <w:rPr>
+                <w:rFonts w:ascii="Courier New" w:cs="Courier New" w:eastAsia="Courier New" w:hAnsi="Courier New"/>
+                <w:sz w:val="18"/>
+                <w:szCs w:val="18"/>
+              </w:rPr>
+              <w:t xml:space="preserve">                by_size[size] = []</w:t>
+            </w:r>
+          </w:p>
+          <w:p>
+            <w:pPr>
+              <w:spacing w:after="20"/>
+            </w:pPr>
+            <w:r>
+              <w:rPr>
+                <w:rFonts w:ascii="Courier New" w:cs="Courier New" w:eastAsia="Courier New" w:hAnsi="Courier New"/>
+                <w:sz w:val="18"/>
+                <w:szCs w:val="18"/>
+              </w:rPr>
+              <w:t xml:space="preserve">            by_size[size].append(result)</w:t>
             </w:r>
           </w:p>
           <w:p>
@@ -2497,59 +3484,33 @@
                 <w:sz w:val="18"/>
                 <w:szCs w:val="18"/>
               </w:rPr>
-              <w:t xml:space="preserve">    def print_summary_table(self):</w:t>
-            </w:r>
-          </w:p>
-          <w:p>
-            <w:pPr>
-              <w:spacing w:after="20"/>
-            </w:pPr>
-            <w:r>
-              <w:rPr>
-                <w:rFonts w:ascii="Courier New" w:cs="Courier New" w:eastAsia="Courier New" w:hAnsi="Courier New"/>
-                <w:sz w:val="18"/>
-                <w:szCs w:val="18"/>
-              </w:rPr>
-              <w:t xml:space="preserve">        """Print summary table of results."""</w:t>
-            </w:r>
-          </w:p>
-          <w:p>
-            <w:pPr>
-              <w:spacing w:after="20"/>
-            </w:pPr>
-            <w:r>
-              <w:rPr>
-                <w:rFonts w:ascii="Courier New" w:cs="Courier New" w:eastAsia="Courier New" w:hAnsi="Courier New"/>
-                <w:sz w:val="18"/>
-                <w:szCs w:val="18"/>
-              </w:rPr>
-              <w:t xml:space="preserve">        if not self.results:</w:t>
-            </w:r>
-          </w:p>
-          <w:p>
-            <w:pPr>
-              <w:spacing w:after="20"/>
-            </w:pPr>
-            <w:r>
-              <w:rPr>
-                <w:rFonts w:ascii="Courier New" w:cs="Courier New" w:eastAsia="Courier New" w:hAnsi="Courier New"/>
-                <w:sz w:val="18"/>
-                <w:szCs w:val="18"/>
-              </w:rPr>
-              <w:t xml:space="preserve">            print("No results to display")</w:t>
-            </w:r>
-          </w:p>
-          <w:p>
-            <w:pPr>
-              <w:spacing w:after="20"/>
-            </w:pPr>
-            <w:r>
-              <w:rPr>
-                <w:rFonts w:ascii="Courier New" w:cs="Courier New" w:eastAsia="Courier New" w:hAnsi="Courier New"/>
-                <w:sz w:val="18"/>
-                <w:szCs w:val="18"/>
-              </w:rPr>
-              <w:t xml:space="preserve">            return</w:t>
+              <w:t xml:space="preserve">        for size in sorted(by_size.keys()):</w:t>
+            </w:r>
+          </w:p>
+          <w:p>
+            <w:pPr>
+              <w:spacing w:after="20"/>
+            </w:pPr>
+            <w:r>
+              <w:rPr>
+                <w:rFonts w:ascii="Courier New" w:cs="Courier New" w:eastAsia="Courier New" w:hAnsi="Courier New"/>
+                <w:sz w:val="18"/>
+                <w:szCs w:val="18"/>
+              </w:rPr>
+              <w:t xml:space="preserve">            print(f"\nSize: {size:,} elements")</w:t>
+            </w:r>
+          </w:p>
+          <w:p>
+            <w:pPr>
+              <w:spacing w:after="20"/>
+            </w:pPr>
+            <w:r>
+              <w:rPr>
+                <w:rFonts w:ascii="Courier New" w:cs="Courier New" w:eastAsia="Courier New" w:hAnsi="Courier New"/>
+                <w:sz w:val="18"/>
+                <w:szCs w:val="18"/>
+              </w:rPr>
+              <w:t xml:space="preserve">            print("-" * 120)</w:t>
             </w:r>
           </w:p>
           <w:p>
@@ -2575,6 +3536,305 @@
                 <w:sz w:val="18"/>
                 <w:szCs w:val="18"/>
               </w:rPr>
+              <w:t xml:space="preserve">            # Group by data type</w:t>
+            </w:r>
+          </w:p>
+          <w:p>
+            <w:pPr>
+              <w:spacing w:after="20"/>
+            </w:pPr>
+            <w:r>
+              <w:rPr>
+                <w:rFonts w:ascii="Courier New" w:cs="Courier New" w:eastAsia="Courier New" w:hAnsi="Courier New"/>
+                <w:sz w:val="18"/>
+                <w:szCs w:val="18"/>
+              </w:rPr>
+              <w:t xml:space="preserve">            by_data_type = {}</w:t>
+            </w:r>
+          </w:p>
+          <w:p>
+            <w:pPr>
+              <w:spacing w:after="20"/>
+            </w:pPr>
+            <w:r>
+              <w:rPr>
+                <w:rFonts w:ascii="Courier New" w:cs="Courier New" w:eastAsia="Courier New" w:hAnsi="Courier New"/>
+                <w:sz w:val="18"/>
+                <w:szCs w:val="18"/>
+              </w:rPr>
+              <w:t xml:space="preserve">            for result in by_size[size]:</w:t>
+            </w:r>
+          </w:p>
+          <w:p>
+            <w:pPr>
+              <w:spacing w:after="20"/>
+            </w:pPr>
+            <w:r>
+              <w:rPr>
+                <w:rFonts w:ascii="Courier New" w:cs="Courier New" w:eastAsia="Courier New" w:hAnsi="Courier New"/>
+                <w:sz w:val="18"/>
+                <w:szCs w:val="18"/>
+              </w:rPr>
+              <w:t xml:space="preserve">                dt = result['data_type']</w:t>
+            </w:r>
+          </w:p>
+          <w:p>
+            <w:pPr>
+              <w:spacing w:after="20"/>
+            </w:pPr>
+            <w:r>
+              <w:rPr>
+                <w:rFonts w:ascii="Courier New" w:cs="Courier New" w:eastAsia="Courier New" w:hAnsi="Courier New"/>
+                <w:sz w:val="18"/>
+                <w:szCs w:val="18"/>
+              </w:rPr>
+              <w:t xml:space="preserve">                if dt not in by_data_type:</w:t>
+            </w:r>
+          </w:p>
+          <w:p>
+            <w:pPr>
+              <w:spacing w:after="20"/>
+            </w:pPr>
+            <w:r>
+              <w:rPr>
+                <w:rFonts w:ascii="Courier New" w:cs="Courier New" w:eastAsia="Courier New" w:hAnsi="Courier New"/>
+                <w:sz w:val="18"/>
+                <w:szCs w:val="18"/>
+              </w:rPr>
+              <w:t xml:space="preserve">                    by_data_type[dt] = []</w:t>
+            </w:r>
+          </w:p>
+          <w:p>
+            <w:pPr>
+              <w:spacing w:after="20"/>
+            </w:pPr>
+            <w:r>
+              <w:rPr>
+                <w:rFonts w:ascii="Courier New" w:cs="Courier New" w:eastAsia="Courier New" w:hAnsi="Courier New"/>
+                <w:sz w:val="18"/>
+                <w:szCs w:val="18"/>
+              </w:rPr>
+              <w:t xml:space="preserve">                by_data_type[dt].append(result)</w:t>
+            </w:r>
+          </w:p>
+          <w:p>
+            <w:pPr>
+              <w:spacing w:after="20"/>
+            </w:pPr>
+            <w:r>
+              <w:rPr>
+                <w:rFonts w:ascii="Courier New" w:cs="Courier New" w:eastAsia="Courier New" w:hAnsi="Courier New"/>
+                <w:sz w:val="18"/>
+                <w:szCs w:val="18"/>
+              </w:rPr>
+              <w:t xml:space="preserve"> </w:t>
+            </w:r>
+          </w:p>
+          <w:p>
+            <w:pPr>
+              <w:spacing w:after="20"/>
+            </w:pPr>
+            <w:r>
+              <w:rPr>
+                <w:rFonts w:ascii="Courier New" w:cs="Courier New" w:eastAsia="Courier New" w:hAnsi="Courier New"/>
+                <w:sz w:val="18"/>
+                <w:szCs w:val="18"/>
+              </w:rPr>
+              <w:t xml:space="preserve">            for data_type in sorted(by_data_type.keys()):</w:t>
+            </w:r>
+          </w:p>
+          <w:p>
+            <w:pPr>
+              <w:spacing w:after="20"/>
+            </w:pPr>
+            <w:r>
+              <w:rPr>
+                <w:rFonts w:ascii="Courier New" w:cs="Courier New" w:eastAsia="Courier New" w:hAnsi="Courier New"/>
+                <w:sz w:val="18"/>
+                <w:szCs w:val="18"/>
+              </w:rPr>
+              <w:t xml:space="preserve">                print(f"  {data_type:20}")</w:t>
+            </w:r>
+          </w:p>
+          <w:p>
+            <w:pPr>
+              <w:spacing w:after="20"/>
+            </w:pPr>
+            <w:r>
+              <w:rPr>
+                <w:rFonts w:ascii="Courier New" w:cs="Courier New" w:eastAsia="Courier New" w:hAnsi="Courier New"/>
+                <w:sz w:val="18"/>
+                <w:szCs w:val="18"/>
+              </w:rPr>
+              <w:t xml:space="preserve"> </w:t>
+            </w:r>
+          </w:p>
+          <w:p>
+            <w:pPr>
+              <w:spacing w:after="20"/>
+            </w:pPr>
+            <w:r>
+              <w:rPr>
+                <w:rFonts w:ascii="Courier New" w:cs="Courier New" w:eastAsia="Courier New" w:hAnsi="Courier New"/>
+                <w:sz w:val="18"/>
+                <w:szCs w:val="18"/>
+              </w:rPr>
+              <w:t xml:space="preserve">                # Sort by time (fastest first)</w:t>
+            </w:r>
+          </w:p>
+          <w:p>
+            <w:pPr>
+              <w:spacing w:after="20"/>
+            </w:pPr>
+            <w:r>
+              <w:rPr>
+                <w:rFonts w:ascii="Courier New" w:cs="Courier New" w:eastAsia="Courier New" w:hAnsi="Courier New"/>
+                <w:sz w:val="18"/>
+                <w:szCs w:val="18"/>
+              </w:rPr>
+              <w:t xml:space="preserve">                sorted_results = sorted(by_data_type[data_type],</w:t>
+            </w:r>
+          </w:p>
+          <w:p>
+            <w:pPr>
+              <w:spacing w:after="20"/>
+            </w:pPr>
+            <w:r>
+              <w:rPr>
+                <w:rFonts w:ascii="Courier New" w:cs="Courier New" w:eastAsia="Courier New" w:hAnsi="Courier New"/>
+                <w:sz w:val="18"/>
+                <w:szCs w:val="18"/>
+              </w:rPr>
+              <w:t xml:space="preserve">                                       key=lambda r: r['time'])</w:t>
+            </w:r>
+          </w:p>
+          <w:p>
+            <w:pPr>
+              <w:spacing w:after="20"/>
+            </w:pPr>
+            <w:r>
+              <w:rPr>
+                <w:rFonts w:ascii="Courier New" w:cs="Courier New" w:eastAsia="Courier New" w:hAnsi="Courier New"/>
+                <w:sz w:val="18"/>
+                <w:szCs w:val="18"/>
+              </w:rPr>
+              <w:t xml:space="preserve"> </w:t>
+            </w:r>
+          </w:p>
+          <w:p>
+            <w:pPr>
+              <w:spacing w:after="20"/>
+            </w:pPr>
+            <w:r>
+              <w:rPr>
+                <w:rFonts w:ascii="Courier New" w:cs="Courier New" w:eastAsia="Courier New" w:hAnsi="Courier New"/>
+                <w:sz w:val="18"/>
+                <w:szCs w:val="18"/>
+              </w:rPr>
+              <w:t xml:space="preserve">                for i, result in enumerate(sorted_results):</w:t>
+            </w:r>
+          </w:p>
+          <w:p>
+            <w:pPr>
+              <w:spacing w:after="20"/>
+            </w:pPr>
+            <w:r>
+              <w:rPr>
+                <w:rFonts w:ascii="Courier New" w:cs="Courier New" w:eastAsia="Courier New" w:hAnsi="Courier New"/>
+                <w:sz w:val="18"/>
+                <w:szCs w:val="18"/>
+              </w:rPr>
+              <w:t xml:space="preserve">                    rank = i + 1</w:t>
+            </w:r>
+          </w:p>
+          <w:p>
+            <w:pPr>
+              <w:spacing w:after="20"/>
+            </w:pPr>
+            <w:r>
+              <w:rPr>
+                <w:rFonts w:ascii="Courier New" w:cs="Courier New" w:eastAsia="Courier New" w:hAnsi="Courier New"/>
+                <w:sz w:val="18"/>
+                <w:szCs w:val="18"/>
+              </w:rPr>
+              <w:t xml:space="preserve">                    algo = result['algorithm']</w:t>
+            </w:r>
+          </w:p>
+          <w:p>
+            <w:pPr>
+              <w:spacing w:after="20"/>
+            </w:pPr>
+            <w:r>
+              <w:rPr>
+                <w:rFonts w:ascii="Courier New" w:cs="Courier New" w:eastAsia="Courier New" w:hAnsi="Courier New"/>
+                <w:sz w:val="18"/>
+                <w:szCs w:val="18"/>
+              </w:rPr>
+              <w:t xml:space="preserve">                    time_ms = result['time'] * 1000</w:t>
+            </w:r>
+          </w:p>
+          <w:p>
+            <w:pPr>
+              <w:spacing w:after="20"/>
+            </w:pPr>
+            <w:r>
+              <w:rPr>
+                <w:rFonts w:ascii="Courier New" w:cs="Courier New" w:eastAsia="Courier New" w:hAnsi="Courier New"/>
+                <w:sz w:val="18"/>
+                <w:szCs w:val="18"/>
+              </w:rPr>
+              <w:t xml:space="preserve">                    print(f"    {rank}. {algo:20} {time_ms:10.3f}ms")</w:t>
+            </w:r>
+          </w:p>
+          <w:p>
+            <w:pPr>
+              <w:spacing w:after="20"/>
+            </w:pPr>
+            <w:r>
+              <w:rPr>
+                <w:rFonts w:ascii="Courier New" w:cs="Courier New" w:eastAsia="Courier New" w:hAnsi="Courier New"/>
+                <w:sz w:val="18"/>
+                <w:szCs w:val="18"/>
+              </w:rPr>
+              <w:t xml:space="preserve"> </w:t>
+            </w:r>
+          </w:p>
+          <w:p>
+            <w:pPr>
+              <w:spacing w:after="20"/>
+            </w:pPr>
+            <w:r>
+              <w:rPr>
+                <w:rFonts w:ascii="Courier New" w:cs="Courier New" w:eastAsia="Courier New" w:hAnsi="Courier New"/>
+                <w:sz w:val="18"/>
+                <w:szCs w:val="18"/>
+              </w:rPr>
+              <w:t xml:space="preserve">    def analyze_scaling(self):</w:t>
+            </w:r>
+          </w:p>
+          <w:p>
+            <w:pPr>
+              <w:spacing w:after="20"/>
+            </w:pPr>
+            <w:r>
+              <w:rPr>
+                <w:rFonts w:ascii="Courier New" w:cs="Courier New" w:eastAsia="Courier New" w:hAnsi="Courier New"/>
+                <w:sz w:val="18"/>
+                <w:szCs w:val="18"/>
+              </w:rPr>
+              <w:t xml:space="preserve">        """Analyze how algorithms scale with size."""</w:t>
+            </w:r>
+          </w:p>
+          <w:p>
+            <w:pPr>
+              <w:spacing w:after="20"/>
+            </w:pPr>
+            <w:r>
+              <w:rPr>
+                <w:rFonts w:ascii="Courier New" w:cs="Courier New" w:eastAsia="Courier New" w:hAnsi="Courier New"/>
+                <w:sz w:val="18"/>
+                <w:szCs w:val="18"/>
+              </w:rPr>
               <w:t xml:space="preserve">        print("\n" + "=" * 120)</w:t>
             </w:r>
           </w:p>
@@ -2588,7 +3848,7 @@
                 <w:sz w:val="18"/>
                 <w:szCs w:val="18"/>
               </w:rPr>
-              <w:t xml:space="preserve">        print("BENCHMARK RESULTS SUMMARY")</w:t>
+              <w:t xml:space="preserve">        print("SCALING ANALYSIS")</w:t>
             </w:r>
           </w:p>
           <w:p>
@@ -2627,20 +3887,33 @@
                 <w:sz w:val="18"/>
                 <w:szCs w:val="18"/>
               </w:rPr>
-              <w:t xml:space="preserve">        # Group by size</w:t>
-            </w:r>
-          </w:p>
-          <w:p>
-            <w:pPr>
-              <w:spacing w:after="20"/>
-            </w:pPr>
-            <w:r>
-              <w:rPr>
-                <w:rFonts w:ascii="Courier New" w:cs="Courier New" w:eastAsia="Courier New" w:hAnsi="Courier New"/>
-                <w:sz w:val="18"/>
-                <w:szCs w:val="18"/>
-              </w:rPr>
-              <w:t xml:space="preserve">        by_size = {}</w:t>
+              <w:t xml:space="preserve">        # For each algorithm and data type, show scaling</w:t>
+            </w:r>
+          </w:p>
+          <w:p>
+            <w:pPr>
+              <w:spacing w:after="20"/>
+            </w:pPr>
+            <w:r>
+              <w:rPr>
+                <w:rFonts w:ascii="Courier New" w:cs="Courier New" w:eastAsia="Courier New" w:hAnsi="Courier New"/>
+                <w:sz w:val="18"/>
+                <w:szCs w:val="18"/>
+              </w:rPr>
+              <w:t xml:space="preserve">        by_algo_type = {}</w:t>
+            </w:r>
+          </w:p>
+          <w:p>
+            <w:pPr>
+              <w:spacing w:after="20"/>
+            </w:pPr>
+            <w:r>
+              <w:rPr>
+                <w:rFonts w:ascii="Courier New" w:cs="Courier New" w:eastAsia="Courier New" w:hAnsi="Courier New"/>
+                <w:sz w:val="18"/>
+                <w:szCs w:val="18"/>
+              </w:rPr>
+              <w:t xml:space="preserve"> </w:t>
             </w:r>
           </w:p>
           <w:p>
@@ -2666,46 +3939,46 @@
                 <w:sz w:val="18"/>
                 <w:szCs w:val="18"/>
               </w:rPr>
-              <w:t xml:space="preserve">            size = result['size']</w:t>
-            </w:r>
-          </w:p>
-          <w:p>
-            <w:pPr>
-              <w:spacing w:after="20"/>
-            </w:pPr>
-            <w:r>
-              <w:rPr>
-                <w:rFonts w:ascii="Courier New" w:cs="Courier New" w:eastAsia="Courier New" w:hAnsi="Courier New"/>
-                <w:sz w:val="18"/>
-                <w:szCs w:val="18"/>
-              </w:rPr>
-              <w:t xml:space="preserve">            if size not in by_size:</w:t>
-            </w:r>
-          </w:p>
-          <w:p>
-            <w:pPr>
-              <w:spacing w:after="20"/>
-            </w:pPr>
-            <w:r>
-              <w:rPr>
-                <w:rFonts w:ascii="Courier New" w:cs="Courier New" w:eastAsia="Courier New" w:hAnsi="Courier New"/>
-                <w:sz w:val="18"/>
-                <w:szCs w:val="18"/>
-              </w:rPr>
-              <w:t xml:space="preserve">                by_size[size] = []</w:t>
-            </w:r>
-          </w:p>
-          <w:p>
-            <w:pPr>
-              <w:spacing w:after="20"/>
-            </w:pPr>
-            <w:r>
-              <w:rPr>
-                <w:rFonts w:ascii="Courier New" w:cs="Courier New" w:eastAsia="Courier New" w:hAnsi="Courier New"/>
-                <w:sz w:val="18"/>
-                <w:szCs w:val="18"/>
-              </w:rPr>
-              <w:t xml:space="preserve">            by_size[size].append(result)</w:t>
+              <w:t xml:space="preserve">            key = (result['algorithm'], result['data_type'])</w:t>
+            </w:r>
+          </w:p>
+          <w:p>
+            <w:pPr>
+              <w:spacing w:after="20"/>
+            </w:pPr>
+            <w:r>
+              <w:rPr>
+                <w:rFonts w:ascii="Courier New" w:cs="Courier New" w:eastAsia="Courier New" w:hAnsi="Courier New"/>
+                <w:sz w:val="18"/>
+                <w:szCs w:val="18"/>
+              </w:rPr>
+              <w:t xml:space="preserve">            if key not in by_algo_type:</w:t>
+            </w:r>
+          </w:p>
+          <w:p>
+            <w:pPr>
+              <w:spacing w:after="20"/>
+            </w:pPr>
+            <w:r>
+              <w:rPr>
+                <w:rFonts w:ascii="Courier New" w:cs="Courier New" w:eastAsia="Courier New" w:hAnsi="Courier New"/>
+                <w:sz w:val="18"/>
+                <w:szCs w:val="18"/>
+              </w:rPr>
+              <w:t xml:space="preserve">                by_algo_type[key] = []</w:t>
+            </w:r>
+          </w:p>
+          <w:p>
+            <w:pPr>
+              <w:spacing w:after="20"/>
+            </w:pPr>
+            <w:r>
+              <w:rPr>
+                <w:rFonts w:ascii="Courier New" w:cs="Courier New" w:eastAsia="Courier New" w:hAnsi="Courier New"/>
+                <w:sz w:val="18"/>
+                <w:szCs w:val="18"/>
+              </w:rPr>
+              <w:t xml:space="preserve">            by_algo_type[key].append(result)</w:t>
             </w:r>
           </w:p>
           <w:p>
@@ -2731,33 +4004,33 @@
                 <w:sz w:val="18"/>
                 <w:szCs w:val="18"/>
               </w:rPr>
-              <w:t xml:space="preserve">        for size in sorted(by_size.keys()):</w:t>
-            </w:r>
-          </w:p>
-          <w:p>
-            <w:pPr>
-              <w:spacing w:after="20"/>
-            </w:pPr>
-            <w:r>
-              <w:rPr>
-                <w:rFonts w:ascii="Courier New" w:cs="Courier New" w:eastAsia="Courier New" w:hAnsi="Courier New"/>
-                <w:sz w:val="18"/>
-                <w:szCs w:val="18"/>
-              </w:rPr>
-              <w:t xml:space="preserve">            print(f"\nSize: {size:,} elements")</w:t>
-            </w:r>
-          </w:p>
-          <w:p>
-            <w:pPr>
-              <w:spacing w:after="20"/>
-            </w:pPr>
-            <w:r>
-              <w:rPr>
-                <w:rFonts w:ascii="Courier New" w:cs="Courier New" w:eastAsia="Courier New" w:hAnsi="Courier New"/>
-                <w:sz w:val="18"/>
-                <w:szCs w:val="18"/>
-              </w:rPr>
-              <w:t xml:space="preserve">            print("-" * 120)</w:t>
+              <w:t xml:space="preserve">        for (algo, data_type) in sorted(by_algo_type.keys()):</w:t>
+            </w:r>
+          </w:p>
+          <w:p>
+            <w:pPr>
+              <w:spacing w:after="20"/>
+            </w:pPr>
+            <w:r>
+              <w:rPr>
+                <w:rFonts w:ascii="Courier New" w:cs="Courier New" w:eastAsia="Courier New" w:hAnsi="Courier New"/>
+                <w:sz w:val="18"/>
+                <w:szCs w:val="18"/>
+              </w:rPr>
+              <w:t xml:space="preserve">            results = sorted(by_algo_type[(algo, data_type)],</w:t>
+            </w:r>
+          </w:p>
+          <w:p>
+            <w:pPr>
+              <w:spacing w:after="20"/>
+            </w:pPr>
+            <w:r>
+              <w:rPr>
+                <w:rFonts w:ascii="Courier New" w:cs="Courier New" w:eastAsia="Courier New" w:hAnsi="Courier New"/>
+                <w:sz w:val="18"/>
+                <w:szCs w:val="18"/>
+              </w:rPr>
+              <w:t xml:space="preserve">                           key=lambda r: r['size'])</w:t>
             </w:r>
           </w:p>
           <w:p>
@@ -2783,85 +4056,20 @@
                 <w:sz w:val="18"/>
                 <w:szCs w:val="18"/>
               </w:rPr>
-              <w:t xml:space="preserve">            # Group by data type</w:t>
-            </w:r>
-          </w:p>
-          <w:p>
-            <w:pPr>
-              <w:spacing w:after="20"/>
-            </w:pPr>
-            <w:r>
-              <w:rPr>
-                <w:rFonts w:ascii="Courier New" w:cs="Courier New" w:eastAsia="Courier New" w:hAnsi="Courier New"/>
-                <w:sz w:val="18"/>
-                <w:szCs w:val="18"/>
-              </w:rPr>
-              <w:t xml:space="preserve">            by_data_type = {}</w:t>
-            </w:r>
-          </w:p>
-          <w:p>
-            <w:pPr>
-              <w:spacing w:after="20"/>
-            </w:pPr>
-            <w:r>
-              <w:rPr>
-                <w:rFonts w:ascii="Courier New" w:cs="Courier New" w:eastAsia="Courier New" w:hAnsi="Courier New"/>
-                <w:sz w:val="18"/>
-                <w:szCs w:val="18"/>
-              </w:rPr>
-              <w:t xml:space="preserve">            for result in by_size[size]:</w:t>
-            </w:r>
-          </w:p>
-          <w:p>
-            <w:pPr>
-              <w:spacing w:after="20"/>
-            </w:pPr>
-            <w:r>
-              <w:rPr>
-                <w:rFonts w:ascii="Courier New" w:cs="Courier New" w:eastAsia="Courier New" w:hAnsi="Courier New"/>
-                <w:sz w:val="18"/>
-                <w:szCs w:val="18"/>
-              </w:rPr>
-              <w:t xml:space="preserve">                dt = result['data_type']</w:t>
-            </w:r>
-          </w:p>
-          <w:p>
-            <w:pPr>
-              <w:spacing w:after="20"/>
-            </w:pPr>
-            <w:r>
-              <w:rPr>
-                <w:rFonts w:ascii="Courier New" w:cs="Courier New" w:eastAsia="Courier New" w:hAnsi="Courier New"/>
-                <w:sz w:val="18"/>
-                <w:szCs w:val="18"/>
-              </w:rPr>
-              <w:t xml:space="preserve">                if dt not in by_data_type:</w:t>
-            </w:r>
-          </w:p>
-          <w:p>
-            <w:pPr>
-              <w:spacing w:after="20"/>
-            </w:pPr>
-            <w:r>
-              <w:rPr>
-                <w:rFonts w:ascii="Courier New" w:cs="Courier New" w:eastAsia="Courier New" w:hAnsi="Courier New"/>
-                <w:sz w:val="18"/>
-                <w:szCs w:val="18"/>
-              </w:rPr>
-              <w:t xml:space="preserve">                    by_data_type[dt] = []</w:t>
-            </w:r>
-          </w:p>
-          <w:p>
-            <w:pPr>
-              <w:spacing w:after="20"/>
-            </w:pPr>
-            <w:r>
-              <w:rPr>
-                <w:rFonts w:ascii="Courier New" w:cs="Courier New" w:eastAsia="Courier New" w:hAnsi="Courier New"/>
-                <w:sz w:val="18"/>
-                <w:szCs w:val="18"/>
-              </w:rPr>
-              <w:t xml:space="preserve">                by_data_type[dt].append(result)</w:t>
+              <w:t xml:space="preserve">            if len(results) &gt;= 2:</w:t>
+            </w:r>
+          </w:p>
+          <w:p>
+            <w:pPr>
+              <w:spacing w:after="20"/>
+            </w:pPr>
+            <w:r>
+              <w:rPr>
+                <w:rFonts w:ascii="Courier New" w:cs="Courier New" w:eastAsia="Courier New" w:hAnsi="Courier New"/>
+                <w:sz w:val="18"/>
+                <w:szCs w:val="18"/>
+              </w:rPr>
+              <w:t xml:space="preserve">                print(f"\n{algo} on {data_type}:")</w:t>
             </w:r>
           </w:p>
           <w:p>
@@ -2887,20 +4095,59 @@
                 <w:sz w:val="18"/>
                 <w:szCs w:val="18"/>
               </w:rPr>
-              <w:t xml:space="preserve">            for data_type in sorted(by_data_type.keys()):</w:t>
-            </w:r>
-          </w:p>
-          <w:p>
-            <w:pPr>
-              <w:spacing w:after="20"/>
-            </w:pPr>
-            <w:r>
-              <w:rPr>
-                <w:rFonts w:ascii="Courier New" w:cs="Courier New" w:eastAsia="Courier New" w:hAnsi="Courier New"/>
-                <w:sz w:val="18"/>
-                <w:szCs w:val="18"/>
-              </w:rPr>
-              <w:t xml:space="preserve">                print(f"  {data_type:20}")</w:t>
+              <w:t xml:space="preserve">                # Calculate scaling factor</w:t>
+            </w:r>
+          </w:p>
+          <w:p>
+            <w:pPr>
+              <w:spacing w:after="20"/>
+            </w:pPr>
+            <w:r>
+              <w:rPr>
+                <w:rFonts w:ascii="Courier New" w:cs="Courier New" w:eastAsia="Courier New" w:hAnsi="Courier New"/>
+                <w:sz w:val="18"/>
+                <w:szCs w:val="18"/>
+              </w:rPr>
+              <w:t xml:space="preserve">                smallest = results[0]</w:t>
+            </w:r>
+          </w:p>
+          <w:p>
+            <w:pPr>
+              <w:spacing w:after="20"/>
+            </w:pPr>
+            <w:r>
+              <w:rPr>
+                <w:rFonts w:ascii="Courier New" w:cs="Courier New" w:eastAsia="Courier New" w:hAnsi="Courier New"/>
+                <w:sz w:val="18"/>
+                <w:szCs w:val="18"/>
+              </w:rPr>
+              <w:t xml:space="preserve">                largest = results[-1]</w:t>
+            </w:r>
+          </w:p>
+          <w:p>
+            <w:pPr>
+              <w:spacing w:after="20"/>
+            </w:pPr>
+            <w:r>
+              <w:rPr>
+                <w:rFonts w:ascii="Courier New" w:cs="Courier New" w:eastAsia="Courier New" w:hAnsi="Courier New"/>
+                <w:sz w:val="18"/>
+                <w:szCs w:val="18"/>
+              </w:rPr>
+              <w:t xml:space="preserve">                size_ratio = largest['size'] / smallest['size']</w:t>
+            </w:r>
+          </w:p>
+          <w:p>
+            <w:pPr>
+              <w:spacing w:after="20"/>
+            </w:pPr>
+            <w:r>
+              <w:rPr>
+                <w:rFonts w:ascii="Courier New" w:cs="Courier New" w:eastAsia="Courier New" w:hAnsi="Courier New"/>
+                <w:sz w:val="18"/>
+                <w:szCs w:val="18"/>
+              </w:rPr>
+              <w:t xml:space="preserve">                time_ratio = largest['time'] / smallest['time']</w:t>
             </w:r>
           </w:p>
           <w:p>
@@ -2926,33 +4173,20 @@
                 <w:sz w:val="18"/>
                 <w:szCs w:val="18"/>
               </w:rPr>
-              <w:t xml:space="preserve">                # Sort by time (fastest first)</w:t>
-            </w:r>
-          </w:p>
-          <w:p>
-            <w:pPr>
-              <w:spacing w:after="20"/>
-            </w:pPr>
-            <w:r>
-              <w:rPr>
-                <w:rFonts w:ascii="Courier New" w:cs="Courier New" w:eastAsia="Courier New" w:hAnsi="Courier New"/>
-                <w:sz w:val="18"/>
-                <w:szCs w:val="18"/>
-              </w:rPr>
-              <w:t xml:space="preserve">                sorted_results = sorted(by_data_type[data_type],</w:t>
-            </w:r>
-          </w:p>
-          <w:p>
-            <w:pPr>
-              <w:spacing w:after="20"/>
-            </w:pPr>
-            <w:r>
-              <w:rPr>
-                <w:rFonts w:ascii="Courier New" w:cs="Courier New" w:eastAsia="Courier New" w:hAnsi="Courier New"/>
-                <w:sz w:val="18"/>
-                <w:szCs w:val="18"/>
-              </w:rPr>
-              <w:t xml:space="preserve">                                       key=lambda r: r['time'])</w:t>
+              <w:t xml:space="preserve">                print(f"  Size ratio: {size_ratio:.1f}x ({smallest['size']:,} → {largest['size']:,})")</w:t>
+            </w:r>
+          </w:p>
+          <w:p>
+            <w:pPr>
+              <w:spacing w:after="20"/>
+            </w:pPr>
+            <w:r>
+              <w:rPr>
+                <w:rFonts w:ascii="Courier New" w:cs="Courier New" w:eastAsia="Courier New" w:hAnsi="Courier New"/>
+                <w:sz w:val="18"/>
+                <w:szCs w:val="18"/>
+              </w:rPr>
+              <w:t xml:space="preserve">                print(f"  Time ratio: {time_ratio:.1f}x")</w:t>
             </w:r>
           </w:p>
           <w:p>
@@ -2978,59 +4212,85 @@
                 <w:sz w:val="18"/>
                 <w:szCs w:val="18"/>
               </w:rPr>
-              <w:t xml:space="preserve">                for i, result in enumerate(sorted_results):</w:t>
-            </w:r>
-          </w:p>
-          <w:p>
-            <w:pPr>
-              <w:spacing w:after="20"/>
-            </w:pPr>
-            <w:r>
-              <w:rPr>
-                <w:rFonts w:ascii="Courier New" w:cs="Courier New" w:eastAsia="Courier New" w:hAnsi="Courier New"/>
-                <w:sz w:val="18"/>
-                <w:szCs w:val="18"/>
-              </w:rPr>
-              <w:t xml:space="preserve">                    rank = i + 1</w:t>
-            </w:r>
-          </w:p>
-          <w:p>
-            <w:pPr>
-              <w:spacing w:after="20"/>
-            </w:pPr>
-            <w:r>
-              <w:rPr>
-                <w:rFonts w:ascii="Courier New" w:cs="Courier New" w:eastAsia="Courier New" w:hAnsi="Courier New"/>
-                <w:sz w:val="18"/>
-                <w:szCs w:val="18"/>
-              </w:rPr>
-              <w:t xml:space="preserve">                    algo = result['algorithm']</w:t>
-            </w:r>
-          </w:p>
-          <w:p>
-            <w:pPr>
-              <w:spacing w:after="20"/>
-            </w:pPr>
-            <w:r>
-              <w:rPr>
-                <w:rFonts w:ascii="Courier New" w:cs="Courier New" w:eastAsia="Courier New" w:hAnsi="Courier New"/>
-                <w:sz w:val="18"/>
-                <w:szCs w:val="18"/>
-              </w:rPr>
-              <w:t xml:space="preserve">                    time_ms = result['time'] * 1000</w:t>
-            </w:r>
-          </w:p>
-          <w:p>
-            <w:pPr>
-              <w:spacing w:after="20"/>
-            </w:pPr>
-            <w:r>
-              <w:rPr>
-                <w:rFonts w:ascii="Courier New" w:cs="Courier New" w:eastAsia="Courier New" w:hAnsi="Courier New"/>
-                <w:sz w:val="18"/>
-                <w:szCs w:val="18"/>
-              </w:rPr>
-              <w:t xml:space="preserve">                    print(f"    {rank}. {algo:20} {time_ms:10.3f}ms")</w:t>
+              <w:t xml:space="preserve">                # Compare to expected scaling</w:t>
+            </w:r>
+          </w:p>
+          <w:p>
+            <w:pPr>
+              <w:spacing w:after="20"/>
+            </w:pPr>
+            <w:r>
+              <w:rPr>
+                <w:rFonts w:ascii="Courier New" w:cs="Courier New" w:eastAsia="Courier New" w:hAnsi="Courier New"/>
+                <w:sz w:val="18"/>
+                <w:szCs w:val="18"/>
+              </w:rPr>
+              <w:t xml:space="preserve">                if algo in ['Bubble Sort', 'Selection Sort', 'Insertion Sort']:</w:t>
+            </w:r>
+          </w:p>
+          <w:p>
+            <w:pPr>
+              <w:spacing w:after="20"/>
+            </w:pPr>
+            <w:r>
+              <w:rPr>
+                <w:rFonts w:ascii="Courier New" w:cs="Courier New" w:eastAsia="Courier New" w:hAnsi="Courier New"/>
+                <w:sz w:val="18"/>
+                <w:szCs w:val="18"/>
+              </w:rPr>
+              <w:t xml:space="preserve">                    expected = size_ratio ** 2  # O(n²)</w:t>
+            </w:r>
+          </w:p>
+          <w:p>
+            <w:pPr>
+              <w:spacing w:after="20"/>
+            </w:pPr>
+            <w:r>
+              <w:rPr>
+                <w:rFonts w:ascii="Courier New" w:cs="Courier New" w:eastAsia="Courier New" w:hAnsi="Courier New"/>
+                <w:sz w:val="18"/>
+                <w:szCs w:val="18"/>
+              </w:rPr>
+              <w:t xml:space="preserve">                    expected_label = "O(n²)"</w:t>
+            </w:r>
+          </w:p>
+          <w:p>
+            <w:pPr>
+              <w:spacing w:after="20"/>
+            </w:pPr>
+            <w:r>
+              <w:rPr>
+                <w:rFonts w:ascii="Courier New" w:cs="Courier New" w:eastAsia="Courier New" w:hAnsi="Courier New"/>
+                <w:sz w:val="18"/>
+                <w:szCs w:val="18"/>
+              </w:rPr>
+              <w:t xml:space="preserve">                else:</w:t>
+            </w:r>
+          </w:p>
+          <w:p>
+            <w:pPr>
+              <w:spacing w:after="20"/>
+            </w:pPr>
+            <w:r>
+              <w:rPr>
+                <w:rFonts w:ascii="Courier New" w:cs="Courier New" w:eastAsia="Courier New" w:hAnsi="Courier New"/>
+                <w:sz w:val="18"/>
+                <w:szCs w:val="18"/>
+              </w:rPr>
+              <w:t xml:space="preserve">                    expected = size_ratio * (size_ratio ** 0.5).bit_length()  # Approximate O(n log n)</w:t>
+            </w:r>
+          </w:p>
+          <w:p>
+            <w:pPr>
+              <w:spacing w:after="20"/>
+            </w:pPr>
+            <w:r>
+              <w:rPr>
+                <w:rFonts w:ascii="Courier New" w:cs="Courier New" w:eastAsia="Courier New" w:hAnsi="Courier New"/>
+                <w:sz w:val="18"/>
+                <w:szCs w:val="18"/>
+              </w:rPr>
+              <w:t xml:space="preserve">                    expected_label = "O(n log n)"</w:t>
             </w:r>
           </w:p>
           <w:p>
@@ -3056,59 +4316,33 @@
                 <w:sz w:val="18"/>
                 <w:szCs w:val="18"/>
               </w:rPr>
-              <w:t xml:space="preserve">    def analyze_scaling(self):</w:t>
-            </w:r>
-          </w:p>
-          <w:p>
-            <w:pPr>
-              <w:spacing w:after="20"/>
-            </w:pPr>
-            <w:r>
-              <w:rPr>
-                <w:rFonts w:ascii="Courier New" w:cs="Courier New" w:eastAsia="Courier New" w:hAnsi="Courier New"/>
-                <w:sz w:val="18"/>
-                <w:szCs w:val="18"/>
-              </w:rPr>
-              <w:t xml:space="preserve">        """Analyze how algorithms scale with size."""</w:t>
-            </w:r>
-          </w:p>
-          <w:p>
-            <w:pPr>
-              <w:spacing w:after="20"/>
-            </w:pPr>
-            <w:r>
-              <w:rPr>
-                <w:rFonts w:ascii="Courier New" w:cs="Courier New" w:eastAsia="Courier New" w:hAnsi="Courier New"/>
-                <w:sz w:val="18"/>
-                <w:szCs w:val="18"/>
-              </w:rPr>
-              <w:t xml:space="preserve">        print("\n" + "=" * 120)</w:t>
-            </w:r>
-          </w:p>
-          <w:p>
-            <w:pPr>
-              <w:spacing w:after="20"/>
-            </w:pPr>
-            <w:r>
-              <w:rPr>
-                <w:rFonts w:ascii="Courier New" w:cs="Courier New" w:eastAsia="Courier New" w:hAnsi="Courier New"/>
-                <w:sz w:val="18"/>
-                <w:szCs w:val="18"/>
-              </w:rPr>
-              <w:t xml:space="preserve">        print("SCALING ANALYSIS")</w:t>
-            </w:r>
-          </w:p>
-          <w:p>
-            <w:pPr>
-              <w:spacing w:after="20"/>
-            </w:pPr>
-            <w:r>
-              <w:rPr>
-                <w:rFonts w:ascii="Courier New" w:cs="Courier New" w:eastAsia="Courier New" w:hAnsi="Courier New"/>
-                <w:sz w:val="18"/>
-                <w:szCs w:val="18"/>
-              </w:rPr>
-              <w:t xml:space="preserve">        print("=" * 120)</w:t>
+              <w:t xml:space="preserve">                print(f"  Expected scaling ({expected_label}): {expected:.1f}x")</w:t>
+            </w:r>
+          </w:p>
+          <w:p>
+            <w:pPr>
+              <w:spacing w:after="20"/>
+            </w:pPr>
+            <w:r>
+              <w:rPr>
+                <w:rFonts w:ascii="Courier New" w:cs="Courier New" w:eastAsia="Courier New" w:hAnsi="Courier New"/>
+                <w:sz w:val="18"/>
+                <w:szCs w:val="18"/>
+              </w:rPr>
+              <w:t xml:space="preserve">                deviation = abs(time_ratio - expected) / expected * 100</w:t>
+            </w:r>
+          </w:p>
+          <w:p>
+            <w:pPr>
+              <w:spacing w:after="20"/>
+            </w:pPr>
+            <w:r>
+              <w:rPr>
+                <w:rFonts w:ascii="Courier New" w:cs="Courier New" w:eastAsia="Courier New" w:hAnsi="Courier New"/>
+                <w:sz w:val="18"/>
+                <w:szCs w:val="18"/>
+              </w:rPr>
+              <w:t xml:space="preserve">                print(f"  Deviation from expected: {deviation:.1f}%")</w:t>
             </w:r>
           </w:p>
           <w:p>
@@ -3134,20 +4368,46 @@
                 <w:sz w:val="18"/>
                 <w:szCs w:val="18"/>
               </w:rPr>
-              <w:t xml:space="preserve">        # For each algorithm and data type, show scaling</w:t>
-            </w:r>
-          </w:p>
-          <w:p>
-            <w:pPr>
-              <w:spacing w:after="20"/>
-            </w:pPr>
-            <w:r>
-              <w:rPr>
-                <w:rFonts w:ascii="Courier New" w:cs="Courier New" w:eastAsia="Courier New" w:hAnsi="Courier New"/>
-                <w:sz w:val="18"/>
-                <w:szCs w:val="18"/>
-              </w:rPr>
-              <w:t xml:space="preserve">        by_algo_type = {}</w:t>
+              <w:t xml:space="preserve">    def get_fastest_algorithm(self, size, data_type=None):</w:t>
+            </w:r>
+          </w:p>
+          <w:p>
+            <w:pPr>
+              <w:spacing w:after="20"/>
+            </w:pPr>
+            <w:r>
+              <w:rPr>
+                <w:rFonts w:ascii="Courier New" w:cs="Courier New" w:eastAsia="Courier New" w:hAnsi="Courier New"/>
+                <w:sz w:val="18"/>
+                <w:szCs w:val="18"/>
+              </w:rPr>
+              <w:t xml:space="preserve">        """Get the fastest algorithm for a specific size/data type."""</w:t>
+            </w:r>
+          </w:p>
+          <w:p>
+            <w:pPr>
+              <w:spacing w:after="20"/>
+            </w:pPr>
+            <w:r>
+              <w:rPr>
+                <w:rFonts w:ascii="Courier New" w:cs="Courier New" w:eastAsia="Courier New" w:hAnsi="Courier New"/>
+                <w:sz w:val="18"/>
+                <w:szCs w:val="18"/>
+              </w:rPr>
+              <w:t xml:space="preserve">        matching = [r for r in self.results.values()</w:t>
+            </w:r>
+          </w:p>
+          <w:p>
+            <w:pPr>
+              <w:spacing w:after="20"/>
+            </w:pPr>
+            <w:r>
+              <w:rPr>
+                <w:rFonts w:ascii="Courier New" w:cs="Courier New" w:eastAsia="Courier New" w:hAnsi="Courier New"/>
+                <w:sz w:val="18"/>
+                <w:szCs w:val="18"/>
+              </w:rPr>
+              <w:t xml:space="preserve">                   if r['size'] == size]</w:t>
             </w:r>
           </w:p>
           <w:p>
@@ -3173,59 +4433,20 @@
                 <w:sz w:val="18"/>
                 <w:szCs w:val="18"/>
               </w:rPr>
-              <w:t xml:space="preserve">        for result in self.results.values():</w:t>
-            </w:r>
-          </w:p>
-          <w:p>
-            <w:pPr>
-              <w:spacing w:after="20"/>
-            </w:pPr>
-            <w:r>
-              <w:rPr>
-                <w:rFonts w:ascii="Courier New" w:cs="Courier New" w:eastAsia="Courier New" w:hAnsi="Courier New"/>
-                <w:sz w:val="18"/>
-                <w:szCs w:val="18"/>
-              </w:rPr>
-              <w:t xml:space="preserve">            key = (result['algorithm'], result['data_type'])</w:t>
-            </w:r>
-          </w:p>
-          <w:p>
-            <w:pPr>
-              <w:spacing w:after="20"/>
-            </w:pPr>
-            <w:r>
-              <w:rPr>
-                <w:rFonts w:ascii="Courier New" w:cs="Courier New" w:eastAsia="Courier New" w:hAnsi="Courier New"/>
-                <w:sz w:val="18"/>
-                <w:szCs w:val="18"/>
-              </w:rPr>
-              <w:t xml:space="preserve">            if key not in by_algo_type:</w:t>
-            </w:r>
-          </w:p>
-          <w:p>
-            <w:pPr>
-              <w:spacing w:after="20"/>
-            </w:pPr>
-            <w:r>
-              <w:rPr>
-                <w:rFonts w:ascii="Courier New" w:cs="Courier New" w:eastAsia="Courier New" w:hAnsi="Courier New"/>
-                <w:sz w:val="18"/>
-                <w:szCs w:val="18"/>
-              </w:rPr>
-              <w:t xml:space="preserve">                by_algo_type[key] = []</w:t>
-            </w:r>
-          </w:p>
-          <w:p>
-            <w:pPr>
-              <w:spacing w:after="20"/>
-            </w:pPr>
-            <w:r>
-              <w:rPr>
-                <w:rFonts w:ascii="Courier New" w:cs="Courier New" w:eastAsia="Courier New" w:hAnsi="Courier New"/>
-                <w:sz w:val="18"/>
-                <w:szCs w:val="18"/>
-              </w:rPr>
-              <w:t xml:space="preserve">            by_algo_type[key].append(result)</w:t>
+              <w:t xml:space="preserve">        if data_type:</w:t>
+            </w:r>
+          </w:p>
+          <w:p>
+            <w:pPr>
+              <w:spacing w:after="20"/>
+            </w:pPr>
+            <w:r>
+              <w:rPr>
+                <w:rFonts w:ascii="Courier New" w:cs="Courier New" w:eastAsia="Courier New" w:hAnsi="Courier New"/>
+                <w:sz w:val="18"/>
+                <w:szCs w:val="18"/>
+              </w:rPr>
+              <w:t xml:space="preserve">            matching = [r for r in matching if r['data_type'] == data_type]</w:t>
             </w:r>
           </w:p>
           <w:p>
@@ -3251,33 +4472,33 @@
                 <w:sz w:val="18"/>
                 <w:szCs w:val="18"/>
               </w:rPr>
-              <w:t xml:space="preserve">        for (algo, data_type) in sorted(by_algo_type.keys()):</w:t>
-            </w:r>
-          </w:p>
-          <w:p>
-            <w:pPr>
-              <w:spacing w:after="20"/>
-            </w:pPr>
-            <w:r>
-              <w:rPr>
-                <w:rFonts w:ascii="Courier New" w:cs="Courier New" w:eastAsia="Courier New" w:hAnsi="Courier New"/>
-                <w:sz w:val="18"/>
-                <w:szCs w:val="18"/>
-              </w:rPr>
-              <w:t xml:space="preserve">            results = sorted(by_algo_type[(algo, data_type)],</w:t>
-            </w:r>
-          </w:p>
-          <w:p>
-            <w:pPr>
-              <w:spacing w:after="20"/>
-            </w:pPr>
-            <w:r>
-              <w:rPr>
-                <w:rFonts w:ascii="Courier New" w:cs="Courier New" w:eastAsia="Courier New" w:hAnsi="Courier New"/>
-                <w:sz w:val="18"/>
-                <w:szCs w:val="18"/>
-              </w:rPr>
-              <w:t xml:space="preserve">                           key=lambda r: r['size'])</w:t>
+              <w:t xml:space="preserve">        if matching:</w:t>
+            </w:r>
+          </w:p>
+          <w:p>
+            <w:pPr>
+              <w:spacing w:after="20"/>
+            </w:pPr>
+            <w:r>
+              <w:rPr>
+                <w:rFonts w:ascii="Courier New" w:cs="Courier New" w:eastAsia="Courier New" w:hAnsi="Courier New"/>
+                <w:sz w:val="18"/>
+                <w:szCs w:val="18"/>
+              </w:rPr>
+              <w:t xml:space="preserve">            return min(matching, key=lambda r: r['time'])</w:t>
+            </w:r>
+          </w:p>
+          <w:p>
+            <w:pPr>
+              <w:spacing w:after="20"/>
+            </w:pPr>
+            <w:r>
+              <w:rPr>
+                <w:rFonts w:ascii="Courier New" w:cs="Courier New" w:eastAsia="Courier New" w:hAnsi="Courier New"/>
+                <w:sz w:val="18"/>
+                <w:szCs w:val="18"/>
+              </w:rPr>
+              <w:t xml:space="preserve">        return None</w:t>
             </w:r>
           </w:p>
           <w:p>
@@ -3303,475 +4524,7 @@
                 <w:sz w:val="18"/>
                 <w:szCs w:val="18"/>
               </w:rPr>
-              <w:t xml:space="preserve">            if len(results) &gt;= 2:</w:t>
-            </w:r>
-          </w:p>
-          <w:p>
-            <w:pPr>
-              <w:spacing w:after="20"/>
-            </w:pPr>
-            <w:r>
-              <w:rPr>
-                <w:rFonts w:ascii="Courier New" w:cs="Courier New" w:eastAsia="Courier New" w:hAnsi="Courier New"/>
-                <w:sz w:val="18"/>
-                <w:szCs w:val="18"/>
-              </w:rPr>
-              <w:t xml:space="preserve">                print(f"\n{algo} on {data_type}:")</w:t>
-            </w:r>
-          </w:p>
-          <w:p>
-            <w:pPr>
-              <w:spacing w:after="20"/>
-            </w:pPr>
-            <w:r>
-              <w:rPr>
-                <w:rFonts w:ascii="Courier New" w:cs="Courier New" w:eastAsia="Courier New" w:hAnsi="Courier New"/>
-                <w:sz w:val="18"/>
-                <w:szCs w:val="18"/>
-              </w:rPr>
               <w:t xml:space="preserve"> </w:t>
-            </w:r>
-          </w:p>
-          <w:p>
-            <w:pPr>
-              <w:spacing w:after="20"/>
-            </w:pPr>
-            <w:r>
-              <w:rPr>
-                <w:rFonts w:ascii="Courier New" w:cs="Courier New" w:eastAsia="Courier New" w:hAnsi="Courier New"/>
-                <w:sz w:val="18"/>
-                <w:szCs w:val="18"/>
-              </w:rPr>
-              <w:t xml:space="preserve">                # Calculate scaling factor</w:t>
-            </w:r>
-          </w:p>
-          <w:p>
-            <w:pPr>
-              <w:spacing w:after="20"/>
-            </w:pPr>
-            <w:r>
-              <w:rPr>
-                <w:rFonts w:ascii="Courier New" w:cs="Courier New" w:eastAsia="Courier New" w:hAnsi="Courier New"/>
-                <w:sz w:val="18"/>
-                <w:szCs w:val="18"/>
-              </w:rPr>
-              <w:t xml:space="preserve">                smallest = results[0]</w:t>
-            </w:r>
-          </w:p>
-          <w:p>
-            <w:pPr>
-              <w:spacing w:after="20"/>
-            </w:pPr>
-            <w:r>
-              <w:rPr>
-                <w:rFonts w:ascii="Courier New" w:cs="Courier New" w:eastAsia="Courier New" w:hAnsi="Courier New"/>
-                <w:sz w:val="18"/>
-                <w:szCs w:val="18"/>
-              </w:rPr>
-              <w:t xml:space="preserve">                largest = results[-1]</w:t>
-            </w:r>
-          </w:p>
-          <w:p>
-            <w:pPr>
-              <w:spacing w:after="20"/>
-            </w:pPr>
-            <w:r>
-              <w:rPr>
-                <w:rFonts w:ascii="Courier New" w:cs="Courier New" w:eastAsia="Courier New" w:hAnsi="Courier New"/>
-                <w:sz w:val="18"/>
-                <w:szCs w:val="18"/>
-              </w:rPr>
-              <w:t xml:space="preserve">                size_ratio = largest['size'] / smallest['size']</w:t>
-            </w:r>
-          </w:p>
-          <w:p>
-            <w:pPr>
-              <w:spacing w:after="20"/>
-            </w:pPr>
-            <w:r>
-              <w:rPr>
-                <w:rFonts w:ascii="Courier New" w:cs="Courier New" w:eastAsia="Courier New" w:hAnsi="Courier New"/>
-                <w:sz w:val="18"/>
-                <w:szCs w:val="18"/>
-              </w:rPr>
-              <w:t xml:space="preserve">                time_ratio = largest['time'] / smallest['time']</w:t>
-            </w:r>
-          </w:p>
-          <w:p>
-            <w:pPr>
-              <w:spacing w:after="20"/>
-            </w:pPr>
-            <w:r>
-              <w:rPr>
-                <w:rFonts w:ascii="Courier New" w:cs="Courier New" w:eastAsia="Courier New" w:hAnsi="Courier New"/>
-                <w:sz w:val="18"/>
-                <w:szCs w:val="18"/>
-              </w:rPr>
-              <w:t xml:space="preserve"> </w:t>
-            </w:r>
-          </w:p>
-          <w:p>
-            <w:pPr>
-              <w:spacing w:after="20"/>
-            </w:pPr>
-            <w:r>
-              <w:rPr>
-                <w:rFonts w:ascii="Courier New" w:cs="Courier New" w:eastAsia="Courier New" w:hAnsi="Courier New"/>
-                <w:sz w:val="18"/>
-                <w:szCs w:val="18"/>
-              </w:rPr>
-              <w:t xml:space="preserve">                print(f"  Size ratio: {size_ratio:.1f}x ({smallest['size']:,} → {largest['size']:,})")</w:t>
-            </w:r>
-          </w:p>
-          <w:p>
-            <w:pPr>
-              <w:spacing w:after="20"/>
-            </w:pPr>
-            <w:r>
-              <w:rPr>
-                <w:rFonts w:ascii="Courier New" w:cs="Courier New" w:eastAsia="Courier New" w:hAnsi="Courier New"/>
-                <w:sz w:val="18"/>
-                <w:szCs w:val="18"/>
-              </w:rPr>
-              <w:t xml:space="preserve">                print(f"  Time ratio: {time_ratio:.1f}x")</w:t>
-            </w:r>
-          </w:p>
-          <w:p>
-            <w:pPr>
-              <w:spacing w:after="20"/>
-            </w:pPr>
-            <w:r>
-              <w:rPr>
-                <w:rFonts w:ascii="Courier New" w:cs="Courier New" w:eastAsia="Courier New" w:hAnsi="Courier New"/>
-                <w:sz w:val="18"/>
-                <w:szCs w:val="18"/>
-              </w:rPr>
-              <w:t xml:space="preserve"> </w:t>
-            </w:r>
-          </w:p>
-          <w:p>
-            <w:pPr>
-              <w:spacing w:after="20"/>
-            </w:pPr>
-            <w:r>
-              <w:rPr>
-                <w:rFonts w:ascii="Courier New" w:cs="Courier New" w:eastAsia="Courier New" w:hAnsi="Courier New"/>
-                <w:sz w:val="18"/>
-                <w:szCs w:val="18"/>
-              </w:rPr>
-              <w:t xml:space="preserve">                # Compare to expected scaling</w:t>
-            </w:r>
-          </w:p>
-          <w:p>
-            <w:pPr>
-              <w:spacing w:after="20"/>
-            </w:pPr>
-            <w:r>
-              <w:rPr>
-                <w:rFonts w:ascii="Courier New" w:cs="Courier New" w:eastAsia="Courier New" w:hAnsi="Courier New"/>
-                <w:sz w:val="18"/>
-                <w:szCs w:val="18"/>
-              </w:rPr>
-              <w:t xml:space="preserve">                if algo in ['Bubble Sort', 'Selection Sort', 'Insertion Sort']:</w:t>
-            </w:r>
-          </w:p>
-          <w:p>
-            <w:pPr>
-              <w:spacing w:after="20"/>
-            </w:pPr>
-            <w:r>
-              <w:rPr>
-                <w:rFonts w:ascii="Courier New" w:cs="Courier New" w:eastAsia="Courier New" w:hAnsi="Courier New"/>
-                <w:sz w:val="18"/>
-                <w:szCs w:val="18"/>
-              </w:rPr>
-              <w:t xml:space="preserve">                    expected = size_ratio ** 2  # O(n²)</w:t>
-            </w:r>
-          </w:p>
-          <w:p>
-            <w:pPr>
-              <w:spacing w:after="20"/>
-            </w:pPr>
-            <w:r>
-              <w:rPr>
-                <w:rFonts w:ascii="Courier New" w:cs="Courier New" w:eastAsia="Courier New" w:hAnsi="Courier New"/>
-                <w:sz w:val="18"/>
-                <w:szCs w:val="18"/>
-              </w:rPr>
-              <w:t xml:space="preserve">                    expected_label = "O(n²)"</w:t>
-            </w:r>
-          </w:p>
-          <w:p>
-            <w:pPr>
-              <w:spacing w:after="20"/>
-            </w:pPr>
-            <w:r>
-              <w:rPr>
-                <w:rFonts w:ascii="Courier New" w:cs="Courier New" w:eastAsia="Courier New" w:hAnsi="Courier New"/>
-                <w:sz w:val="18"/>
-                <w:szCs w:val="18"/>
-              </w:rPr>
-              <w:t xml:space="preserve">                else:</w:t>
-            </w:r>
-          </w:p>
-          <w:p>
-            <w:pPr>
-              <w:spacing w:after="20"/>
-            </w:pPr>
-            <w:r>
-              <w:rPr>
-                <w:rFonts w:ascii="Courier New" w:cs="Courier New" w:eastAsia="Courier New" w:hAnsi="Courier New"/>
-                <w:sz w:val="18"/>
-                <w:szCs w:val="18"/>
-              </w:rPr>
-              <w:t xml:space="preserve">                    expected = size_ratio * (size_ratio ** 0.5).bit_length()  # Approximate O(n log n)</w:t>
-            </w:r>
-          </w:p>
-          <w:p>
-            <w:pPr>
-              <w:spacing w:after="20"/>
-            </w:pPr>
-            <w:r>
-              <w:rPr>
-                <w:rFonts w:ascii="Courier New" w:cs="Courier New" w:eastAsia="Courier New" w:hAnsi="Courier New"/>
-                <w:sz w:val="18"/>
-                <w:szCs w:val="18"/>
-              </w:rPr>
-              <w:t xml:space="preserve">                    expected_label = "O(n log n)"</w:t>
-            </w:r>
-          </w:p>
-          <w:p>
-            <w:pPr>
-              <w:spacing w:after="20"/>
-            </w:pPr>
-            <w:r>
-              <w:rPr>
-                <w:rFonts w:ascii="Courier New" w:cs="Courier New" w:eastAsia="Courier New" w:hAnsi="Courier New"/>
-                <w:sz w:val="18"/>
-                <w:szCs w:val="18"/>
-              </w:rPr>
-              <w:t xml:space="preserve"> </w:t>
-            </w:r>
-          </w:p>
-          <w:p>
-            <w:pPr>
-              <w:spacing w:after="20"/>
-            </w:pPr>
-            <w:r>
-              <w:rPr>
-                <w:rFonts w:ascii="Courier New" w:cs="Courier New" w:eastAsia="Courier New" w:hAnsi="Courier New"/>
-                <w:sz w:val="18"/>
-                <w:szCs w:val="18"/>
-              </w:rPr>
-              <w:t xml:space="preserve">                print(f"  Expected scaling ({expected_label}): {expected:.1f}x")</w:t>
-            </w:r>
-          </w:p>
-          <w:p>
-            <w:pPr>
-              <w:spacing w:after="20"/>
-            </w:pPr>
-            <w:r>
-              <w:rPr>
-                <w:rFonts w:ascii="Courier New" w:cs="Courier New" w:eastAsia="Courier New" w:hAnsi="Courier New"/>
-                <w:sz w:val="18"/>
-                <w:szCs w:val="18"/>
-              </w:rPr>
-              <w:t xml:space="preserve">                deviation = abs(time_ratio - expected) / expected * 100</w:t>
-            </w:r>
-          </w:p>
-          <w:p>
-            <w:pPr>
-              <w:spacing w:after="20"/>
-            </w:pPr>
-            <w:r>
-              <w:rPr>
-                <w:rFonts w:ascii="Courier New" w:cs="Courier New" w:eastAsia="Courier New" w:hAnsi="Courier New"/>
-                <w:sz w:val="18"/>
-                <w:szCs w:val="18"/>
-              </w:rPr>
-              <w:t xml:space="preserve">                print(f"  Deviation from expected: {deviation:.1f}%")</w:t>
-            </w:r>
-          </w:p>
-          <w:p>
-            <w:pPr>
-              <w:spacing w:after="20"/>
-            </w:pPr>
-            <w:r>
-              <w:rPr>
-                <w:rFonts w:ascii="Courier New" w:cs="Courier New" w:eastAsia="Courier New" w:hAnsi="Courier New"/>
-                <w:sz w:val="18"/>
-                <w:szCs w:val="18"/>
-              </w:rPr>
-              <w:t xml:space="preserve"> </w:t>
-            </w:r>
-          </w:p>
-          <w:p>
-            <w:pPr>
-              <w:spacing w:after="20"/>
-            </w:pPr>
-            <w:r>
-              <w:rPr>
-                <w:rFonts w:ascii="Courier New" w:cs="Courier New" w:eastAsia="Courier New" w:hAnsi="Courier New"/>
-                <w:sz w:val="18"/>
-                <w:szCs w:val="18"/>
-              </w:rPr>
-              <w:t xml:space="preserve">    def get_fastest_algorithm(self, size, data_type=None):</w:t>
-            </w:r>
-          </w:p>
-          <w:p>
-            <w:pPr>
-              <w:spacing w:after="20"/>
-            </w:pPr>
-            <w:r>
-              <w:rPr>
-                <w:rFonts w:ascii="Courier New" w:cs="Courier New" w:eastAsia="Courier New" w:hAnsi="Courier New"/>
-                <w:sz w:val="18"/>
-                <w:szCs w:val="18"/>
-              </w:rPr>
-              <w:t xml:space="preserve">        """Get the fastest algorithm for a specific size/data type."""</w:t>
-            </w:r>
-          </w:p>
-          <w:p>
-            <w:pPr>
-              <w:spacing w:after="20"/>
-            </w:pPr>
-            <w:r>
-              <w:rPr>
-                <w:rFonts w:ascii="Courier New" w:cs="Courier New" w:eastAsia="Courier New" w:hAnsi="Courier New"/>
-                <w:sz w:val="18"/>
-                <w:szCs w:val="18"/>
-              </w:rPr>
-              <w:t xml:space="preserve">        matching = [r for r in self.results.values()</w:t>
-            </w:r>
-          </w:p>
-          <w:p>
-            <w:pPr>
-              <w:spacing w:after="20"/>
-            </w:pPr>
-            <w:r>
-              <w:rPr>
-                <w:rFonts w:ascii="Courier New" w:cs="Courier New" w:eastAsia="Courier New" w:hAnsi="Courier New"/>
-                <w:sz w:val="18"/>
-                <w:szCs w:val="18"/>
-              </w:rPr>
-              <w:t xml:space="preserve">                   if r['size'] == size]</w:t>
-            </w:r>
-          </w:p>
-          <w:p>
-            <w:pPr>
-              <w:spacing w:after="20"/>
-            </w:pPr>
-            <w:r>
-              <w:rPr>
-                <w:rFonts w:ascii="Courier New" w:cs="Courier New" w:eastAsia="Courier New" w:hAnsi="Courier New"/>
-                <w:sz w:val="18"/>
-                <w:szCs w:val="18"/>
-              </w:rPr>
-              <w:t xml:space="preserve"> </w:t>
-            </w:r>
-          </w:p>
-          <w:p>
-            <w:pPr>
-              <w:spacing w:after="20"/>
-            </w:pPr>
-            <w:r>
-              <w:rPr>
-                <w:rFonts w:ascii="Courier New" w:cs="Courier New" w:eastAsia="Courier New" w:hAnsi="Courier New"/>
-                <w:sz w:val="18"/>
-                <w:szCs w:val="18"/>
-              </w:rPr>
-              <w:t xml:space="preserve">        if data_type:</w:t>
-            </w:r>
-          </w:p>
-          <w:p>
-            <w:pPr>
-              <w:spacing w:after="20"/>
-            </w:pPr>
-            <w:r>
-              <w:rPr>
-                <w:rFonts w:ascii="Courier New" w:cs="Courier New" w:eastAsia="Courier New" w:hAnsi="Courier New"/>
-                <w:sz w:val="18"/>
-                <w:szCs w:val="18"/>
-              </w:rPr>
-              <w:t xml:space="preserve">            matching = [r for r in matching if r['data_type'] == data_type]</w:t>
-            </w:r>
-          </w:p>
-          <w:p>
-            <w:pPr>
-              <w:spacing w:after="20"/>
-            </w:pPr>
-            <w:r>
-              <w:rPr>
-                <w:rFonts w:ascii="Courier New" w:cs="Courier New" w:eastAsia="Courier New" w:hAnsi="Courier New"/>
-                <w:sz w:val="18"/>
-                <w:szCs w:val="18"/>
-              </w:rPr>
-              <w:t xml:space="preserve"> </w:t>
-            </w:r>
-          </w:p>
-          <w:p>
-            <w:pPr>
-              <w:spacing w:after="20"/>
-            </w:pPr>
-            <w:r>
-              <w:rPr>
-                <w:rFonts w:ascii="Courier New" w:cs="Courier New" w:eastAsia="Courier New" w:hAnsi="Courier New"/>
-                <w:sz w:val="18"/>
-                <w:szCs w:val="18"/>
-              </w:rPr>
-              <w:t xml:space="preserve">        if matching:</w:t>
-            </w:r>
-          </w:p>
-          <w:p>
-            <w:pPr>
-              <w:spacing w:after="20"/>
-            </w:pPr>
-            <w:r>
-              <w:rPr>
-                <w:rFonts w:ascii="Courier New" w:cs="Courier New" w:eastAsia="Courier New" w:hAnsi="Courier New"/>
-                <w:sz w:val="18"/>
-                <w:szCs w:val="18"/>
-              </w:rPr>
-              <w:t xml:space="preserve">            return min(matching, key=lambda r: r['time'])</w:t>
-            </w:r>
-          </w:p>
-          <w:p>
-            <w:pPr>
-              <w:spacing w:after="20"/>
-            </w:pPr>
-            <w:r>
-              <w:rPr>
-                <w:rFonts w:ascii="Courier New" w:cs="Courier New" w:eastAsia="Courier New" w:hAnsi="Courier New"/>
-                <w:sz w:val="18"/>
-                <w:szCs w:val="18"/>
-              </w:rPr>
-              <w:t xml:space="preserve">        return None</w:t>
-            </w:r>
-          </w:p>
-          <w:p>
-            <w:pPr>
-              <w:spacing w:after="20"/>
-            </w:pPr>
-            <w:r>
-              <w:rPr>
-                <w:rFonts w:ascii="Courier New" w:cs="Courier New" w:eastAsia="Courier New" w:hAnsi="Courier New"/>
-                <w:sz w:val="18"/>
-                <w:szCs w:val="18"/>
-              </w:rPr>
-              <w:t xml:space="preserve"> </w:t>
-            </w:r>
-          </w:p>
-          <w:p>
-            <w:pPr>
-              <w:spacing w:after="20"/>
-            </w:pPr>
-            <w:r>
-              <w:rPr>
-                <w:rFonts w:ascii="Courier New" w:cs="Courier New" w:eastAsia="Courier New" w:hAnsi="Courier New"/>
-                <w:sz w:val="18"/>
-                <w:szCs w:val="18"/>
-              </w:rPr>
-              <w:t xml:space="preserve"># Execute benchmarks</w:t>
             </w:r>
           </w:p>
           <w:p>
@@ -4374,71 +5127,6 @@
               <w:right w:type="dxa" w:w="160"/>
             </w:tcMar>
           </w:tcPr>
-          <w:p>
-            <w:pPr>
-              <w:spacing w:after="20"/>
-            </w:pPr>
-            <w:r>
-              <w:rPr>
-                <w:rFonts w:ascii="Courier New" w:cs="Courier New" w:eastAsia="Courier New" w:hAnsi="Courier New"/>
-                <w:sz w:val="18"/>
-                <w:szCs w:val="18"/>
-              </w:rPr>
-              <w:t xml:space="preserve"># See BenchmarkRunner class above</w:t>
-            </w:r>
-          </w:p>
-          <w:p>
-            <w:pPr>
-              <w:spacing w:after="20"/>
-            </w:pPr>
-            <w:r>
-              <w:rPr>
-                <w:rFonts w:ascii="Courier New" w:cs="Courier New" w:eastAsia="Courier New" w:hAnsi="Courier New"/>
-                <w:sz w:val="18"/>
-                <w:szCs w:val="18"/>
-              </w:rPr>
-              <w:t xml:space="preserve"># Execute: run_comprehensive_benchmark()</w:t>
-            </w:r>
-          </w:p>
-          <w:p>
-            <w:pPr>
-              <w:spacing w:after="20"/>
-            </w:pPr>
-            <w:r>
-              <w:rPr>
-                <w:rFonts w:ascii="Courier New" w:cs="Courier New" w:eastAsia="Courier New" w:hAnsi="Courier New"/>
-                <w:sz w:val="18"/>
-                <w:szCs w:val="18"/>
-              </w:rPr>
-              <w:t xml:space="preserve"># Results will show which algorithm is best for each scenario</w:t>
-            </w:r>
-          </w:p>
-          <w:p>
-            <w:pPr>
-              <w:spacing w:after="20"/>
-            </w:pPr>
-            <w:r>
-              <w:rPr>
-                <w:rFonts w:ascii="Courier New" w:cs="Courier New" w:eastAsia="Courier New" w:hAnsi="Courier New"/>
-                <w:sz w:val="18"/>
-                <w:szCs w:val="18"/>
-              </w:rPr>
-              <w:t xml:space="preserve"> </w:t>
-            </w:r>
-          </w:p>
-          <w:p>
-            <w:pPr>
-              <w:spacing w:after="20"/>
-            </w:pPr>
-            <w:r>
-              <w:rPr>
-                <w:rFonts w:ascii="Courier New" w:cs="Courier New" w:eastAsia="Courier New" w:hAnsi="Courier New"/>
-                <w:sz w:val="18"/>
-                <w:szCs w:val="18"/>
-              </w:rPr>
-              <w:t xml:space="preserve"># Challenge - Smart selector</w:t>
-            </w:r>
-          </w:p>
           <w:p>
             <w:pPr>
               <w:spacing w:after="20"/>

--- a/Coding 2 - year/Unit 5 - Sorting Searching & Recursion/Daily Lesson Plans/Word/Day 25.docx
+++ b/Coding 2 - year/Unit 5 - Sorting Searching & Recursion/Daily Lesson Plans/Word/Day 25.docx
@@ -380,7 +380,7 @@
                 <w:sz w:val="20"/>
                 <w:szCs w:val="20"/>
               </w:rPr>
-              <w:t xml:space="preserve">    In your own words: Benchmark sorting algorithms on various data types and analyze performance scaling?</w:t>
+              <w:t xml:space="preserve">    What do you already know about Sorting Project Benchmarking &amp; Data Generation? Write down one fact and one question you have.</w:t>
             </w:r>
             <w:r>
               <w:rPr>
@@ -477,7 +477,7 @@
                 <w:sz w:val="20"/>
                 <w:szCs w:val="20"/>
               </w:rPr>
-              <w:t xml:space="preserve">Today's Goal: By the end of class you will be able to benchmark sorting algorithms on various data types and analyze performance scaling.</w:t>
+              <w:t xml:space="preserve">Today’s Goal: By the end of class you will be able to benchmark sorting algorithms on various data types and analyze performance scaling.</w:t>
             </w:r>
             <w:r>
               <w:rPr>
@@ -1283,7 +1283,7 @@
                 <w:sz w:val="20"/>
                 <w:szCs w:val="20"/>
               </w:rPr>
-              <w:t xml:space="preserve">Quick Check: Benchmark sorting algorithms on various data types and analyze performance scaling?</w:t>
+              <w:t xml:space="preserve">What was the most challenging part of Sorting Project Benchmarking &amp; Data Generation today? How did you work through it?</w:t>
             </w:r>
             <w:r>
               <w:rPr>

--- a/Coding 2 - year/Unit 5 - Sorting Searching & Recursion/Daily Lesson Plans/Word/Day 25.docx
+++ b/Coding 2 - year/Unit 5 - Sorting Searching & Recursion/Daily Lesson Plans/Word/Day 25.docx
@@ -728,7 +728,7 @@
                 <w:sz w:val="20"/>
                 <w:szCs w:val="20"/>
               </w:rPr>
-              <w:t xml:space="preserve">    • Random: Completely unsorted</w:t>
+              <w:t xml:space="preserve">    • Generate multiple data types</w:t>
             </w:r>
             <w:r>
               <w:rPr>
@@ -750,7 +750,7 @@
                 <w:sz w:val="20"/>
                 <w:szCs w:val="20"/>
               </w:rPr>
-              <w:t xml:space="preserve">    • Sorted: Already in order (best case for some)</w:t>
+              <w:t xml:space="preserve">    • Test on various sizes (100, 1000, 10000+)</w:t>
             </w:r>
             <w:r>
               <w:rPr>
@@ -772,7 +772,7 @@
                 <w:sz w:val="20"/>
                 <w:szCs w:val="20"/>
               </w:rPr>
-              <w:t xml:space="preserve">    • Reverse: Backwards order (worst case for some)</w:t>
+              <w:t xml:space="preserve">    • Run each multiple times and average</w:t>
             </w:r>
             <w:r>
               <w:rPr>
@@ -794,7 +794,7 @@
                 <w:sz w:val="20"/>
                 <w:szCs w:val="20"/>
               </w:rPr>
-              <w:t xml:space="preserve">    • Nearly Sorted: Mostly sorted with some swaps</w:t>
+              <w:t xml:space="preserve">    • Collect detailed timing data</w:t>
             </w:r>
             <w:r>
               <w:rPr>
@@ -816,7 +816,73 @@
                 <w:sz w:val="20"/>
                 <w:szCs w:val="20"/>
               </w:rPr>
-              <w:t xml:space="preserve">    • Few Unique: Many duplicate values</w:t>
+              <w:t xml:space="preserve">    • Analyze scaling and patterns</w:t>
+            </w:r>
+            <w:r>
+              <w:rPr>
+                <w:rFonts w:ascii="Arial" w:cs="Arial" w:eastAsia="Arial" w:hAnsi="Arial"/>
+                <w:sz w:val="20"/>
+                <w:szCs w:val="20"/>
+              </w:rPr>
+              <w:br/>
+              <w:t xml:space="preserve"/>
+            </w:r>
+            <w:r>
+              <w:rPr>
+                <w:rFonts w:ascii="Arial" w:cs="Arial" w:eastAsia="Arial" w:hAnsi="Arial"/>
+                <w:b w:val="false"/>
+                <w:bCs w:val="false"/>
+                <w:i w:val="false"/>
+                <w:iCs w:val="false"/>
+                <w:color w:val="000000"/>
+                <w:sz w:val="20"/>
+                <w:szCs w:val="20"/>
+              </w:rPr>
+              <w:t xml:space="preserve">    • Random: Completely unsorted</w:t>
+            </w:r>
+            <w:r>
+              <w:rPr>
+                <w:rFonts w:ascii="Arial" w:cs="Arial" w:eastAsia="Arial" w:hAnsi="Arial"/>
+                <w:sz w:val="20"/>
+                <w:szCs w:val="20"/>
+              </w:rPr>
+              <w:br/>
+              <w:t xml:space="preserve"/>
+            </w:r>
+            <w:r>
+              <w:rPr>
+                <w:rFonts w:ascii="Arial" w:cs="Arial" w:eastAsia="Arial" w:hAnsi="Arial"/>
+                <w:b w:val="false"/>
+                <w:bCs w:val="false"/>
+                <w:i w:val="false"/>
+                <w:iCs w:val="false"/>
+                <w:color w:val="000000"/>
+                <w:sz w:val="20"/>
+                <w:szCs w:val="20"/>
+              </w:rPr>
+              <w:t xml:space="preserve">    • Sorted: Already in order (best case for some)</w:t>
+            </w:r>
+            <w:r>
+              <w:rPr>
+                <w:rFonts w:ascii="Arial" w:cs="Arial" w:eastAsia="Arial" w:hAnsi="Arial"/>
+                <w:sz w:val="20"/>
+                <w:szCs w:val="20"/>
+              </w:rPr>
+              <w:br/>
+              <w:t xml:space="preserve"/>
+            </w:r>
+            <w:r>
+              <w:rPr>
+                <w:rFonts w:ascii="Arial" w:cs="Arial" w:eastAsia="Arial" w:hAnsi="Arial"/>
+                <w:b w:val="false"/>
+                <w:bCs w:val="false"/>
+                <w:i w:val="false"/>
+                <w:iCs w:val="false"/>
+                <w:color w:val="000000"/>
+                <w:sz w:val="20"/>
+                <w:szCs w:val="20"/>
+              </w:rPr>
+              <w:t xml:space="preserve">    • Reverse: Backwards order (worst case for some)</w:t>
             </w:r>
             <w:r>
               <w:rPr>
@@ -1147,6 +1213,19 @@
             <w:r>
               <w:rPr>
                 <w:rFonts w:ascii="Arial" w:cs="Arial" w:eastAsia="Arial" w:hAnsi="Arial"/>
+                <w:b/>
+                <w:bCs/>
+                <w:i w:val="false"/>
+                <w:iCs w:val="false"/>
+                <w:color w:val="000000"/>
+                <w:sz w:val="20"/>
+                <w:szCs w:val="20"/>
+              </w:rPr>
+              <w:t xml:space="preserve">    Beginner: </w:t>
+            </w:r>
+            <w:r>
+              <w:rPr>
+                <w:rFonts w:ascii="Arial" w:cs="Arial" w:eastAsia="Arial" w:hAnsi="Arial"/>
                 <w:b w:val="false"/>
                 <w:bCs w:val="false"/>
                 <w:i w:val="false"/>
@@ -1155,7 +1234,77 @@
                 <w:sz w:val="20"/>
                 <w:szCs w:val="20"/>
               </w:rPr>
-              <w:t xml:space="preserve">    Work through problems from the day's exercise set.</w:t>
+              <w:t xml:space="preserve">Run benchmarks on 3 sizes (100, 1000, 10000) and 2 data types (random, sorted).</w:t>
+            </w:r>
+            <w:r>
+              <w:rPr>
+                <w:rFonts w:ascii="Arial" w:cs="Arial" w:eastAsia="Arial" w:hAnsi="Arial"/>
+                <w:sz w:val="20"/>
+                <w:szCs w:val="20"/>
+              </w:rPr>
+              <w:br/>
+              <w:t xml:space="preserve"/>
+            </w:r>
+            <w:r>
+              <w:rPr>
+                <w:rFonts w:ascii="Arial" w:cs="Arial" w:eastAsia="Arial" w:hAnsi="Arial"/>
+                <w:b/>
+                <w:bCs/>
+                <w:i w:val="false"/>
+                <w:iCs w:val="false"/>
+                <w:color w:val="000000"/>
+                <w:sz w:val="20"/>
+                <w:szCs w:val="20"/>
+              </w:rPr>
+              <w:t xml:space="preserve">    Intermediate: </w:t>
+            </w:r>
+            <w:r>
+              <w:rPr>
+                <w:rFonts w:ascii="Arial" w:cs="Arial" w:eastAsia="Arial" w:hAnsi="Arial"/>
+                <w:b w:val="false"/>
+                <w:bCs w:val="false"/>
+                <w:i w:val="false"/>
+                <w:iCs w:val="false"/>
+                <w:color w:val="000000"/>
+                <w:sz w:val="20"/>
+                <w:szCs w:val="20"/>
+              </w:rPr>
+              <w:t xml:space="preserve">Generate all 6 data types and benchmark all algorithms on sizes 100-10000.</w:t>
+            </w:r>
+            <w:r>
+              <w:rPr>
+                <w:rFonts w:ascii="Arial" w:cs="Arial" w:eastAsia="Arial" w:hAnsi="Arial"/>
+                <w:sz w:val="20"/>
+                <w:szCs w:val="20"/>
+              </w:rPr>
+              <w:br/>
+              <w:t xml:space="preserve"/>
+            </w:r>
+            <w:r>
+              <w:rPr>
+                <w:rFonts w:ascii="Arial" w:cs="Arial" w:eastAsia="Arial" w:hAnsi="Arial"/>
+                <w:b/>
+                <w:bCs/>
+                <w:i w:val="false"/>
+                <w:iCs w:val="false"/>
+                <w:color w:val="000000"/>
+                <w:sz w:val="20"/>
+                <w:szCs w:val="20"/>
+              </w:rPr>
+              <w:t xml:space="preserve">    Challenge: </w:t>
+            </w:r>
+            <w:r>
+              <w:rPr>
+                <w:rFonts w:ascii="Arial" w:cs="Arial" w:eastAsia="Arial" w:hAnsi="Arial"/>
+                <w:b w:val="false"/>
+                <w:bCs w:val="false"/>
+                <w:i w:val="false"/>
+                <w:iCs w:val="false"/>
+                <w:color w:val="000000"/>
+                <w:sz w:val="20"/>
+                <w:szCs w:val="20"/>
+              </w:rPr>
+              <w:t xml:space="preserve">Implement a "smart" algorithm selector that chooses the best algorithm based on array size and data type.</w:t>
             </w:r>
             <w:r>
               <w:rPr>
@@ -5444,6 +5593,94 @@
       <w:pPr>
         <w:spacing w:after="160"/>
       </w:pPr>
+    </w:p>
+    <w:p>
+      <w:pPr>
+        <w:pBdr>
+          <w:bottom w:val="single" w:color="1B7A4A" w:sz="4" w:space="4"/>
+        </w:pBdr>
+        <w:spacing w:after="100" w:before="120"/>
+      </w:pPr>
+      <w:r>
+        <w:rPr>
+          <w:rFonts w:ascii="Arial" w:cs="Arial" w:eastAsia="Arial" w:hAnsi="Arial"/>
+          <w:b/>
+          <w:bCs/>
+          <w:color w:val="1B7A4A"/>
+          <w:sz w:val="24"/>
+          <w:szCs w:val="24"/>
+        </w:rPr>
+        <w:t xml:space="preserve">Practice Problems</w:t>
+      </w:r>
+    </w:p>
+    <w:p>
+      <w:pPr>
+        <w:spacing w:after="80"/>
+      </w:pPr>
+      <w:r>
+        <w:rPr>
+          <w:rFonts w:ascii="Arial" w:cs="Arial" w:eastAsia="Arial" w:hAnsi="Arial"/>
+          <w:b/>
+          <w:bCs/>
+          <w:sz w:val="20"/>
+          <w:szCs w:val="20"/>
+        </w:rPr>
+        <w:t xml:space="preserve">Problem 1: </w:t>
+      </w:r>
+      <w:r>
+        <w:rPr>
+          <w:rFonts w:ascii="Arial" w:cs="Arial" w:eastAsia="Arial" w:hAnsi="Arial"/>
+          <w:sz w:val="20"/>
+          <w:szCs w:val="20"/>
+        </w:rPr>
+        <w:t xml:space="preserve">Beginner:  Run benchmarks on 3 sizes (100, 1000, 10000) and 2 data types (random, sorted).</w:t>
+      </w:r>
+    </w:p>
+    <w:p>
+      <w:pPr>
+        <w:spacing w:after="80"/>
+      </w:pPr>
+      <w:r>
+        <w:rPr>
+          <w:rFonts w:ascii="Arial" w:cs="Arial" w:eastAsia="Arial" w:hAnsi="Arial"/>
+          <w:b/>
+          <w:bCs/>
+          <w:sz w:val="20"/>
+          <w:szCs w:val="20"/>
+        </w:rPr>
+        <w:t xml:space="preserve">Problem 2: </w:t>
+      </w:r>
+      <w:r>
+        <w:rPr>
+          <w:rFonts w:ascii="Arial" w:cs="Arial" w:eastAsia="Arial" w:hAnsi="Arial"/>
+          <w:sz w:val="20"/>
+          <w:szCs w:val="20"/>
+        </w:rPr>
+        <w:t xml:space="preserve">Intermediate:  Generate all 6 data types and benchmark all algorithms on sizes 100-10000.</w:t>
+      </w:r>
+    </w:p>
+    <w:p>
+      <w:pPr>
+        <w:spacing w:after="80"/>
+      </w:pPr>
+      <w:r>
+        <w:rPr>
+          <w:rFonts w:ascii="Arial" w:cs="Arial" w:eastAsia="Arial" w:hAnsi="Arial"/>
+          <w:b/>
+          <w:bCs/>
+          <w:sz w:val="20"/>
+          <w:szCs w:val="20"/>
+        </w:rPr>
+        <w:t xml:space="preserve">Problem 3: </w:t>
+      </w:r>
+      <w:r>
+        <w:rPr>
+          <w:rFonts w:ascii="Arial" w:cs="Arial" w:eastAsia="Arial" w:hAnsi="Arial"/>
+          <w:sz w:val="20"/>
+          <w:szCs w:val="20"/>
+        </w:rPr>
+        <w:t xml:space="preserve">Challenge:  Implement a "smart" algorithm selector that chooses the best algorithm based on array size and data type.</w:t>
+      </w:r>
     </w:p>
     <w:p>
       <w:pPr>
